--- a/sprawozdanie_L4/Sprawozdanie_L4_m13x04.docx
+++ b/sprawozdanie_L4/Sprawozdanie_L4_m13x04.docx
@@ -2,111 +2,208 @@
 <file path=word/document.xml><?xml version="1.0" encoding="utf-8"?>
 <w:document xmlns:wpc="http://schemas.microsoft.com/office/word/2010/wordprocessingCanvas" xmlns:mo="http://schemas.microsoft.com/office/mac/office/2008/main" xmlns:mc="http://schemas.openxmlformats.org/markup-compatibility/2006" xmlns:mv="urn:schemas-microsoft-com:mac:vml" xmlns:o="urn:schemas-microsoft-com:office:office" xmlns:r="http://schemas.openxmlformats.org/officeDocument/2006/relationships" xmlns:m="http://schemas.openxmlformats.org/officeDocument/2006/math" xmlns:v="urn:schemas-microsoft-com:vml" xmlns:wp14="http://schemas.microsoft.com/office/word/2010/wordprocessingDrawing" xmlns:wp="http://schemas.openxmlformats.org/drawingml/2006/wordprocessingDrawing" xmlns:w10="urn:schemas-microsoft-com:office:word" xmlns:w="http://schemas.openxmlformats.org/wordprocessingml/2006/main" xmlns:w14="http://schemas.microsoft.com/office/word/2010/wordml" xmlns:wpg="http://schemas.microsoft.com/office/word/2010/wordprocessingGroup" xmlns:wpi="http://schemas.microsoft.com/office/word/2010/wordprocessingInk" xmlns:wne="http://schemas.microsoft.com/office/word/2006/wordml" xmlns:wps="http://schemas.microsoft.com/office/word/2010/wordprocessingShape" mc:Ignorable="w14 wp14">
   <w:body>
-    <w:p>
-      <w:pPr>
-        <w:spacing w:after="40"/>
-        <w:jc w:val="center"/>
-      </w:pPr>
-      <w:r>
-        <w:rPr>
-          <w:b w:val="0"/>
-          <w:sz w:val="28"/>
-        </w:rPr>
-        <w:t>Laboratorium z przedmiotu</w:t>
-      </w:r>
-    </w:p>
-    <w:p>
-      <w:pPr>
-        <w:spacing w:after="40"/>
-        <w:jc w:val="center"/>
-      </w:pPr>
-      <w:r>
-        <w:rPr>
-          <w:b/>
-          <w:sz w:val="36"/>
-        </w:rPr>
-        <w:t>Podstawy Robotyki</w:t>
-      </w:r>
-    </w:p>
-    <w:p>
-      <w:pPr>
-        <w:spacing w:after="40"/>
-        <w:jc w:val="center"/>
-      </w:pPr>
-      <w:r>
-        <w:rPr>
-          <w:b/>
-          <w:sz w:val="28"/>
-        </w:rPr>
-        <w:t>Laboratorium nr 4</w:t>
-      </w:r>
-    </w:p>
-    <w:p>
-      <w:pPr>
-        <w:jc w:val="center"/>
-      </w:pPr>
-      <w:r>
-        <w:rPr>
-          <w:b/>
-        </w:rPr>
-        <w:t xml:space="preserve">Temat: </w:t>
-      </w:r>
-      <w:r>
-        <w:t>Programowanie robotów Kawasaki z wykorzystaniem Teach-Pendanta</w:t>
-      </w:r>
-    </w:p>
     <w:tbl>
       <w:tblPr>
-        <w:tblStyle w:val="TableGrid"/>
-        <w:tblW w:type="auto" w:w="0"/>
+        <w:tblW w:type="dxa" w:w="9760"/>
+        <w:tblLayout w:type="fixed"/>
         <w:tblLook w:firstColumn="1" w:firstRow="1" w:lastColumn="0" w:lastRow="0" w:noHBand="0" w:noVBand="1" w:val="04A0"/>
+        <w:tblBorders>
+          <w:top w:val="single" w:sz="12" w:space="0" w:color="000000"/>
+          <w:left w:val="single" w:sz="12" w:space="0" w:color="000000"/>
+          <w:bottom w:val="single" w:sz="12" w:space="0" w:color="000000"/>
+          <w:right w:val="single" w:sz="12" w:space="0" w:color="000000"/>
+          <w:insideH w:val="single" w:sz="12" w:space="0" w:color="000000"/>
+          <w:insideV w:val="single" w:sz="12" w:space="0" w:color="000000"/>
+        </w:tblBorders>
       </w:tblPr>
       <w:tblGrid>
-        <w:gridCol w:w="4819"/>
-        <w:gridCol w:w="4819"/>
+        <w:gridCol w:w="4820"/>
+        <w:gridCol w:w="4940"/>
       </w:tblGrid>
       <w:tr>
         <w:tc>
           <w:tcPr>
-            <w:tcW w:type="dxa" w:w="4819"/>
+            <w:tcW w:type="dxa" w:w="9760"/>
+            <w:gridSpan w:val="2"/>
           </w:tcPr>
           <w:p>
             <w:pPr>
-              <w:spacing w:after="0" w:before="0"/>
+              <w:spacing w:before="0" w:after="0" w:line="240" w:lineRule="auto"/>
+              <w:jc w:val="center"/>
             </w:pPr>
             <w:r>
               <w:rPr>
-                <w:sz w:val="20"/>
+                <w:rFonts w:ascii="Calibri" w:hAnsi="Calibri" w:eastAsia="Calibri" w:cs="Calibri"/>
+                <w:b w:val="0"/>
+                <w:sz w:val="24"/>
               </w:rPr>
+              <w:t>Laboratorium z przedmiotu</w:t>
+            </w:r>
+          </w:p>
+          <w:p>
+            <w:pPr>
+              <w:spacing w:before="0" w:after="0" w:line="240" w:lineRule="auto"/>
+              <w:jc w:val="center"/>
+            </w:pPr>
+            <w:r>
+              <w:rPr>
+                <w:rFonts w:ascii="Calibri" w:hAnsi="Calibri" w:eastAsia="Calibri" w:cs="Calibri"/>
+                <w:b/>
+                <w:sz w:val="24"/>
+              </w:rPr>
+              <w:t>Podstawy Robotyki</w:t>
+            </w:r>
+          </w:p>
+          <w:p>
+            <w:pPr>
+              <w:spacing w:before="0" w:after="0" w:line="240" w:lineRule="auto"/>
+            </w:pPr>
+            <w:r>
+              <w:rPr>
+                <w:rFonts w:ascii="Calibri" w:hAnsi="Calibri" w:eastAsia="Calibri" w:cs="Calibri"/>
+                <w:b w:val="0"/>
+                <w:sz w:val="24"/>
+              </w:rPr>
+              <w:t>Laboratorium nr 4</w:t>
+            </w:r>
+          </w:p>
+          <w:p>
+            <w:pPr>
+              <w:tabs>
+                <w:tab w:pos="960" w:val="left"/>
+              </w:tabs>
+              <w:spacing w:before="0" w:after="0" w:line="240" w:lineRule="auto"/>
+            </w:pPr>
+            <w:r>
+              <w:rPr>
+                <w:rFonts w:ascii="Calibri" w:hAnsi="Calibri" w:eastAsia="Calibri" w:cs="Calibri"/>
+                <w:b w:val="0"/>
+                <w:sz w:val="24"/>
+              </w:rPr>
+              <w:t>Temat:</w:t>
+              <w:tab/>
             </w:r>
             <w:r>
               <w:rPr>
+                <w:rFonts w:ascii="Calibri" w:hAnsi="Calibri" w:eastAsia="Calibri" w:cs="Calibri"/>
+                <w:b/>
+                <w:sz w:val="24"/>
+              </w:rPr>
+              <w:t>Programowanie robotów Kawasaki z wykorzystaniem Teach-Pendanta</w:t>
+            </w:r>
+          </w:p>
+        </w:tc>
+      </w:tr>
+      <w:tr>
+        <w:trPr>
+          <w:trHeight w:val="388" w:hRule="atLeast"/>
+        </w:trPr>
+        <w:tc>
+          <w:tcPr>
+            <w:tcW w:type="dxa" w:w="4820"/>
+          </w:tcPr>
+          <w:p>
+            <w:pPr>
+              <w:tabs>
+                <w:tab w:pos="2120" w:val="left"/>
+              </w:tabs>
+              <w:spacing w:before="0" w:after="0" w:line="240" w:lineRule="auto"/>
+            </w:pPr>
+            <w:r>
+              <w:rPr>
+                <w:rFonts w:ascii="Calibri" w:hAnsi="Calibri" w:eastAsia="Calibri" w:cs="Calibri"/>
                 <w:b w:val="0"/>
-                <w:sz w:val="20"/>
+                <w:sz w:val="22"/>
               </w:rPr>
-              <w:t>Rok akademicki: 2026/2027</w:t>
+              <w:t>Rok akademicki:</w:t>
+              <w:tab/>
+            </w:r>
+            <w:r>
+              <w:rPr>
+                <w:rFonts w:ascii="Calibri" w:hAnsi="Calibri" w:eastAsia="Calibri" w:cs="Calibri"/>
+                <w:b w:val="0"/>
+                <w:sz w:val="22"/>
+              </w:rPr>
+              <w:t>2026/2027</w:t>
             </w:r>
           </w:p>
         </w:tc>
         <w:tc>
           <w:tcPr>
-            <w:tcW w:type="dxa" w:w="4819"/>
+            <w:tcW w:type="dxa" w:w="4940"/>
           </w:tcPr>
           <w:p>
             <w:pPr>
-              <w:spacing w:after="0" w:before="0"/>
+              <w:spacing w:before="0" w:after="0" w:line="240" w:lineRule="auto"/>
             </w:pPr>
             <w:r>
               <w:rPr>
-                <w:sz w:val="20"/>
+                <w:rFonts w:ascii="Calibri" w:hAnsi="Calibri" w:eastAsia="Calibri" w:cs="Calibri"/>
+                <w:b w:val="0"/>
+                <w:sz w:val="24"/>
               </w:rPr>
+              <w:t xml:space="preserve">Data realizacji zajęć:  </w:t>
             </w:r>
             <w:r>
               <w:rPr>
+                <w:rFonts w:ascii="Calibri" w:hAnsi="Calibri" w:eastAsia="Calibri" w:cs="Calibri"/>
                 <w:b w:val="0"/>
-                <w:sz w:val="20"/>
+                <w:color w:val="FF0000"/>
+                <w:sz w:val="24"/>
               </w:rPr>
-              <w:t>Data realizacji zajęć: 12.10.2026</w:t>
+              <w:t>12.10.2026</w:t>
+            </w:r>
+          </w:p>
+        </w:tc>
+      </w:tr>
+      <w:tr>
+        <w:trPr>
+          <w:trHeight w:val="360" w:hRule="atLeast"/>
+        </w:trPr>
+        <w:tc>
+          <w:tcPr>
+            <w:tcW w:type="dxa" w:w="4820"/>
+          </w:tcPr>
+          <w:p>
+            <w:pPr>
+              <w:tabs>
+                <w:tab w:pos="2120" w:val="left"/>
+              </w:tabs>
+              <w:spacing w:before="0" w:after="0" w:line="240" w:lineRule="auto"/>
+            </w:pPr>
+            <w:r>
+              <w:rPr>
+                <w:rFonts w:ascii="Calibri" w:hAnsi="Calibri" w:eastAsia="Calibri" w:cs="Calibri"/>
+                <w:b w:val="0"/>
+                <w:sz w:val="22"/>
+              </w:rPr>
+              <w:t>Grupa:</w:t>
+              <w:tab/>
+            </w:r>
+            <w:r>
+              <w:rPr>
+                <w:rFonts w:ascii="Calibri" w:hAnsi="Calibri" w:eastAsia="Calibri" w:cs="Calibri"/>
+                <w:b w:val="0"/>
+                <w:sz w:val="22"/>
+              </w:rPr>
+              <w:t>GL04</w:t>
+            </w:r>
+          </w:p>
+        </w:tc>
+        <w:tc>
+          <w:tcPr>
+            <w:tcW w:type="dxa" w:w="4940"/>
+          </w:tcPr>
+          <w:p>
+            <w:pPr>
+              <w:spacing w:before="0" w:after="0" w:line="240" w:lineRule="auto"/>
+            </w:pPr>
+            <w:r>
+              <w:rPr>
+                <w:rFonts w:ascii="Calibri" w:hAnsi="Calibri" w:eastAsia="Calibri" w:cs="Calibri"/>
+                <w:b w:val="0"/>
+                <w:sz w:val="24"/>
+              </w:rPr>
             </w:r>
           </w:p>
         </w:tc>
@@ -114,45 +211,320 @@
       <w:tr>
         <w:tc>
           <w:tcPr>
-            <w:tcW w:type="dxa" w:w="4819"/>
+            <w:tcW w:type="dxa" w:w="9760"/>
+            <w:gridSpan w:val="2"/>
           </w:tcPr>
           <w:p>
             <w:pPr>
-              <w:spacing w:after="0" w:before="0"/>
+              <w:tabs>
+                <w:tab w:pos="1980" w:val="left"/>
+              </w:tabs>
+              <w:spacing w:before="0" w:after="0" w:line="276" w:lineRule="auto"/>
             </w:pPr>
             <w:r>
               <w:rPr>
-                <w:sz w:val="20"/>
+                <w:rFonts w:ascii="Calibri" w:hAnsi="Calibri" w:eastAsia="Calibri" w:cs="Calibri"/>
+                <w:b w:val="0"/>
+                <w:sz w:val="24"/>
               </w:rPr>
+              <w:t>Imiona i Nazwiska:</w:t>
+              <w:tab/>
             </w:r>
             <w:r>
               <w:rPr>
+                <w:rFonts w:ascii="Calibri" w:hAnsi="Calibri" w:eastAsia="Calibri" w:cs="Calibri"/>
                 <w:b w:val="0"/>
-                <w:sz w:val="20"/>
+                <w:color w:val="FF0000"/>
+                <w:sz w:val="24"/>
               </w:rPr>
-              <w:t>Grupa: GL04</w:t>
+              <w:t>1. ……………………………………., odpowiedzialny za 1,….</w:t>
+            </w:r>
+          </w:p>
+          <w:p>
+            <w:pPr>
+              <w:tabs>
+                <w:tab w:pos="1980" w:val="left"/>
+              </w:tabs>
+              <w:spacing w:before="0" w:after="0" w:line="276" w:lineRule="auto"/>
+            </w:pPr>
+            <w:r>
+              <w:rPr>
+                <w:rFonts w:ascii="Calibri" w:hAnsi="Calibri" w:eastAsia="Calibri" w:cs="Calibri"/>
+                <w:b w:val="0"/>
+                <w:sz w:val="24"/>
+              </w:rPr>
+              <w:tab/>
+            </w:r>
+            <w:r>
+              <w:rPr>
+                <w:rFonts w:ascii="Calibri" w:hAnsi="Calibri" w:eastAsia="Calibri" w:cs="Calibri"/>
+                <w:b w:val="0"/>
+                <w:color w:val="FF0000"/>
+                <w:sz w:val="24"/>
+              </w:rPr>
+              <w:t>2. ……………………………………., odpowiedzialny za 2,....</w:t>
+            </w:r>
+          </w:p>
+          <w:p>
+            <w:pPr>
+              <w:tabs>
+                <w:tab w:pos="1980" w:val="left"/>
+              </w:tabs>
+              <w:spacing w:before="0" w:after="0" w:line="276" w:lineRule="auto"/>
+            </w:pPr>
+            <w:r>
+              <w:rPr>
+                <w:rFonts w:ascii="Calibri" w:hAnsi="Calibri" w:eastAsia="Calibri" w:cs="Calibri"/>
+                <w:b w:val="0"/>
+                <w:sz w:val="24"/>
+              </w:rPr>
+              <w:tab/>
+            </w:r>
+            <w:r>
+              <w:rPr>
+                <w:rFonts w:ascii="Calibri" w:hAnsi="Calibri" w:eastAsia="Calibri" w:cs="Calibri"/>
+                <w:b w:val="0"/>
+                <w:color w:val="FF0000"/>
+                <w:sz w:val="24"/>
+              </w:rPr>
+              <w:t>3. ……………………………………., odpowiedzialny za 3,….</w:t>
+            </w:r>
+          </w:p>
+          <w:p>
+            <w:pPr>
+              <w:tabs>
+                <w:tab w:pos="1980" w:val="left"/>
+              </w:tabs>
+              <w:spacing w:before="0" w:after="0" w:line="276" w:lineRule="auto"/>
+            </w:pPr>
+            <w:r>
+              <w:rPr>
+                <w:rFonts w:ascii="Calibri" w:hAnsi="Calibri" w:eastAsia="Calibri" w:cs="Calibri"/>
+                <w:b w:val="0"/>
+                <w:sz w:val="24"/>
+              </w:rPr>
+              <w:tab/>
+            </w:r>
+            <w:r>
+              <w:rPr>
+                <w:rFonts w:ascii="Calibri" w:hAnsi="Calibri" w:eastAsia="Calibri" w:cs="Calibri"/>
+                <w:b w:val="0"/>
+                <w:color w:val="FF0000"/>
+                <w:sz w:val="24"/>
+              </w:rPr>
+              <w:t>4. ……………………………………., odpowiedzialny za ?,…..</w:t>
             </w:r>
           </w:p>
         </w:tc>
+      </w:tr>
+    </w:tbl>
+    <w:p>
+      <w:pPr>
+        <w:spacing w:before="0" w:after="0" w:line="276" w:lineRule="auto"/>
+      </w:pPr>
+      <w:r>
+        <w:rPr>
+          <w:rFonts w:ascii="Times New Roman" w:hAnsi="Times New Roman" w:eastAsia="Times New Roman" w:cs="Times New Roman"/>
+          <w:b/>
+          <w:sz w:val="24"/>
+        </w:rPr>
+      </w:r>
+    </w:p>
+    <w:p>
+      <w:pPr>
+        <w:tabs>
+          <w:tab w:pos="426" w:val="left"/>
+        </w:tabs>
+        <w:spacing w:before="0" w:after="0" w:line="276" w:lineRule="auto"/>
+        <w:ind w:left="426" w:hanging="426"/>
+        <w:jc w:val="both"/>
+      </w:pPr>
+      <w:r>
+        <w:rPr>
+          <w:rFonts w:ascii="Times New Roman" w:hAnsi="Times New Roman" w:eastAsia="Times New Roman" w:cs="Times New Roman"/>
+          <w:b/>
+          <w:sz w:val="24"/>
+        </w:rPr>
+        <w:t>1)</w:t>
+        <w:tab/>
+        <w:t>Rysunek podanego do zaprogramowania zadania manipulacyjnego z zaznaczonym globalnym układem współrzędnych i parametrami ruchu (może być odręczny)</w:t>
+      </w:r>
+    </w:p>
+    <w:p>
+      <w:pPr>
+        <w:spacing w:before="0" w:after="0" w:line="276" w:lineRule="auto"/>
+      </w:pPr>
+      <w:r>
+        <w:rPr>
+          <w:rFonts w:ascii="Times New Roman" w:hAnsi="Times New Roman" w:eastAsia="Times New Roman" w:cs="Times New Roman"/>
+          <w:b/>
+          <w:sz w:val="24"/>
+        </w:rPr>
+      </w:r>
+    </w:p>
+    <w:p>
+      <w:pPr>
+        <w:spacing w:before="0" w:after="0" w:line="276" w:lineRule="auto"/>
+      </w:pPr>
+      <w:r>
+        <w:rPr>
+          <w:rFonts w:ascii="Times New Roman" w:hAnsi="Times New Roman" w:eastAsia="Times New Roman" w:cs="Times New Roman"/>
+          <w:b/>
+          <w:sz w:val="24"/>
+        </w:rPr>
+      </w:r>
+    </w:p>
+    <w:p>
+      <w:pPr>
+        <w:spacing w:before="0" w:after="0" w:line="276" w:lineRule="auto"/>
+      </w:pPr>
+      <w:r>
+        <w:rPr>
+          <w:rFonts w:ascii="Times New Roman" w:hAnsi="Times New Roman" w:eastAsia="Times New Roman" w:cs="Times New Roman"/>
+          <w:b/>
+          <w:sz w:val="24"/>
+        </w:rPr>
+      </w:r>
+    </w:p>
+    <w:p>
+      <w:pPr>
+        <w:spacing w:before="0" w:after="0" w:line="276" w:lineRule="auto"/>
+      </w:pPr>
+      <w:r>
+        <w:rPr>
+          <w:rFonts w:ascii="Times New Roman" w:hAnsi="Times New Roman" w:eastAsia="Times New Roman" w:cs="Times New Roman"/>
+          <w:b/>
+          <w:sz w:val="24"/>
+        </w:rPr>
+      </w:r>
+    </w:p>
+    <w:p>
+      <w:pPr>
+        <w:spacing w:before="0" w:after="0" w:line="276" w:lineRule="auto"/>
+      </w:pPr>
+      <w:r>
+        <w:rPr>
+          <w:rFonts w:ascii="Times New Roman" w:hAnsi="Times New Roman" w:eastAsia="Times New Roman" w:cs="Times New Roman"/>
+          <w:b/>
+          <w:sz w:val="24"/>
+        </w:rPr>
+      </w:r>
+    </w:p>
+    <w:p>
+      <w:pPr>
+        <w:spacing w:before="0" w:after="0" w:line="276" w:lineRule="auto"/>
+      </w:pPr>
+      <w:r>
+        <w:rPr>
+          <w:rFonts w:ascii="Times New Roman" w:hAnsi="Times New Roman" w:eastAsia="Times New Roman" w:cs="Times New Roman"/>
+          <w:b/>
+          <w:sz w:val="24"/>
+        </w:rPr>
+      </w:r>
+    </w:p>
+    <w:p>
+      <w:pPr>
+        <w:spacing w:before="0" w:after="0" w:line="276" w:lineRule="auto"/>
+      </w:pPr>
+      <w:r>
+        <w:rPr>
+          <w:rFonts w:ascii="Times New Roman" w:hAnsi="Times New Roman" w:eastAsia="Times New Roman" w:cs="Times New Roman"/>
+          <w:b/>
+          <w:sz w:val="24"/>
+        </w:rPr>
+      </w:r>
+    </w:p>
+    <w:p>
+      <w:pPr>
+        <w:spacing w:before="0" w:after="0" w:line="276" w:lineRule="auto"/>
+      </w:pPr>
+      <w:r>
+        <w:rPr>
+          <w:rFonts w:ascii="Times New Roman" w:hAnsi="Times New Roman" w:eastAsia="Times New Roman" w:cs="Times New Roman"/>
+          <w:b/>
+          <w:sz w:val="24"/>
+        </w:rPr>
+      </w:r>
+    </w:p>
+    <w:p>
+      <w:pPr>
+        <w:spacing w:before="0" w:after="0" w:line="276" w:lineRule="auto"/>
+      </w:pPr>
+      <w:r>
+        <w:rPr>
+          <w:rFonts w:ascii="Times New Roman" w:hAnsi="Times New Roman" w:eastAsia="Times New Roman" w:cs="Times New Roman"/>
+          <w:b/>
+          <w:sz w:val="24"/>
+        </w:rPr>
+      </w:r>
+    </w:p>
+    <w:p>
+      <w:pPr>
+        <w:spacing w:before="0" w:after="0" w:line="276" w:lineRule="auto"/>
+      </w:pPr>
+      <w:r>
+        <w:rPr>
+          <w:rFonts w:ascii="Times New Roman" w:hAnsi="Times New Roman" w:eastAsia="Times New Roman" w:cs="Times New Roman"/>
+          <w:b/>
+          <w:sz w:val="24"/>
+        </w:rPr>
+      </w:r>
+    </w:p>
+    <w:p>
+      <w:pPr>
+        <w:tabs>
+          <w:tab w:pos="426" w:val="left"/>
+        </w:tabs>
+        <w:spacing w:before="0" w:after="0" w:line="360" w:lineRule="auto"/>
+        <w:ind w:left="426" w:hanging="426"/>
+        <w:jc w:val="both"/>
+      </w:pPr>
+      <w:r>
+        <w:rPr>
+          <w:rFonts w:ascii="Times New Roman" w:hAnsi="Times New Roman" w:eastAsia="Times New Roman" w:cs="Times New Roman"/>
+          <w:b/>
+          <w:sz w:val="24"/>
+        </w:rPr>
+        <w:t>2)</w:t>
+        <w:tab/>
+        <w:t>Kod programu z Teach Pendanta (zdjęcie lub przepisane) wraz komentarzem do każdego kroku.</w:t>
+      </w:r>
+    </w:p>
+    <w:tbl>
+      <w:tblPr>
+        <w:tblW w:type="dxa" w:w="9640"/>
+        <w:tblLayout w:type="fixed"/>
+        <w:tblLook w:firstColumn="1" w:firstRow="1" w:lastColumn="0" w:lastRow="0" w:noHBand="0" w:noVBand="1" w:val="04A0"/>
+        <w:tblBorders>
+          <w:top w:val="single" w:sz="4" w:space="0" w:color="000000"/>
+          <w:left w:val="single" w:sz="4" w:space="0" w:color="000000"/>
+          <w:bottom w:val="single" w:sz="4" w:space="0" w:color="000000"/>
+          <w:right w:val="single" w:sz="4" w:space="0" w:color="000000"/>
+          <w:insideH w:val="single" w:sz="4" w:space="0" w:color="000000"/>
+          <w:insideV w:val="single" w:sz="4" w:space="0" w:color="000000"/>
+        </w:tblBorders>
+      </w:tblPr>
+      <w:tblGrid>
+        <w:gridCol w:w="9640"/>
+      </w:tblGrid>
+      <w:tr>
         <w:tc>
           <w:tcPr>
-            <w:tcW w:type="dxa" w:w="4819"/>
+            <w:tcW w:type="dxa" w:w="9640"/>
           </w:tcPr>
           <w:p>
             <w:pPr>
-              <w:spacing w:after="0" w:before="0"/>
+              <w:pageBreakBefore w:val="0"/>
+              <w:spacing w:before="0" w:after="0" w:line="360" w:lineRule="auto"/>
+              <w:jc w:val="center"/>
             </w:pPr>
             <w:r>
               <w:rPr>
-                <w:sz w:val="20"/>
+                <w:rFonts w:ascii="Times New Roman" w:hAnsi="Times New Roman" w:eastAsia="Times New Roman" w:cs="Times New Roman"/>
+                <w:b w:val="0"/>
+                <w:sz w:val="24"/>
               </w:rPr>
-            </w:r>
-            <w:r>
-              <w:rPr>
-                <w:b w:val="0"/>
-                <w:sz w:val="20"/>
-              </w:rPr>
-              <w:t>Program: m13x04</w:t>
+              <w:t>Kod programu</w:t>
             </w:r>
           </w:p>
         </w:tc>
@@ -160,65 +532,474 @@
       <w:tr>
         <w:tc>
           <w:tcPr>
-            <w:tcW w:type="dxa" w:w="9638"/>
-            <w:gridSpan w:val="2"/>
+            <w:tcW w:type="dxa" w:w="9640"/>
           </w:tcPr>
           <w:p>
+            <w:pPr>
+              <w:spacing w:before="0" w:after="0" w:lineRule="exact" w:line="148"/>
+            </w:pPr>
             <w:r>
               <w:rPr>
-                <w:sz w:val="20"/>
+                <w:rFonts w:ascii="Courier New" w:hAnsi="Courier New" w:eastAsia="Courier New" w:cs="Courier New"/>
+                <w:b w:val="0"/>
+                <w:sz w:val="14"/>
               </w:rPr>
-            </w:r>
-            <w:r>
-              <w:rPr>
-                <w:b/>
-                <w:sz w:val="20"/>
-              </w:rPr>
-              <w:t>Imiona i Nazwiska:</w:t>
+              <w:t xml:space="preserve"> 0  .PROGRAM m13x04()</w:t>
             </w:r>
           </w:p>
           <w:p>
             <w:pPr>
-              <w:spacing w:after="0"/>
+              <w:spacing w:before="0" w:after="0" w:lineRule="exact" w:line="148"/>
             </w:pPr>
             <w:r>
               <w:rPr>
-                <w:sz w:val="20"/>
+                <w:rFonts w:ascii="Courier New" w:hAnsi="Courier New" w:eastAsia="Courier New" w:cs="Courier New"/>
+                <w:b w:val="0"/>
+                <w:sz w:val="14"/>
               </w:rPr>
-              <w:t>1. ……………………………………., odpowiedzialny za 1,….</w:t>
+              <w:t xml:space="preserve"> 1  AC JOINT SPEED9 ACCU1 TIMER0  OX= WX= #[-86.688,-7.0655,-86.28,0.95457,-100.13,-183.58]</w:t>
             </w:r>
           </w:p>
           <w:p>
             <w:pPr>
-              <w:spacing w:after="0"/>
+              <w:spacing w:before="0" w:after="0" w:lineRule="exact" w:line="148"/>
             </w:pPr>
             <w:r>
               <w:rPr>
-                <w:sz w:val="20"/>
+                <w:rFonts w:ascii="Courier New" w:hAnsi="Courier New" w:eastAsia="Courier New" w:cs="Courier New"/>
+                <w:b w:val="0"/>
+                <w:sz w:val="14"/>
               </w:rPr>
-              <w:t>2. ……………………………………., odpowiedzialny za 2,….</w:t>
+              <w:t xml:space="preserve"> 2  AC JOINT SPEED9 ACCU1 TIMER0  OX= WX= #[-115.87,-13.166,-118.3,-1.0621,-74.347,-65.354]</w:t>
             </w:r>
           </w:p>
           <w:p>
             <w:pPr>
-              <w:spacing w:after="0"/>
+              <w:spacing w:before="0" w:after="0" w:lineRule="exact" w:line="148"/>
             </w:pPr>
             <w:r>
               <w:rPr>
-                <w:sz w:val="20"/>
+                <w:rFonts w:ascii="Courier New" w:hAnsi="Courier New" w:eastAsia="Courier New" w:cs="Courier New"/>
+                <w:b w:val="0"/>
+                <w:sz w:val="14"/>
               </w:rPr>
-              <w:t>3. ……………………………………., odpowiedzialny za 3,….</w:t>
+              <w:t xml:space="preserve"> 3  AC LINEAR SPEED3 ACCU1 TIMER0  OX= WX= #[-115.87,-8.7489,-128.17,-1.181,-60.069,-65.05]</w:t>
             </w:r>
           </w:p>
           <w:p>
             <w:pPr>
-              <w:spacing w:after="0"/>
+              <w:spacing w:before="0" w:after="0" w:lineRule="exact" w:line="148"/>
             </w:pPr>
             <w:r>
               <w:rPr>
-                <w:sz w:val="20"/>
+                <w:rFonts w:ascii="Courier New" w:hAnsi="Courier New" w:eastAsia="Courier New" w:cs="Courier New"/>
+                <w:b w:val="0"/>
+                <w:sz w:val="14"/>
               </w:rPr>
-              <w:t>4. ……………………………………., odpowiedzialny za ?,….</w:t>
+              <w:t xml:space="preserve"> 4  AC LINEAR SPEED3 ACCU1 TIMER1  OX=13 WX= #[-115.87,-8.7492,-128.16,-1.181,-60.069,-65.05]</w:t>
+            </w:r>
+          </w:p>
+          <w:p>
+            <w:pPr>
+              <w:spacing w:before="0" w:after="0" w:lineRule="exact" w:line="148"/>
+            </w:pPr>
+            <w:r>
+              <w:rPr>
+                <w:rFonts w:ascii="Courier New" w:hAnsi="Courier New" w:eastAsia="Courier New" w:cs="Courier New"/>
+                <w:b w:val="0"/>
+                <w:sz w:val="14"/>
+              </w:rPr>
+              <w:t xml:space="preserve"> 5  AC LINEAR SPEED3 ACCU1 TIMER0  OX=13 WX= #[-115.87,-14.028,-113.48,-1.0387,-79.999,-65.46]</w:t>
+            </w:r>
+          </w:p>
+          <w:p>
+            <w:pPr>
+              <w:spacing w:before="0" w:after="0" w:lineRule="exact" w:line="148"/>
+            </w:pPr>
+            <w:r>
+              <w:rPr>
+                <w:rFonts w:ascii="Courier New" w:hAnsi="Courier New" w:eastAsia="Courier New" w:cs="Courier New"/>
+                <w:b w:val="0"/>
+                <w:sz w:val="14"/>
+              </w:rPr>
+              <w:t xml:space="preserve"> 6  AC JOINT SPEED9 ACCU1 TIMER0  OX=13 WX= #[-63.174,-13.609,-113.17,-0.17866,-79.296,-118.25]</w:t>
+            </w:r>
+          </w:p>
+          <w:p>
+            <w:pPr>
+              <w:spacing w:before="0" w:after="0" w:lineRule="exact" w:line="148"/>
+            </w:pPr>
+            <w:r>
+              <w:rPr>
+                <w:rFonts w:ascii="Courier New" w:hAnsi="Courier New" w:eastAsia="Courier New" w:cs="Courier New"/>
+                <w:b w:val="0"/>
+                <w:sz w:val="14"/>
+              </w:rPr>
+              <w:t xml:space="preserve"> 7  AC LINEAR SPEED3 ACCU1 TIMER0  OX=13 WX= #[-63.179,-6.5709,-126.18,-0.20307,-59.272,-118.17]</w:t>
+            </w:r>
+          </w:p>
+          <w:p>
+            <w:pPr>
+              <w:spacing w:before="0" w:after="0" w:lineRule="exact" w:line="148"/>
+            </w:pPr>
+            <w:r>
+              <w:rPr>
+                <w:rFonts w:ascii="Courier New" w:hAnsi="Courier New" w:eastAsia="Courier New" w:cs="Courier New"/>
+                <w:b w:val="0"/>
+                <w:sz w:val="14"/>
+              </w:rPr>
+              <w:t xml:space="preserve"> 8  AC LINEAR SPEED3 ACCU1 TIMER1  OX= WX= #[-63.179,-6.5709,-126.18,-0.20307,-59.272,-118.17]</w:t>
+            </w:r>
+          </w:p>
+          <w:p>
+            <w:pPr>
+              <w:spacing w:before="0" w:after="0" w:lineRule="exact" w:line="148"/>
+            </w:pPr>
+            <w:r>
+              <w:rPr>
+                <w:rFonts w:ascii="Courier New" w:hAnsi="Courier New" w:eastAsia="Courier New" w:cs="Courier New"/>
+                <w:b w:val="0"/>
+                <w:sz w:val="14"/>
+              </w:rPr>
+              <w:t xml:space="preserve"> 9  AC LINEAR SPEED3 ACCU1 TIMER0  OX= WX= #[-63.18,-11.698,-112.82,-0.17918,-77.742,-118.24]</w:t>
+            </w:r>
+          </w:p>
+          <w:p>
+            <w:pPr>
+              <w:spacing w:before="0" w:after="0" w:lineRule="exact" w:line="148"/>
+            </w:pPr>
+            <w:r>
+              <w:rPr>
+                <w:rFonts w:ascii="Courier New" w:hAnsi="Courier New" w:eastAsia="Courier New" w:cs="Courier New"/>
+                <w:b w:val="0"/>
+                <w:sz w:val="14"/>
+              </w:rPr>
+              <w:t>10  AC JOINT SPEED9 ACCU1 TIMER0  OX= WX= #[-113.35,-10.567,-111.94,-0.99145,-78.085,-68.048]</w:t>
+            </w:r>
+          </w:p>
+          <w:p>
+            <w:pPr>
+              <w:spacing w:before="0" w:after="0" w:lineRule="exact" w:line="148"/>
+            </w:pPr>
+            <w:r>
+              <w:rPr>
+                <w:rFonts w:ascii="Courier New" w:hAnsi="Courier New" w:eastAsia="Courier New" w:cs="Courier New"/>
+                <w:b w:val="0"/>
+                <w:sz w:val="14"/>
+              </w:rPr>
+              <w:t>11  AC JOINT SPEED9 ACCU1 TIMER0  OX= WX= #[-113.33,-10.549,-111.91,-0.99041,-78.084,-68.057]</w:t>
+            </w:r>
+          </w:p>
+          <w:p>
+            <w:pPr>
+              <w:spacing w:before="0" w:after="0" w:lineRule="exact" w:line="148"/>
+            </w:pPr>
+            <w:r>
+              <w:rPr>
+                <w:rFonts w:ascii="Courier New" w:hAnsi="Courier New" w:eastAsia="Courier New" w:cs="Courier New"/>
+                <w:b w:val="0"/>
+                <w:sz w:val="14"/>
+              </w:rPr>
+              <w:t>12  AC LINEAR SPEED3 ACCU1 TIMER0  OX= WX= #[-113.74,-4.8209,-124.9,-1.1317,-59.375,-67.282]</w:t>
+            </w:r>
+          </w:p>
+          <w:p>
+            <w:pPr>
+              <w:spacing w:before="0" w:after="0" w:lineRule="exact" w:line="148"/>
+            </w:pPr>
+            <w:r>
+              <w:rPr>
+                <w:rFonts w:ascii="Courier New" w:hAnsi="Courier New" w:eastAsia="Courier New" w:cs="Courier New"/>
+                <w:b w:val="0"/>
+                <w:sz w:val="14"/>
+              </w:rPr>
+              <w:t>13  AC LINEAR SPEED3 ACCU1 TIMER1  OX=13 WX= #[-113.74,-4.8212,-124.9,-1.1312,-59.375,-67.282]</w:t>
+            </w:r>
+          </w:p>
+          <w:p>
+            <w:pPr>
+              <w:spacing w:before="0" w:after="0" w:lineRule="exact" w:line="148"/>
+            </w:pPr>
+            <w:r>
+              <w:rPr>
+                <w:rFonts w:ascii="Courier New" w:hAnsi="Courier New" w:eastAsia="Courier New" w:cs="Courier New"/>
+                <w:b w:val="0"/>
+                <w:sz w:val="14"/>
+              </w:rPr>
+              <w:t>14  AC LINEAR SPEED3 ACCU1 TIMER0  OX=13 WX= #[-113.74,-9.8796,-112.72,-1.0003,-76.61,-67.627]</w:t>
+            </w:r>
+          </w:p>
+          <w:p>
+            <w:pPr>
+              <w:spacing w:before="0" w:after="0" w:lineRule="exact" w:line="148"/>
+            </w:pPr>
+            <w:r>
+              <w:rPr>
+                <w:rFonts w:ascii="Courier New" w:hAnsi="Courier New" w:eastAsia="Courier New" w:cs="Courier New"/>
+                <w:b w:val="0"/>
+                <w:sz w:val="14"/>
+              </w:rPr>
+              <w:t>15  AC JOINT SPEED9 ACCU1 TIMER0  OX=13 WX= #[-65.614,-7.4757,-110.72,-0.25241,-75.68,-115.85]</w:t>
+            </w:r>
+          </w:p>
+          <w:p>
+            <w:pPr>
+              <w:spacing w:before="0" w:after="0" w:lineRule="exact" w:line="148"/>
+            </w:pPr>
+            <w:r>
+              <w:rPr>
+                <w:rFonts w:ascii="Courier New" w:hAnsi="Courier New" w:eastAsia="Courier New" w:cs="Courier New"/>
+                <w:b w:val="0"/>
+                <w:sz w:val="14"/>
+              </w:rPr>
+              <w:t>16  AC LINEAR SPEED3 ACCU1 TIMER0  OX=13 WX= #[-65.617,-2.4974,-122.6,-0.28564,-58.83,-115.76]</w:t>
+            </w:r>
+          </w:p>
+          <w:p>
+            <w:pPr>
+              <w:spacing w:before="0" w:after="0" w:lineRule="exact" w:line="148"/>
+            </w:pPr>
+            <w:r>
+              <w:rPr>
+                <w:rFonts w:ascii="Courier New" w:hAnsi="Courier New" w:eastAsia="Courier New" w:cs="Courier New"/>
+                <w:b w:val="0"/>
+                <w:sz w:val="14"/>
+              </w:rPr>
+              <w:t>17  AC LINEAR SPEED3 ACCU1 TIMER1  OX= WX= #[-65.617,-2.4974,-122.6,-0.28564,-58.83,-115.76]</w:t>
+            </w:r>
+          </w:p>
+          <w:p>
+            <w:pPr>
+              <w:spacing w:before="0" w:after="0" w:lineRule="exact" w:line="148"/>
+            </w:pPr>
+            <w:r>
+              <w:rPr>
+                <w:rFonts w:ascii="Courier New" w:hAnsi="Courier New" w:eastAsia="Courier New" w:cs="Courier New"/>
+                <w:b w:val="0"/>
+                <w:sz w:val="14"/>
+              </w:rPr>
+              <w:t>18  AC LINEAR SPEED3 ACCU1 TIMER0  OX= WX= #[-65.617,-7.975,-107.47,-0.24825,-79.419,-115.86]</w:t>
+            </w:r>
+          </w:p>
+          <w:p>
+            <w:pPr>
+              <w:spacing w:before="0" w:after="0" w:lineRule="exact" w:line="148"/>
+            </w:pPr>
+            <w:r>
+              <w:rPr>
+                <w:rFonts w:ascii="Courier New" w:hAnsi="Courier New" w:eastAsia="Courier New" w:cs="Courier New"/>
+                <w:b w:val="0"/>
+                <w:sz w:val="14"/>
+              </w:rPr>
+              <w:t>19  AC JOINT SPEED9 ACCU1 TIMER0  OX= WX= #[-110.96,-5.8703,-105.64,-0.95353,-79.651,-70.395]</w:t>
+            </w:r>
+          </w:p>
+          <w:p>
+            <w:pPr>
+              <w:spacing w:before="0" w:after="0" w:lineRule="exact" w:line="148"/>
+            </w:pPr>
+            <w:r>
+              <w:rPr>
+                <w:rFonts w:ascii="Courier New" w:hAnsi="Courier New" w:eastAsia="Courier New" w:cs="Courier New"/>
+                <w:b w:val="0"/>
+                <w:sz w:val="14"/>
+              </w:rPr>
+              <w:t>20  AC LINEAR SPEED3 ACCU1 TIMER0  OX= WX= #[-111.9,-0.060775,-120.21,-1.1015,-59.289,-69.059]</w:t>
+            </w:r>
+          </w:p>
+          <w:p>
+            <w:pPr>
+              <w:spacing w:before="0" w:after="0" w:lineRule="exact" w:line="148"/>
+            </w:pPr>
+            <w:r>
+              <w:rPr>
+                <w:rFonts w:ascii="Courier New" w:hAnsi="Courier New" w:eastAsia="Courier New" w:cs="Courier New"/>
+                <w:b w:val="0"/>
+                <w:sz w:val="14"/>
+              </w:rPr>
+              <w:t>21  AC LINEAR SPEED3 ACCU1 TIMER1  OX=13 WX= #[-111.9,-0.060775,-120.21,-1.1015,-59.289,-69.059]</w:t>
+            </w:r>
+          </w:p>
+          <w:p>
+            <w:pPr>
+              <w:spacing w:before="0" w:after="0" w:lineRule="exact" w:line="148"/>
+            </w:pPr>
+            <w:r>
+              <w:rPr>
+                <w:rFonts w:ascii="Courier New" w:hAnsi="Courier New" w:eastAsia="Courier New" w:cs="Courier New"/>
+                <w:b w:val="0"/>
+                <w:sz w:val="14"/>
+              </w:rPr>
+              <w:t>22  AC LINEAR SPEED3 ACCU1 TIMER0  OX=13 WX= #[-111.9,-5.3305,-106.64,-0.96756,-78.119,-69.424]</w:t>
+            </w:r>
+          </w:p>
+          <w:p>
+            <w:pPr>
+              <w:spacing w:before="0" w:after="0" w:lineRule="exact" w:line="148"/>
+            </w:pPr>
+            <w:r>
+              <w:rPr>
+                <w:rFonts w:ascii="Courier New" w:hAnsi="Courier New" w:eastAsia="Courier New" w:cs="Courier New"/>
+                <w:b w:val="0"/>
+                <w:sz w:val="14"/>
+              </w:rPr>
+              <w:t>23  AC JOINT SPEED9 ACCU1 TIMER0  OX=13 WX= #[-68.177,-3.6911,-105.15,-0.30019,-77.479,-113.28]</w:t>
+            </w:r>
+          </w:p>
+          <w:p>
+            <w:pPr>
+              <w:spacing w:before="0" w:after="0" w:lineRule="exact" w:line="148"/>
+            </w:pPr>
+            <w:r>
+              <w:rPr>
+                <w:rFonts w:ascii="Courier New" w:hAnsi="Courier New" w:eastAsia="Courier New" w:cs="Courier New"/>
+                <w:b w:val="0"/>
+                <w:sz w:val="14"/>
+              </w:rPr>
+              <w:t>24  AC LINEAR SPEED3 ACCU1 TIMER0  OX=13 WX= #[-67.63,1.6322,-118.18,-0.32823,-59.12,-113.73]</w:t>
+            </w:r>
+          </w:p>
+          <w:p>
+            <w:pPr>
+              <w:spacing w:before="0" w:after="0" w:lineRule="exact" w:line="148"/>
+            </w:pPr>
+            <w:r>
+              <w:rPr>
+                <w:rFonts w:ascii="Courier New" w:hAnsi="Courier New" w:eastAsia="Courier New" w:cs="Courier New"/>
+                <w:b w:val="0"/>
+                <w:sz w:val="14"/>
+              </w:rPr>
+              <w:t>25  AC LINEAR SPEED3 ACCU1 TIMER1  OX= WX= #[-67.63,1.6313,-118.18,-0.32823,-59.12,-113.73]</w:t>
+            </w:r>
+          </w:p>
+          <w:p>
+            <w:pPr>
+              <w:spacing w:before="0" w:after="0" w:lineRule="exact" w:line="148"/>
+            </w:pPr>
+            <w:r>
+              <w:rPr>
+                <w:rFonts w:ascii="Courier New" w:hAnsi="Courier New" w:eastAsia="Courier New" w:cs="Courier New"/>
+                <w:b w:val="0"/>
+                <w:sz w:val="14"/>
+              </w:rPr>
+              <w:t>26  AC LINEAR SPEED3 ACCU1 TIMER0  OX= WX= #[-67.631,-3.0578,-107.19,-0.29188,-74.798,-113.82]</w:t>
+            </w:r>
+          </w:p>
+          <w:p>
+            <w:pPr>
+              <w:spacing w:before="0" w:after="0" w:lineRule="exact" w:line="148"/>
+            </w:pPr>
+            <w:r>
+              <w:rPr>
+                <w:rFonts w:ascii="Courier New" w:hAnsi="Courier New" w:eastAsia="Courier New" w:cs="Courier New"/>
+                <w:b w:val="0"/>
+                <w:sz w:val="14"/>
+              </w:rPr>
+              <w:t>27  AC JOINT SPEED9 ACCU1 TIMER0  OX= WX= #[-110.9,-2.5803,-106.74,-0.96859,-75.258,-70.377]</w:t>
+            </w:r>
+          </w:p>
+          <w:p>
+            <w:pPr>
+              <w:spacing w:before="0" w:after="0" w:lineRule="exact" w:line="148"/>
+            </w:pPr>
+            <w:r>
+              <w:rPr>
+                <w:rFonts w:ascii="Courier New" w:hAnsi="Courier New" w:eastAsia="Courier New" w:cs="Courier New"/>
+                <w:b w:val="0"/>
+                <w:sz w:val="14"/>
+              </w:rPr>
+              <w:t>28  AC LINEAR SPEED3 ACCU1 TIMER0  OX= WX= #[-110.56,3.5247,-116.2,-1.0823,-59.69,-70.425]</w:t>
+            </w:r>
+          </w:p>
+          <w:p>
+            <w:pPr>
+              <w:spacing w:before="0" w:after="0" w:lineRule="exact" w:line="148"/>
+            </w:pPr>
+            <w:r>
+              <w:rPr>
+                <w:rFonts w:ascii="Courier New" w:hAnsi="Courier New" w:eastAsia="Courier New" w:cs="Courier New"/>
+                <w:b w:val="0"/>
+                <w:sz w:val="14"/>
+              </w:rPr>
+              <w:t>29  AC LINEAR SPEED3 ACCU1 TIMER1  OX=13 WX= #[-110.56,3.5259,-116.2,-1.0823,-59.69,-70.425]</w:t>
+            </w:r>
+          </w:p>
+          <w:p>
+            <w:pPr>
+              <w:spacing w:before="0" w:after="0" w:lineRule="exact" w:line="148"/>
+            </w:pPr>
+            <w:r>
+              <w:rPr>
+                <w:rFonts w:ascii="Courier New" w:hAnsi="Courier New" w:eastAsia="Courier New" w:cs="Courier New"/>
+                <w:b w:val="0"/>
+                <w:sz w:val="14"/>
+              </w:rPr>
+              <w:t>30  AC LINEAR SPEED3 ACCU1 TIMER0  OX=13 WX= #[-110.56,-1.3533,-104.12,-0.95925,-76.646,-70.75]</w:t>
+            </w:r>
+          </w:p>
+          <w:p>
+            <w:pPr>
+              <w:spacing w:before="0" w:after="0" w:lineRule="exact" w:line="148"/>
+            </w:pPr>
+            <w:r>
+              <w:rPr>
+                <w:rFonts w:ascii="Courier New" w:hAnsi="Courier New" w:eastAsia="Courier New" w:cs="Courier New"/>
+                <w:b w:val="0"/>
+                <w:sz w:val="14"/>
+              </w:rPr>
+              <w:t>31  AC JOINT SPEED9 ACCU1 TIMER0  OX=13 WX= #[-69.902,1.0921,-101.68,-0.33446,-76.172,-111.54]</w:t>
+            </w:r>
+          </w:p>
+          <w:p>
+            <w:pPr>
+              <w:spacing w:before="0" w:after="0" w:lineRule="exact" w:line="148"/>
+            </w:pPr>
+            <w:r>
+              <w:rPr>
+                <w:rFonts w:ascii="Courier New" w:hAnsi="Courier New" w:eastAsia="Courier New" w:cs="Courier New"/>
+                <w:b w:val="0"/>
+                <w:sz w:val="14"/>
+              </w:rPr>
+              <w:t>32  AC LINEAR SPEED3 ACCU1 TIMER0  OX=13 WX= #[-69.357,5.1525,-114.17,-0.36407,-59.62,-111.98]</w:t>
+            </w:r>
+          </w:p>
+          <w:p>
+            <w:pPr>
+              <w:spacing w:before="0" w:after="0" w:lineRule="exact" w:line="148"/>
+            </w:pPr>
+            <w:r>
+              <w:rPr>
+                <w:rFonts w:ascii="Courier New" w:hAnsi="Courier New" w:eastAsia="Courier New" w:cs="Courier New"/>
+                <w:b w:val="0"/>
+                <w:sz w:val="14"/>
+              </w:rPr>
+              <w:t>33  AC LINEAR SPEED3 ACCU1 TIMER1  OX= WX= #[-69.357,5.151,-114.17,-0.36407,-59.62,-111.98]</w:t>
+            </w:r>
+          </w:p>
+          <w:p>
+            <w:pPr>
+              <w:spacing w:before="0" w:after="0" w:lineRule="exact" w:line="148"/>
+            </w:pPr>
+            <w:r>
+              <w:rPr>
+                <w:rFonts w:ascii="Courier New" w:hAnsi="Courier New" w:eastAsia="Courier New" w:cs="Courier New"/>
+                <w:b w:val="0"/>
+                <w:sz w:val="14"/>
+              </w:rPr>
+              <w:t>34  AC LINEAR SPEED3 ACCU1 TIMER0  OX= WX= #[-69.357,0.41047,-83.543,-0.31473,-94.984,-112.2]</w:t>
+            </w:r>
+          </w:p>
+          <w:p>
+            <w:pPr>
+              <w:spacing w:before="0" w:after="0" w:lineRule="exact" w:line="148"/>
+            </w:pPr>
+            <w:r>
+              <w:rPr>
+                <w:rFonts w:ascii="Courier New" w:hAnsi="Courier New" w:eastAsia="Courier New" w:cs="Courier New"/>
+                <w:b w:val="0"/>
+                <w:sz w:val="14"/>
+              </w:rPr>
+              <w:t>35  .END</w:t>
             </w:r>
           </w:p>
         </w:tc>
@@ -226,203 +1007,49 @@
     </w:tbl>
     <w:p>
       <w:pPr>
-        <w:spacing w:before="200"/>
+        <w:spacing w:before="0" w:after="0" w:lineRule="exact" w:line="20"/>
       </w:pPr>
       <w:r>
         <w:rPr>
-          <w:b/>
-          <w:sz w:val="24"/>
+          <w:rFonts w:ascii="Times New Roman" w:hAnsi="Times New Roman" w:eastAsia="Times New Roman" w:cs="Times New Roman"/>
+          <w:b w:val="0"/>
+          <w:sz w:val="2"/>
         </w:rPr>
-        <w:t>1) Rysunek podanego do zaprogramowania zadania manipulacyjnego z zaznaczonym globalnym układem współrzędnych i parametrami ruchu</w:t>
-      </w:r>
-    </w:p>
-    <w:p>
-      <w:r>
-        <w:t>Zadanie: przeniesienie 4 elementów z miejsca A (JT1 ≈ −111…−116°) do miejsca B (JT1 ≈ −63…−70°) chwytakiem pneumatycznym.</w:t>
       </w:r>
     </w:p>
     <w:tbl>
       <w:tblPr>
-        <w:tblStyle w:val="TableGrid"/>
-        <w:tblW w:type="auto" w:w="0"/>
+        <w:tblW w:type="dxa" w:w="9640"/>
+        <w:tblLayout w:type="fixed"/>
         <w:tblLook w:firstColumn="1" w:firstRow="1" w:lastColumn="0" w:lastRow="0" w:noHBand="0" w:noVBand="1" w:val="04A0"/>
+        <w:tblBorders>
+          <w:top w:val="single" w:sz="4" w:space="0" w:color="000000"/>
+          <w:left w:val="single" w:sz="4" w:space="0" w:color="000000"/>
+          <w:bottom w:val="single" w:sz="4" w:space="0" w:color="000000"/>
+          <w:right w:val="single" w:sz="4" w:space="0" w:color="000000"/>
+          <w:insideH w:val="single" w:sz="4" w:space="0" w:color="000000"/>
+          <w:insideV w:val="single" w:sz="4" w:space="0" w:color="000000"/>
+        </w:tblBorders>
       </w:tblPr>
       <w:tblGrid>
-        <w:gridCol w:w="9638"/>
+        <w:gridCol w:w="9640"/>
       </w:tblGrid>
       <w:tr>
-        <w:trPr>
-          <w:trHeight w:val="4535"/>
-        </w:trPr>
         <w:tc>
           <w:tcPr>
-            <w:tcW w:type="dxa" w:w="9638"/>
+            <w:tcW w:type="dxa" w:w="9640"/>
           </w:tcPr>
           <w:p>
             <w:pPr>
-              <w:spacing w:after="0" w:before="0"/>
+              <w:pageBreakBefore/>
+              <w:spacing w:before="0" w:after="0" w:line="360" w:lineRule="auto"/>
               <w:jc w:val="center"/>
             </w:pPr>
-            <w:r/>
             <w:r>
               <w:rPr>
+                <w:rFonts w:ascii="Times New Roman" w:hAnsi="Times New Roman" w:eastAsia="Times New Roman" w:cs="Times New Roman"/>
                 <w:b w:val="0"/>
-                <w:sz w:val="20"/>
-              </w:rPr>
-              <w:t>[miejsce na rysunek – może być odręczny]</w:t>
-            </w:r>
-          </w:p>
-        </w:tc>
-      </w:tr>
-    </w:tbl>
-    <w:p>
-      <w:pPr>
-        <w:spacing w:before="120"/>
-      </w:pPr>
-      <w:r>
-        <w:rPr>
-          <w:b/>
-        </w:rPr>
-        <w:t>Parametry ruchu:</w:t>
-      </w:r>
-    </w:p>
-    <w:p>
-      <w:pPr>
-        <w:pStyle w:val="ListBullet"/>
-        <w:spacing w:after="0"/>
-      </w:pPr>
-      <w:r>
-        <w:t>JOINT – ruch osiowy, LINEAR – ruch liniowy</w:t>
-      </w:r>
-    </w:p>
-    <w:p>
-      <w:pPr>
-        <w:pStyle w:val="ListBullet"/>
-        <w:spacing w:after="0"/>
-      </w:pPr>
-      <w:r>
-        <w:t>SPEED9 – prędkość 100%, SPEED3 – prędkość 25%</w:t>
-      </w:r>
-    </w:p>
-    <w:p>
-      <w:pPr>
-        <w:pStyle w:val="ListBullet"/>
-        <w:spacing w:after="0"/>
-      </w:pPr>
-      <w:r>
-        <w:t>ACCU1 – dokładność 1mm</w:t>
-      </w:r>
-    </w:p>
-    <w:p>
-      <w:pPr>
-        <w:pStyle w:val="ListBullet"/>
-        <w:spacing w:after="0"/>
-      </w:pPr>
-      <w:r>
-        <w:t>TIMER1 – czekanie 0,3s, TIMER0 – bez czekania</w:t>
-      </w:r>
-    </w:p>
-    <w:p>
-      <w:pPr>
-        <w:pStyle w:val="ListBullet"/>
-        <w:spacing w:after="0"/>
-      </w:pPr>
-      <w:r>
-        <w:t>OX=13 – sygnał 13: chwytak zamknięty, OX= (brak) – chwytak otwarty</w:t>
-      </w:r>
-    </w:p>
-    <w:p>
-      <w:pPr>
-        <w:sectPr>
-          <w:headerReference w:type="default" r:id="rId9"/>
-          <w:pgSz w:w="11906" w:h="16838"/>
-          <w:pgMar w:top="1020" w:right="1134" w:bottom="1020" w:left="1134" w:header="720" w:footer="720" w:gutter="0"/>
-          <w:cols w:space="720"/>
-          <w:docGrid w:linePitch="360"/>
-        </w:sectPr>
-      </w:pPr>
-    </w:p>
-    <w:p>
-      <w:pPr>
-        <w:spacing w:before="200"/>
-      </w:pPr>
-      <w:r>
-        <w:rPr>
-          <w:b/>
-          <w:sz w:val="24"/>
-        </w:rPr>
-        <w:t>2) Kod programu z Teach Pendanta wraz z komentarzem do każdego kroku</w:t>
-      </w:r>
-    </w:p>
-    <w:tbl>
-      <w:tblPr>
-        <w:tblStyle w:val="TableGrid"/>
-        <w:tblW w:type="auto" w:w="0"/>
-        <w:jc w:val="center"/>
-        <w:tblLayout w:type="fixed"/>
-        <w:tblLook w:firstColumn="1" w:firstRow="1" w:lastColumn="0" w:lastRow="0" w:noHBand="0" w:noVBand="1" w:val="04A0"/>
-      </w:tblPr>
-      <w:tblGrid>
-        <w:gridCol w:w="567"/>
-        <w:gridCol w:w="8617"/>
-        <w:gridCol w:w="5953"/>
-      </w:tblGrid>
-      <w:tr>
-        <w:trPr>
-          <w:tblHeader w:val="true"/>
-        </w:trPr>
-        <w:tc>
-          <w:tcPr>
-            <w:tcW w:type="dxa" w:w="567"/>
-            <w:shd w:val="clear" w:color="auto" w:fill="D9D9D9"/>
-          </w:tcPr>
-          <w:p>
-            <w:pPr>
-              <w:spacing w:after="0" w:before="0"/>
-            </w:pPr>
-            <w:r/>
-            <w:r>
-              <w:rPr>
-                <w:b/>
-                <w:sz w:val="18"/>
-              </w:rPr>
-              <w:t>Nr</w:t>
-            </w:r>
-          </w:p>
-        </w:tc>
-        <w:tc>
-          <w:tcPr>
-            <w:tcW w:type="dxa" w:w="8617"/>
-            <w:shd w:val="clear" w:color="auto" w:fill="D9D9D9"/>
-          </w:tcPr>
-          <w:p>
-            <w:pPr>
-              <w:spacing w:after="0" w:before="0"/>
-            </w:pPr>
-            <w:r/>
-            <w:r>
-              <w:rPr>
-                <w:b/>
-                <w:sz w:val="18"/>
-              </w:rPr>
-              <w:t>Kod programu</w:t>
-            </w:r>
-          </w:p>
-        </w:tc>
-        <w:tc>
-          <w:tcPr>
-            <w:tcW w:type="dxa" w:w="5953"/>
-            <w:shd w:val="clear" w:color="auto" w:fill="D9D9D9"/>
-          </w:tcPr>
-          <w:p>
-            <w:pPr>
-              <w:spacing w:after="0" w:before="0"/>
-            </w:pPr>
-            <w:r/>
-            <w:r>
-              <w:rPr>
-                <w:b/>
-                <w:sz w:val="18"/>
+                <w:sz w:val="24"/>
               </w:rPr>
               <w:t>Komentarz do linii programu</w:t>
             </w:r>
@@ -432,2084 +1059,689 @@
       <w:tr>
         <w:tc>
           <w:tcPr>
-            <w:tcW w:type="dxa" w:w="567"/>
+            <w:tcW w:type="dxa" w:w="9640"/>
           </w:tcPr>
           <w:p>
             <w:pPr>
-              <w:spacing w:after="0" w:before="0"/>
-              <w:jc w:val="center"/>
+              <w:tabs>
+                <w:tab w:pos="426" w:val="left"/>
+              </w:tabs>
+              <w:spacing w:before="0" w:after="0" w:line="240" w:lineRule="auto"/>
+              <w:ind w:left="426" w:hanging="426"/>
             </w:pPr>
-            <w:r/>
             <w:r>
               <w:rPr>
+                <w:rFonts w:ascii="Times New Roman" w:hAnsi="Times New Roman" w:eastAsia="Times New Roman" w:cs="Times New Roman"/>
                 <w:b w:val="0"/>
-                <w:sz w:val="16"/>
+                <w:sz w:val="20"/>
               </w:rPr>
-            </w:r>
-          </w:p>
-        </w:tc>
-        <w:tc>
-          <w:tcPr>
-            <w:tcW w:type="dxa" w:w="8617"/>
-          </w:tcPr>
-          <w:p>
-            <w:pPr>
-              <w:spacing w:after="0" w:before="0"/>
-            </w:pPr>
-            <w:r/>
-            <w:r>
-              <w:rPr>
-                <w:rFonts w:ascii="Courier New" w:hAnsi="Courier New" w:eastAsia="Courier New"/>
-                <w:b w:val="0"/>
-                <w:sz w:val="13"/>
-              </w:rPr>
-              <w:t>.PROGRAM m13x04()</w:t>
-            </w:r>
-          </w:p>
-        </w:tc>
-        <w:tc>
-          <w:tcPr>
-            <w:tcW w:type="dxa" w:w="5953"/>
-          </w:tcPr>
-          <w:p>
-            <w:pPr>
-              <w:spacing w:after="0" w:before="0"/>
-            </w:pPr>
-            <w:r/>
-            <w:r>
-              <w:rPr>
-                <w:b w:val="0"/>
-                <w:sz w:val="16"/>
-              </w:rPr>
+              <w:t>0</w:t>
+              <w:tab/>
               <w:t>Start programu</w:t>
             </w:r>
           </w:p>
-        </w:tc>
-      </w:tr>
-      <w:tr>
-        <w:tc>
-          <w:tcPr>
-            <w:tcW w:type="dxa" w:w="567"/>
-          </w:tcPr>
           <w:p>
             <w:pPr>
-              <w:spacing w:after="0" w:before="0"/>
-              <w:jc w:val="center"/>
+              <w:tabs>
+                <w:tab w:pos="426" w:val="left"/>
+              </w:tabs>
+              <w:spacing w:before="0" w:after="0" w:line="240" w:lineRule="auto"/>
+              <w:ind w:left="426" w:hanging="426"/>
             </w:pPr>
-            <w:r/>
             <w:r>
               <w:rPr>
+                <w:rFonts w:ascii="Times New Roman" w:hAnsi="Times New Roman" w:eastAsia="Times New Roman" w:cs="Times New Roman"/>
                 <w:b w:val="0"/>
-                <w:sz w:val="16"/>
+                <w:sz w:val="20"/>
               </w:rPr>
               <w:t>1</w:t>
-            </w:r>
-          </w:p>
-        </w:tc>
-        <w:tc>
-          <w:tcPr>
-            <w:tcW w:type="dxa" w:w="8617"/>
-          </w:tcPr>
-          <w:p>
-            <w:pPr>
-              <w:spacing w:after="0" w:before="0"/>
-            </w:pPr>
-            <w:r/>
-            <w:r>
-              <w:rPr>
-                <w:rFonts w:ascii="Courier New" w:hAnsi="Courier New" w:eastAsia="Courier New"/>
-                <w:b w:val="0"/>
-                <w:sz w:val="13"/>
-              </w:rPr>
-              <w:t>AC JOINT SPEED9 ACCU1 TIMER0  OX= WX= #[-86.688,-7.0655,-86.28,0.95457,-100.13,-183.58]</w:t>
-            </w:r>
-          </w:p>
-        </w:tc>
-        <w:tc>
-          <w:tcPr>
-            <w:tcW w:type="dxa" w:w="5953"/>
-          </w:tcPr>
-          <w:p>
-            <w:pPr>
-              <w:spacing w:after="0" w:before="0"/>
-            </w:pPr>
-            <w:r/>
-            <w:r>
-              <w:rPr>
-                <w:b w:val="0"/>
-                <w:sz w:val="16"/>
-              </w:rPr>
+              <w:tab/>
               <w:t>Ruch osiowy 100%, dokł. 1mm</w:t>
             </w:r>
           </w:p>
-        </w:tc>
-      </w:tr>
-      <w:tr>
-        <w:tc>
-          <w:tcPr>
-            <w:tcW w:type="dxa" w:w="567"/>
-          </w:tcPr>
           <w:p>
             <w:pPr>
-              <w:spacing w:after="0" w:before="0"/>
-              <w:jc w:val="center"/>
+              <w:tabs>
+                <w:tab w:pos="426" w:val="left"/>
+              </w:tabs>
+              <w:spacing w:before="0" w:after="0" w:line="240" w:lineRule="auto"/>
+              <w:ind w:left="426" w:hanging="426"/>
             </w:pPr>
-            <w:r/>
             <w:r>
               <w:rPr>
+                <w:rFonts w:ascii="Times New Roman" w:hAnsi="Times New Roman" w:eastAsia="Times New Roman" w:cs="Times New Roman"/>
                 <w:b w:val="0"/>
-                <w:sz w:val="16"/>
+                <w:sz w:val="20"/>
               </w:rPr>
               <w:t>2</w:t>
-            </w:r>
-          </w:p>
-        </w:tc>
-        <w:tc>
-          <w:tcPr>
-            <w:tcW w:type="dxa" w:w="8617"/>
-          </w:tcPr>
-          <w:p>
-            <w:pPr>
-              <w:spacing w:after="0" w:before="0"/>
-            </w:pPr>
-            <w:r/>
-            <w:r>
-              <w:rPr>
-                <w:rFonts w:ascii="Courier New" w:hAnsi="Courier New" w:eastAsia="Courier New"/>
-                <w:b w:val="0"/>
-                <w:sz w:val="13"/>
-              </w:rPr>
-              <w:t>AC JOINT SPEED9 ACCU1 TIMER0  OX= WX= #[-115.87,-13.166,-118.3,-1.0621,-74.347,-65.354]</w:t>
-            </w:r>
-          </w:p>
-        </w:tc>
-        <w:tc>
-          <w:tcPr>
-            <w:tcW w:type="dxa" w:w="5953"/>
-          </w:tcPr>
-          <w:p>
-            <w:pPr>
-              <w:spacing w:after="0" w:before="0"/>
-            </w:pPr>
-            <w:r/>
-            <w:r>
-              <w:rPr>
-                <w:b w:val="0"/>
-                <w:sz w:val="16"/>
-              </w:rPr>
+              <w:tab/>
               <w:t>Ruch osiowy 100%, dokł. 1mm</w:t>
             </w:r>
           </w:p>
-        </w:tc>
-      </w:tr>
-      <w:tr>
-        <w:tc>
-          <w:tcPr>
-            <w:tcW w:type="dxa" w:w="567"/>
-          </w:tcPr>
           <w:p>
             <w:pPr>
-              <w:spacing w:after="0" w:before="0"/>
-              <w:jc w:val="center"/>
+              <w:tabs>
+                <w:tab w:pos="426" w:val="left"/>
+              </w:tabs>
+              <w:spacing w:before="0" w:after="0" w:line="240" w:lineRule="auto"/>
+              <w:ind w:left="426" w:hanging="426"/>
             </w:pPr>
-            <w:r/>
             <w:r>
               <w:rPr>
+                <w:rFonts w:ascii="Times New Roman" w:hAnsi="Times New Roman" w:eastAsia="Times New Roman" w:cs="Times New Roman"/>
                 <w:b w:val="0"/>
-                <w:sz w:val="16"/>
+                <w:sz w:val="20"/>
               </w:rPr>
               <w:t>3</w:t>
-            </w:r>
-          </w:p>
-        </w:tc>
-        <w:tc>
-          <w:tcPr>
-            <w:tcW w:type="dxa" w:w="8617"/>
-          </w:tcPr>
-          <w:p>
-            <w:pPr>
-              <w:spacing w:after="0" w:before="0"/>
-            </w:pPr>
-            <w:r/>
-            <w:r>
-              <w:rPr>
-                <w:rFonts w:ascii="Courier New" w:hAnsi="Courier New" w:eastAsia="Courier New"/>
-                <w:b w:val="0"/>
-                <w:sz w:val="13"/>
-              </w:rPr>
-              <w:t>AC LINEAR SPEED3 ACCU1 TIMER0  OX= WX= #[-115.87,-8.7489,-128.17,-1.181,-60.069,-65.05]</w:t>
-            </w:r>
-          </w:p>
-        </w:tc>
-        <w:tc>
-          <w:tcPr>
-            <w:tcW w:type="dxa" w:w="5953"/>
-          </w:tcPr>
-          <w:p>
-            <w:pPr>
-              <w:spacing w:after="0" w:before="0"/>
-            </w:pPr>
-            <w:r/>
-            <w:r>
-              <w:rPr>
-                <w:b w:val="0"/>
-                <w:sz w:val="16"/>
-              </w:rPr>
+              <w:tab/>
               <w:t>Ruch liniowy 25%, dokł. 1mm</w:t>
             </w:r>
           </w:p>
-        </w:tc>
-      </w:tr>
-      <w:tr>
-        <w:tc>
-          <w:tcPr>
-            <w:tcW w:type="dxa" w:w="567"/>
-          </w:tcPr>
           <w:p>
             <w:pPr>
-              <w:spacing w:after="0" w:before="0"/>
-              <w:jc w:val="center"/>
+              <w:tabs>
+                <w:tab w:pos="426" w:val="left"/>
+              </w:tabs>
+              <w:spacing w:before="0" w:after="0" w:line="240" w:lineRule="auto"/>
+              <w:ind w:left="426" w:hanging="426"/>
             </w:pPr>
-            <w:r/>
             <w:r>
               <w:rPr>
+                <w:rFonts w:ascii="Times New Roman" w:hAnsi="Times New Roman" w:eastAsia="Times New Roman" w:cs="Times New Roman"/>
                 <w:b w:val="0"/>
-                <w:sz w:val="16"/>
+                <w:sz w:val="20"/>
               </w:rPr>
               <w:t>4</w:t>
-            </w:r>
-          </w:p>
-        </w:tc>
-        <w:tc>
-          <w:tcPr>
-            <w:tcW w:type="dxa" w:w="8617"/>
-          </w:tcPr>
-          <w:p>
-            <w:pPr>
-              <w:spacing w:after="0" w:before="0"/>
-            </w:pPr>
-            <w:r/>
-            <w:r>
-              <w:rPr>
-                <w:rFonts w:ascii="Courier New" w:hAnsi="Courier New" w:eastAsia="Courier New"/>
-                <w:b w:val="0"/>
-                <w:sz w:val="13"/>
-              </w:rPr>
-              <w:t>AC LINEAR SPEED3 ACCU1 TIMER1  OX=13 WX= #[-115.87,-8.7492,-128.16,-1.181,-60.069,-65.05]</w:t>
-            </w:r>
-          </w:p>
-        </w:tc>
-        <w:tc>
-          <w:tcPr>
-            <w:tcW w:type="dxa" w:w="5953"/>
-          </w:tcPr>
-          <w:p>
-            <w:pPr>
-              <w:spacing w:after="0" w:before="0"/>
-            </w:pPr>
-            <w:r/>
-            <w:r>
-              <w:rPr>
-                <w:b w:val="0"/>
-                <w:sz w:val="16"/>
-              </w:rPr>
+              <w:tab/>
               <w:t>Ruch liniowy 25%, dokł. 1mm, zamknij chwytak, czekaj 0,3s</w:t>
             </w:r>
           </w:p>
-        </w:tc>
-      </w:tr>
-      <w:tr>
-        <w:tc>
-          <w:tcPr>
-            <w:tcW w:type="dxa" w:w="567"/>
-          </w:tcPr>
           <w:p>
             <w:pPr>
-              <w:spacing w:after="0" w:before="0"/>
-              <w:jc w:val="center"/>
+              <w:tabs>
+                <w:tab w:pos="426" w:val="left"/>
+              </w:tabs>
+              <w:spacing w:before="0" w:after="0" w:line="240" w:lineRule="auto"/>
+              <w:ind w:left="426" w:hanging="426"/>
             </w:pPr>
-            <w:r/>
             <w:r>
               <w:rPr>
+                <w:rFonts w:ascii="Times New Roman" w:hAnsi="Times New Roman" w:eastAsia="Times New Roman" w:cs="Times New Roman"/>
                 <w:b w:val="0"/>
-                <w:sz w:val="16"/>
+                <w:sz w:val="20"/>
               </w:rPr>
               <w:t>5</w:t>
-            </w:r>
-          </w:p>
-        </w:tc>
-        <w:tc>
-          <w:tcPr>
-            <w:tcW w:type="dxa" w:w="8617"/>
-          </w:tcPr>
-          <w:p>
-            <w:pPr>
-              <w:spacing w:after="0" w:before="0"/>
-            </w:pPr>
-            <w:r/>
-            <w:r>
-              <w:rPr>
-                <w:rFonts w:ascii="Courier New" w:hAnsi="Courier New" w:eastAsia="Courier New"/>
-                <w:b w:val="0"/>
-                <w:sz w:val="13"/>
-              </w:rPr>
-              <w:t>AC LINEAR SPEED3 ACCU1 TIMER0  OX=13 WX= #[-115.87,-14.028,-113.48,-1.0387,-79.999,-65.46]</w:t>
-            </w:r>
-          </w:p>
-        </w:tc>
-        <w:tc>
-          <w:tcPr>
-            <w:tcW w:type="dxa" w:w="5953"/>
-          </w:tcPr>
-          <w:p>
-            <w:pPr>
-              <w:spacing w:after="0" w:before="0"/>
-            </w:pPr>
-            <w:r/>
-            <w:r>
-              <w:rPr>
-                <w:b w:val="0"/>
-                <w:sz w:val="16"/>
-              </w:rPr>
+              <w:tab/>
               <w:t>Ruch liniowy 25%, dokł. 1mm</w:t>
             </w:r>
           </w:p>
-        </w:tc>
-      </w:tr>
-      <w:tr>
-        <w:tc>
-          <w:tcPr>
-            <w:tcW w:type="dxa" w:w="567"/>
-          </w:tcPr>
           <w:p>
             <w:pPr>
-              <w:spacing w:after="0" w:before="0"/>
-              <w:jc w:val="center"/>
+              <w:tabs>
+                <w:tab w:pos="426" w:val="left"/>
+              </w:tabs>
+              <w:spacing w:before="0" w:after="0" w:line="240" w:lineRule="auto"/>
+              <w:ind w:left="426" w:hanging="426"/>
             </w:pPr>
-            <w:r/>
             <w:r>
               <w:rPr>
+                <w:rFonts w:ascii="Times New Roman" w:hAnsi="Times New Roman" w:eastAsia="Times New Roman" w:cs="Times New Roman"/>
                 <w:b w:val="0"/>
-                <w:sz w:val="16"/>
+                <w:sz w:val="20"/>
               </w:rPr>
               <w:t>6</w:t>
-            </w:r>
-          </w:p>
-        </w:tc>
-        <w:tc>
-          <w:tcPr>
-            <w:tcW w:type="dxa" w:w="8617"/>
-          </w:tcPr>
-          <w:p>
-            <w:pPr>
-              <w:spacing w:after="0" w:before="0"/>
-            </w:pPr>
-            <w:r/>
-            <w:r>
-              <w:rPr>
-                <w:rFonts w:ascii="Courier New" w:hAnsi="Courier New" w:eastAsia="Courier New"/>
-                <w:b w:val="0"/>
-                <w:sz w:val="13"/>
-              </w:rPr>
-              <w:t>AC JOINT SPEED9 ACCU1 TIMER0  OX=13 WX= #[-63.174,-13.609,-113.17,-0.17866,-79.296,-118.25]</w:t>
-            </w:r>
-          </w:p>
-        </w:tc>
-        <w:tc>
-          <w:tcPr>
-            <w:tcW w:type="dxa" w:w="5953"/>
-          </w:tcPr>
-          <w:p>
-            <w:pPr>
-              <w:spacing w:after="0" w:before="0"/>
-            </w:pPr>
-            <w:r/>
-            <w:r>
-              <w:rPr>
-                <w:b w:val="0"/>
-                <w:sz w:val="16"/>
-              </w:rPr>
+              <w:tab/>
               <w:t>Ruch osiowy 100%, dokł. 1mm</w:t>
             </w:r>
           </w:p>
-        </w:tc>
-      </w:tr>
-      <w:tr>
-        <w:tc>
-          <w:tcPr>
-            <w:tcW w:type="dxa" w:w="567"/>
-          </w:tcPr>
           <w:p>
             <w:pPr>
-              <w:spacing w:after="0" w:before="0"/>
-              <w:jc w:val="center"/>
+              <w:tabs>
+                <w:tab w:pos="426" w:val="left"/>
+              </w:tabs>
+              <w:spacing w:before="0" w:after="0" w:line="240" w:lineRule="auto"/>
+              <w:ind w:left="426" w:hanging="426"/>
             </w:pPr>
-            <w:r/>
             <w:r>
               <w:rPr>
+                <w:rFonts w:ascii="Times New Roman" w:hAnsi="Times New Roman" w:eastAsia="Times New Roman" w:cs="Times New Roman"/>
                 <w:b w:val="0"/>
-                <w:sz w:val="16"/>
+                <w:sz w:val="20"/>
               </w:rPr>
               <w:t>7</w:t>
-            </w:r>
-          </w:p>
-        </w:tc>
-        <w:tc>
-          <w:tcPr>
-            <w:tcW w:type="dxa" w:w="8617"/>
-          </w:tcPr>
-          <w:p>
-            <w:pPr>
-              <w:spacing w:after="0" w:before="0"/>
-            </w:pPr>
-            <w:r/>
-            <w:r>
-              <w:rPr>
-                <w:rFonts w:ascii="Courier New" w:hAnsi="Courier New" w:eastAsia="Courier New"/>
-                <w:b w:val="0"/>
-                <w:sz w:val="13"/>
-              </w:rPr>
-              <w:t>AC LINEAR SPEED3 ACCU1 TIMER0  OX=13 WX= #[-63.179,-6.5709,-126.18,-0.20307,-59.272,-118.17]</w:t>
-            </w:r>
-          </w:p>
-        </w:tc>
-        <w:tc>
-          <w:tcPr>
-            <w:tcW w:type="dxa" w:w="5953"/>
-          </w:tcPr>
-          <w:p>
-            <w:pPr>
-              <w:spacing w:after="0" w:before="0"/>
-            </w:pPr>
-            <w:r/>
-            <w:r>
-              <w:rPr>
-                <w:b w:val="0"/>
-                <w:sz w:val="16"/>
-              </w:rPr>
+              <w:tab/>
               <w:t>Ruch liniowy 25%, dokł. 1mm</w:t>
             </w:r>
           </w:p>
-        </w:tc>
-      </w:tr>
-      <w:tr>
-        <w:tc>
-          <w:tcPr>
-            <w:tcW w:type="dxa" w:w="567"/>
-          </w:tcPr>
           <w:p>
             <w:pPr>
-              <w:spacing w:after="0" w:before="0"/>
-              <w:jc w:val="center"/>
+              <w:tabs>
+                <w:tab w:pos="426" w:val="left"/>
+              </w:tabs>
+              <w:spacing w:before="0" w:after="0" w:line="240" w:lineRule="auto"/>
+              <w:ind w:left="426" w:hanging="426"/>
             </w:pPr>
-            <w:r/>
             <w:r>
               <w:rPr>
+                <w:rFonts w:ascii="Times New Roman" w:hAnsi="Times New Roman" w:eastAsia="Times New Roman" w:cs="Times New Roman"/>
                 <w:b w:val="0"/>
-                <w:sz w:val="16"/>
+                <w:sz w:val="20"/>
               </w:rPr>
               <w:t>8</w:t>
-            </w:r>
-          </w:p>
-        </w:tc>
-        <w:tc>
-          <w:tcPr>
-            <w:tcW w:type="dxa" w:w="8617"/>
-          </w:tcPr>
-          <w:p>
-            <w:pPr>
-              <w:spacing w:after="0" w:before="0"/>
-            </w:pPr>
-            <w:r/>
-            <w:r>
-              <w:rPr>
-                <w:rFonts w:ascii="Courier New" w:hAnsi="Courier New" w:eastAsia="Courier New"/>
-                <w:b w:val="0"/>
-                <w:sz w:val="13"/>
-              </w:rPr>
-              <w:t>AC LINEAR SPEED3 ACCU1 TIMER1  OX= WX= #[-63.179,-6.5709,-126.18,-0.20307,-59.272,-118.17]</w:t>
-            </w:r>
-          </w:p>
-        </w:tc>
-        <w:tc>
-          <w:tcPr>
-            <w:tcW w:type="dxa" w:w="5953"/>
-          </w:tcPr>
-          <w:p>
-            <w:pPr>
-              <w:spacing w:after="0" w:before="0"/>
-            </w:pPr>
-            <w:r/>
-            <w:r>
-              <w:rPr>
-                <w:b w:val="0"/>
-                <w:sz w:val="16"/>
-              </w:rPr>
+              <w:tab/>
               <w:t>Ruch liniowy 25%, dokł. 1mm, otwórz chwytak, czekaj 0,3s</w:t>
             </w:r>
           </w:p>
-        </w:tc>
-      </w:tr>
-      <w:tr>
-        <w:tc>
-          <w:tcPr>
-            <w:tcW w:type="dxa" w:w="567"/>
-          </w:tcPr>
           <w:p>
             <w:pPr>
-              <w:spacing w:after="0" w:before="0"/>
-              <w:jc w:val="center"/>
+              <w:tabs>
+                <w:tab w:pos="426" w:val="left"/>
+              </w:tabs>
+              <w:spacing w:before="0" w:after="0" w:line="240" w:lineRule="auto"/>
+              <w:ind w:left="426" w:hanging="426"/>
             </w:pPr>
-            <w:r/>
             <w:r>
               <w:rPr>
+                <w:rFonts w:ascii="Times New Roman" w:hAnsi="Times New Roman" w:eastAsia="Times New Roman" w:cs="Times New Roman"/>
                 <w:b w:val="0"/>
-                <w:sz w:val="16"/>
+                <w:sz w:val="20"/>
               </w:rPr>
               <w:t>9</w:t>
-            </w:r>
-          </w:p>
-        </w:tc>
-        <w:tc>
-          <w:tcPr>
-            <w:tcW w:type="dxa" w:w="8617"/>
-          </w:tcPr>
-          <w:p>
-            <w:pPr>
-              <w:spacing w:after="0" w:before="0"/>
-            </w:pPr>
-            <w:r/>
-            <w:r>
-              <w:rPr>
-                <w:rFonts w:ascii="Courier New" w:hAnsi="Courier New" w:eastAsia="Courier New"/>
-                <w:b w:val="0"/>
-                <w:sz w:val="13"/>
-              </w:rPr>
-              <w:t>AC LINEAR SPEED3 ACCU1 TIMER0  OX= WX= #[-63.18,-11.698,-112.82,-0.17918,-77.742,-118.24]</w:t>
-            </w:r>
-          </w:p>
-        </w:tc>
-        <w:tc>
-          <w:tcPr>
-            <w:tcW w:type="dxa" w:w="5953"/>
-          </w:tcPr>
-          <w:p>
-            <w:pPr>
-              <w:spacing w:after="0" w:before="0"/>
-            </w:pPr>
-            <w:r/>
-            <w:r>
-              <w:rPr>
-                <w:b w:val="0"/>
-                <w:sz w:val="16"/>
-              </w:rPr>
+              <w:tab/>
               <w:t>Ruch liniowy 25%, dokł. 1mm</w:t>
             </w:r>
           </w:p>
-        </w:tc>
-      </w:tr>
-      <w:tr>
-        <w:tc>
-          <w:tcPr>
-            <w:tcW w:type="dxa" w:w="567"/>
-          </w:tcPr>
           <w:p>
             <w:pPr>
-              <w:spacing w:after="0" w:before="0"/>
-              <w:jc w:val="center"/>
+              <w:tabs>
+                <w:tab w:pos="426" w:val="left"/>
+              </w:tabs>
+              <w:spacing w:before="0" w:after="0" w:line="240" w:lineRule="auto"/>
+              <w:ind w:left="426" w:hanging="426"/>
             </w:pPr>
-            <w:r/>
             <w:r>
               <w:rPr>
+                <w:rFonts w:ascii="Times New Roman" w:hAnsi="Times New Roman" w:eastAsia="Times New Roman" w:cs="Times New Roman"/>
                 <w:b w:val="0"/>
-                <w:sz w:val="16"/>
+                <w:sz w:val="20"/>
               </w:rPr>
               <w:t>10</w:t>
-            </w:r>
-          </w:p>
-        </w:tc>
-        <w:tc>
-          <w:tcPr>
-            <w:tcW w:type="dxa" w:w="8617"/>
-          </w:tcPr>
-          <w:p>
-            <w:pPr>
-              <w:spacing w:after="0" w:before="0"/>
-            </w:pPr>
-            <w:r/>
-            <w:r>
-              <w:rPr>
-                <w:rFonts w:ascii="Courier New" w:hAnsi="Courier New" w:eastAsia="Courier New"/>
-                <w:b w:val="0"/>
-                <w:sz w:val="13"/>
-              </w:rPr>
-              <w:t>AC JOINT SPEED9 ACCU1 TIMER0  OX= WX= #[-113.35,-10.567,-111.94,-0.99145,-78.085,-68.048]</w:t>
-            </w:r>
-          </w:p>
-        </w:tc>
-        <w:tc>
-          <w:tcPr>
-            <w:tcW w:type="dxa" w:w="5953"/>
-          </w:tcPr>
-          <w:p>
-            <w:pPr>
-              <w:spacing w:after="0" w:before="0"/>
-            </w:pPr>
-            <w:r/>
-            <w:r>
-              <w:rPr>
-                <w:b w:val="0"/>
-                <w:sz w:val="16"/>
-              </w:rPr>
+              <w:tab/>
               <w:t>Ruch osiowy 100%, dokł. 1mm</w:t>
             </w:r>
           </w:p>
-        </w:tc>
-      </w:tr>
-      <w:tr>
-        <w:tc>
-          <w:tcPr>
-            <w:tcW w:type="dxa" w:w="567"/>
-          </w:tcPr>
           <w:p>
             <w:pPr>
-              <w:spacing w:after="0" w:before="0"/>
-              <w:jc w:val="center"/>
+              <w:tabs>
+                <w:tab w:pos="426" w:val="left"/>
+              </w:tabs>
+              <w:spacing w:before="0" w:after="0" w:line="240" w:lineRule="auto"/>
+              <w:ind w:left="426" w:hanging="426"/>
             </w:pPr>
-            <w:r/>
             <w:r>
               <w:rPr>
+                <w:rFonts w:ascii="Times New Roman" w:hAnsi="Times New Roman" w:eastAsia="Times New Roman" w:cs="Times New Roman"/>
                 <w:b w:val="0"/>
-                <w:sz w:val="16"/>
+                <w:sz w:val="20"/>
               </w:rPr>
               <w:t>11</w:t>
-            </w:r>
-          </w:p>
-        </w:tc>
-        <w:tc>
-          <w:tcPr>
-            <w:tcW w:type="dxa" w:w="8617"/>
-          </w:tcPr>
-          <w:p>
-            <w:pPr>
-              <w:spacing w:after="0" w:before="0"/>
-            </w:pPr>
-            <w:r/>
-            <w:r>
-              <w:rPr>
-                <w:rFonts w:ascii="Courier New" w:hAnsi="Courier New" w:eastAsia="Courier New"/>
-                <w:b w:val="0"/>
-                <w:sz w:val="13"/>
-              </w:rPr>
-              <w:t>AC JOINT SPEED9 ACCU1 TIMER0  OX= WX= #[-113.33,-10.549,-111.91,-0.99041,-78.084,-68.057]</w:t>
-            </w:r>
-          </w:p>
-        </w:tc>
-        <w:tc>
-          <w:tcPr>
-            <w:tcW w:type="dxa" w:w="5953"/>
-          </w:tcPr>
-          <w:p>
-            <w:pPr>
-              <w:spacing w:after="0" w:before="0"/>
-            </w:pPr>
-            <w:r/>
-            <w:r>
-              <w:rPr>
-                <w:b w:val="0"/>
-                <w:sz w:val="16"/>
-              </w:rPr>
+              <w:tab/>
               <w:t>Ruch osiowy 100%, dokł. 1mm</w:t>
             </w:r>
           </w:p>
-        </w:tc>
-      </w:tr>
-      <w:tr>
-        <w:tc>
-          <w:tcPr>
-            <w:tcW w:type="dxa" w:w="567"/>
-          </w:tcPr>
           <w:p>
             <w:pPr>
-              <w:spacing w:after="0" w:before="0"/>
-              <w:jc w:val="center"/>
+              <w:tabs>
+                <w:tab w:pos="426" w:val="left"/>
+              </w:tabs>
+              <w:spacing w:before="0" w:after="0" w:line="240" w:lineRule="auto"/>
+              <w:ind w:left="426" w:hanging="426"/>
             </w:pPr>
-            <w:r/>
             <w:r>
               <w:rPr>
+                <w:rFonts w:ascii="Times New Roman" w:hAnsi="Times New Roman" w:eastAsia="Times New Roman" w:cs="Times New Roman"/>
                 <w:b w:val="0"/>
-                <w:sz w:val="16"/>
+                <w:sz w:val="20"/>
               </w:rPr>
               <w:t>12</w:t>
-            </w:r>
-          </w:p>
-        </w:tc>
-        <w:tc>
-          <w:tcPr>
-            <w:tcW w:type="dxa" w:w="8617"/>
-          </w:tcPr>
-          <w:p>
-            <w:pPr>
-              <w:spacing w:after="0" w:before="0"/>
-            </w:pPr>
-            <w:r/>
-            <w:r>
-              <w:rPr>
-                <w:rFonts w:ascii="Courier New" w:hAnsi="Courier New" w:eastAsia="Courier New"/>
-                <w:b w:val="0"/>
-                <w:sz w:val="13"/>
-              </w:rPr>
-              <w:t>AC LINEAR SPEED3 ACCU1 TIMER0  OX= WX= #[-113.74,-4.8209,-124.9,-1.1317,-59.375,-67.282]</w:t>
-            </w:r>
-          </w:p>
-        </w:tc>
-        <w:tc>
-          <w:tcPr>
-            <w:tcW w:type="dxa" w:w="5953"/>
-          </w:tcPr>
-          <w:p>
-            <w:pPr>
-              <w:spacing w:after="0" w:before="0"/>
-            </w:pPr>
-            <w:r/>
-            <w:r>
-              <w:rPr>
-                <w:b w:val="0"/>
-                <w:sz w:val="16"/>
-              </w:rPr>
+              <w:tab/>
               <w:t>Ruch liniowy 25%, dokł. 1mm</w:t>
             </w:r>
           </w:p>
-        </w:tc>
-      </w:tr>
-      <w:tr>
-        <w:tc>
-          <w:tcPr>
-            <w:tcW w:type="dxa" w:w="567"/>
-          </w:tcPr>
           <w:p>
             <w:pPr>
-              <w:spacing w:after="0" w:before="0"/>
-              <w:jc w:val="center"/>
+              <w:tabs>
+                <w:tab w:pos="426" w:val="left"/>
+              </w:tabs>
+              <w:spacing w:before="0" w:after="0" w:line="240" w:lineRule="auto"/>
+              <w:ind w:left="426" w:hanging="426"/>
             </w:pPr>
-            <w:r/>
             <w:r>
               <w:rPr>
+                <w:rFonts w:ascii="Times New Roman" w:hAnsi="Times New Roman" w:eastAsia="Times New Roman" w:cs="Times New Roman"/>
                 <w:b w:val="0"/>
-                <w:sz w:val="16"/>
+                <w:sz w:val="20"/>
               </w:rPr>
               <w:t>13</w:t>
-            </w:r>
-          </w:p>
-        </w:tc>
-        <w:tc>
-          <w:tcPr>
-            <w:tcW w:type="dxa" w:w="8617"/>
-          </w:tcPr>
-          <w:p>
-            <w:pPr>
-              <w:spacing w:after="0" w:before="0"/>
-            </w:pPr>
-            <w:r/>
-            <w:r>
-              <w:rPr>
-                <w:rFonts w:ascii="Courier New" w:hAnsi="Courier New" w:eastAsia="Courier New"/>
-                <w:b w:val="0"/>
-                <w:sz w:val="13"/>
-              </w:rPr>
-              <w:t>AC LINEAR SPEED3 ACCU1 TIMER1  OX=13 WX= #[-113.74,-4.8212,-124.9,-1.1312,-59.375,-67.282]</w:t>
-            </w:r>
-          </w:p>
-        </w:tc>
-        <w:tc>
-          <w:tcPr>
-            <w:tcW w:type="dxa" w:w="5953"/>
-          </w:tcPr>
-          <w:p>
-            <w:pPr>
-              <w:spacing w:after="0" w:before="0"/>
-            </w:pPr>
-            <w:r/>
-            <w:r>
-              <w:rPr>
-                <w:b w:val="0"/>
-                <w:sz w:val="16"/>
-              </w:rPr>
+              <w:tab/>
               <w:t>Ruch liniowy 25%, dokł. 1mm, zamknij chwytak, czekaj 0,3s</w:t>
             </w:r>
           </w:p>
-        </w:tc>
-      </w:tr>
-      <w:tr>
-        <w:tc>
-          <w:tcPr>
-            <w:tcW w:type="dxa" w:w="567"/>
-          </w:tcPr>
           <w:p>
             <w:pPr>
-              <w:spacing w:after="0" w:before="0"/>
-              <w:jc w:val="center"/>
+              <w:tabs>
+                <w:tab w:pos="426" w:val="left"/>
+              </w:tabs>
+              <w:spacing w:before="0" w:after="0" w:line="240" w:lineRule="auto"/>
+              <w:ind w:left="426" w:hanging="426"/>
             </w:pPr>
-            <w:r/>
             <w:r>
               <w:rPr>
+                <w:rFonts w:ascii="Times New Roman" w:hAnsi="Times New Roman" w:eastAsia="Times New Roman" w:cs="Times New Roman"/>
                 <w:b w:val="0"/>
-                <w:sz w:val="16"/>
+                <w:sz w:val="20"/>
               </w:rPr>
               <w:t>14</w:t>
-            </w:r>
-          </w:p>
-        </w:tc>
-        <w:tc>
-          <w:tcPr>
-            <w:tcW w:type="dxa" w:w="8617"/>
-          </w:tcPr>
-          <w:p>
-            <w:pPr>
-              <w:spacing w:after="0" w:before="0"/>
-            </w:pPr>
-            <w:r/>
-            <w:r>
-              <w:rPr>
-                <w:rFonts w:ascii="Courier New" w:hAnsi="Courier New" w:eastAsia="Courier New"/>
-                <w:b w:val="0"/>
-                <w:sz w:val="13"/>
-              </w:rPr>
-              <w:t>AC LINEAR SPEED3 ACCU1 TIMER0  OX=13 WX= #[-113.74,-9.8796,-112.72,-1.0003,-76.61,-67.627]</w:t>
-            </w:r>
-          </w:p>
-        </w:tc>
-        <w:tc>
-          <w:tcPr>
-            <w:tcW w:type="dxa" w:w="5953"/>
-          </w:tcPr>
-          <w:p>
-            <w:pPr>
-              <w:spacing w:after="0" w:before="0"/>
-            </w:pPr>
-            <w:r/>
-            <w:r>
-              <w:rPr>
-                <w:b w:val="0"/>
-                <w:sz w:val="16"/>
-              </w:rPr>
+              <w:tab/>
               <w:t>Ruch liniowy 25%, dokł. 1mm</w:t>
             </w:r>
           </w:p>
-        </w:tc>
-      </w:tr>
-      <w:tr>
-        <w:tc>
-          <w:tcPr>
-            <w:tcW w:type="dxa" w:w="567"/>
-          </w:tcPr>
           <w:p>
             <w:pPr>
-              <w:spacing w:after="0" w:before="0"/>
-              <w:jc w:val="center"/>
+              <w:tabs>
+                <w:tab w:pos="426" w:val="left"/>
+              </w:tabs>
+              <w:spacing w:before="0" w:after="0" w:line="240" w:lineRule="auto"/>
+              <w:ind w:left="426" w:hanging="426"/>
             </w:pPr>
-            <w:r/>
             <w:r>
               <w:rPr>
+                <w:rFonts w:ascii="Times New Roman" w:hAnsi="Times New Roman" w:eastAsia="Times New Roman" w:cs="Times New Roman"/>
                 <w:b w:val="0"/>
-                <w:sz w:val="16"/>
+                <w:sz w:val="20"/>
               </w:rPr>
               <w:t>15</w:t>
-            </w:r>
-          </w:p>
-        </w:tc>
-        <w:tc>
-          <w:tcPr>
-            <w:tcW w:type="dxa" w:w="8617"/>
-          </w:tcPr>
-          <w:p>
-            <w:pPr>
-              <w:spacing w:after="0" w:before="0"/>
-            </w:pPr>
-            <w:r/>
-            <w:r>
-              <w:rPr>
-                <w:rFonts w:ascii="Courier New" w:hAnsi="Courier New" w:eastAsia="Courier New"/>
-                <w:b w:val="0"/>
-                <w:sz w:val="13"/>
-              </w:rPr>
-              <w:t>AC JOINT SPEED9 ACCU1 TIMER0  OX=13 WX= #[-65.614,-7.4757,-110.72,-0.25241,-75.68,-115.85]</w:t>
-            </w:r>
-          </w:p>
-        </w:tc>
-        <w:tc>
-          <w:tcPr>
-            <w:tcW w:type="dxa" w:w="5953"/>
-          </w:tcPr>
-          <w:p>
-            <w:pPr>
-              <w:spacing w:after="0" w:before="0"/>
-            </w:pPr>
-            <w:r/>
-            <w:r>
-              <w:rPr>
-                <w:b w:val="0"/>
-                <w:sz w:val="16"/>
-              </w:rPr>
+              <w:tab/>
               <w:t>Ruch osiowy 100%, dokł. 1mm</w:t>
             </w:r>
           </w:p>
-        </w:tc>
-      </w:tr>
-      <w:tr>
-        <w:tc>
-          <w:tcPr>
-            <w:tcW w:type="dxa" w:w="567"/>
-          </w:tcPr>
           <w:p>
             <w:pPr>
-              <w:spacing w:after="0" w:before="0"/>
-              <w:jc w:val="center"/>
+              <w:tabs>
+                <w:tab w:pos="426" w:val="left"/>
+              </w:tabs>
+              <w:spacing w:before="0" w:after="0" w:line="240" w:lineRule="auto"/>
+              <w:ind w:left="426" w:hanging="426"/>
             </w:pPr>
-            <w:r/>
             <w:r>
               <w:rPr>
+                <w:rFonts w:ascii="Times New Roman" w:hAnsi="Times New Roman" w:eastAsia="Times New Roman" w:cs="Times New Roman"/>
                 <w:b w:val="0"/>
-                <w:sz w:val="16"/>
+                <w:sz w:val="20"/>
               </w:rPr>
               <w:t>16</w:t>
-            </w:r>
-          </w:p>
-        </w:tc>
-        <w:tc>
-          <w:tcPr>
-            <w:tcW w:type="dxa" w:w="8617"/>
-          </w:tcPr>
-          <w:p>
-            <w:pPr>
-              <w:spacing w:after="0" w:before="0"/>
-            </w:pPr>
-            <w:r/>
-            <w:r>
-              <w:rPr>
-                <w:rFonts w:ascii="Courier New" w:hAnsi="Courier New" w:eastAsia="Courier New"/>
-                <w:b w:val="0"/>
-                <w:sz w:val="13"/>
-              </w:rPr>
-              <w:t>AC LINEAR SPEED3 ACCU1 TIMER0  OX=13 WX= #[-65.617,-2.4974,-122.6,-0.28564,-58.83,-115.76]</w:t>
-            </w:r>
-          </w:p>
-        </w:tc>
-        <w:tc>
-          <w:tcPr>
-            <w:tcW w:type="dxa" w:w="5953"/>
-          </w:tcPr>
-          <w:p>
-            <w:pPr>
-              <w:spacing w:after="0" w:before="0"/>
-            </w:pPr>
-            <w:r/>
-            <w:r>
-              <w:rPr>
-                <w:b w:val="0"/>
-                <w:sz w:val="16"/>
-              </w:rPr>
+              <w:tab/>
               <w:t>Ruch liniowy 25%, dokł. 1mm</w:t>
             </w:r>
           </w:p>
-        </w:tc>
-      </w:tr>
-      <w:tr>
-        <w:tc>
-          <w:tcPr>
-            <w:tcW w:type="dxa" w:w="567"/>
-          </w:tcPr>
           <w:p>
             <w:pPr>
-              <w:spacing w:after="0" w:before="0"/>
-              <w:jc w:val="center"/>
+              <w:tabs>
+                <w:tab w:pos="426" w:val="left"/>
+              </w:tabs>
+              <w:spacing w:before="0" w:after="0" w:line="240" w:lineRule="auto"/>
+              <w:ind w:left="426" w:hanging="426"/>
             </w:pPr>
-            <w:r/>
             <w:r>
               <w:rPr>
+                <w:rFonts w:ascii="Times New Roman" w:hAnsi="Times New Roman" w:eastAsia="Times New Roman" w:cs="Times New Roman"/>
                 <w:b w:val="0"/>
-                <w:sz w:val="16"/>
+                <w:sz w:val="20"/>
               </w:rPr>
               <w:t>17</w:t>
-            </w:r>
-          </w:p>
-        </w:tc>
-        <w:tc>
-          <w:tcPr>
-            <w:tcW w:type="dxa" w:w="8617"/>
-          </w:tcPr>
-          <w:p>
-            <w:pPr>
-              <w:spacing w:after="0" w:before="0"/>
-            </w:pPr>
-            <w:r/>
-            <w:r>
-              <w:rPr>
-                <w:rFonts w:ascii="Courier New" w:hAnsi="Courier New" w:eastAsia="Courier New"/>
-                <w:b w:val="0"/>
-                <w:sz w:val="13"/>
-              </w:rPr>
-              <w:t>AC LINEAR SPEED3 ACCU1 TIMER1  OX= WX= #[-65.617,-2.4974,-122.6,-0.28564,-58.83,-115.76]</w:t>
-            </w:r>
-          </w:p>
-        </w:tc>
-        <w:tc>
-          <w:tcPr>
-            <w:tcW w:type="dxa" w:w="5953"/>
-          </w:tcPr>
-          <w:p>
-            <w:pPr>
-              <w:spacing w:after="0" w:before="0"/>
-            </w:pPr>
-            <w:r/>
-            <w:r>
-              <w:rPr>
-                <w:b w:val="0"/>
-                <w:sz w:val="16"/>
-              </w:rPr>
+              <w:tab/>
               <w:t>Ruch liniowy 25%, dokł. 1mm, otwórz chwytak, czekaj 0,3s</w:t>
             </w:r>
           </w:p>
-        </w:tc>
-      </w:tr>
-      <w:tr>
-        <w:tc>
-          <w:tcPr>
-            <w:tcW w:type="dxa" w:w="567"/>
-          </w:tcPr>
           <w:p>
             <w:pPr>
-              <w:spacing w:after="0" w:before="0"/>
-              <w:jc w:val="center"/>
+              <w:tabs>
+                <w:tab w:pos="426" w:val="left"/>
+              </w:tabs>
+              <w:spacing w:before="0" w:after="0" w:line="240" w:lineRule="auto"/>
+              <w:ind w:left="426" w:hanging="426"/>
             </w:pPr>
-            <w:r/>
             <w:r>
               <w:rPr>
+                <w:rFonts w:ascii="Times New Roman" w:hAnsi="Times New Roman" w:eastAsia="Times New Roman" w:cs="Times New Roman"/>
                 <w:b w:val="0"/>
-                <w:sz w:val="16"/>
+                <w:sz w:val="20"/>
               </w:rPr>
               <w:t>18</w:t>
-            </w:r>
-          </w:p>
-        </w:tc>
-        <w:tc>
-          <w:tcPr>
-            <w:tcW w:type="dxa" w:w="8617"/>
-          </w:tcPr>
-          <w:p>
-            <w:pPr>
-              <w:spacing w:after="0" w:before="0"/>
-            </w:pPr>
-            <w:r/>
-            <w:r>
-              <w:rPr>
-                <w:rFonts w:ascii="Courier New" w:hAnsi="Courier New" w:eastAsia="Courier New"/>
-                <w:b w:val="0"/>
-                <w:sz w:val="13"/>
-              </w:rPr>
-              <w:t>AC LINEAR SPEED3 ACCU1 TIMER0  OX= WX= #[-65.617,-7.975,-107.47,-0.24825,-79.419,-115.86]</w:t>
-            </w:r>
-          </w:p>
-        </w:tc>
-        <w:tc>
-          <w:tcPr>
-            <w:tcW w:type="dxa" w:w="5953"/>
-          </w:tcPr>
-          <w:p>
-            <w:pPr>
-              <w:spacing w:after="0" w:before="0"/>
-            </w:pPr>
-            <w:r/>
-            <w:r>
-              <w:rPr>
-                <w:b w:val="0"/>
-                <w:sz w:val="16"/>
-              </w:rPr>
+              <w:tab/>
               <w:t>Ruch liniowy 25%, dokł. 1mm</w:t>
             </w:r>
           </w:p>
-        </w:tc>
-      </w:tr>
-      <w:tr>
-        <w:tc>
-          <w:tcPr>
-            <w:tcW w:type="dxa" w:w="567"/>
-          </w:tcPr>
           <w:p>
             <w:pPr>
-              <w:spacing w:after="0" w:before="0"/>
-              <w:jc w:val="center"/>
+              <w:tabs>
+                <w:tab w:pos="426" w:val="left"/>
+              </w:tabs>
+              <w:spacing w:before="0" w:after="0" w:line="240" w:lineRule="auto"/>
+              <w:ind w:left="426" w:hanging="426"/>
             </w:pPr>
-            <w:r/>
             <w:r>
               <w:rPr>
+                <w:rFonts w:ascii="Times New Roman" w:hAnsi="Times New Roman" w:eastAsia="Times New Roman" w:cs="Times New Roman"/>
                 <w:b w:val="0"/>
-                <w:sz w:val="16"/>
+                <w:sz w:val="20"/>
               </w:rPr>
               <w:t>19</w:t>
-            </w:r>
-          </w:p>
-        </w:tc>
-        <w:tc>
-          <w:tcPr>
-            <w:tcW w:type="dxa" w:w="8617"/>
-          </w:tcPr>
-          <w:p>
-            <w:pPr>
-              <w:spacing w:after="0" w:before="0"/>
-            </w:pPr>
-            <w:r/>
-            <w:r>
-              <w:rPr>
-                <w:rFonts w:ascii="Courier New" w:hAnsi="Courier New" w:eastAsia="Courier New"/>
-                <w:b w:val="0"/>
-                <w:sz w:val="13"/>
-              </w:rPr>
-              <w:t>AC JOINT SPEED9 ACCU1 TIMER0  OX= WX= #[-110.96,-5.8703,-105.64,-0.95353,-79.651,-70.395]</w:t>
-            </w:r>
-          </w:p>
-        </w:tc>
-        <w:tc>
-          <w:tcPr>
-            <w:tcW w:type="dxa" w:w="5953"/>
-          </w:tcPr>
-          <w:p>
-            <w:pPr>
-              <w:spacing w:after="0" w:before="0"/>
-            </w:pPr>
-            <w:r/>
-            <w:r>
-              <w:rPr>
-                <w:b w:val="0"/>
-                <w:sz w:val="16"/>
-              </w:rPr>
+              <w:tab/>
               <w:t>Ruch osiowy 100%, dokł. 1mm</w:t>
             </w:r>
           </w:p>
-        </w:tc>
-      </w:tr>
-      <w:tr>
-        <w:tc>
-          <w:tcPr>
-            <w:tcW w:type="dxa" w:w="567"/>
-          </w:tcPr>
           <w:p>
             <w:pPr>
-              <w:spacing w:after="0" w:before="0"/>
-              <w:jc w:val="center"/>
+              <w:tabs>
+                <w:tab w:pos="426" w:val="left"/>
+              </w:tabs>
+              <w:spacing w:before="0" w:after="0" w:line="240" w:lineRule="auto"/>
+              <w:ind w:left="426" w:hanging="426"/>
             </w:pPr>
-            <w:r/>
             <w:r>
               <w:rPr>
+                <w:rFonts w:ascii="Times New Roman" w:hAnsi="Times New Roman" w:eastAsia="Times New Roman" w:cs="Times New Roman"/>
                 <w:b w:val="0"/>
-                <w:sz w:val="16"/>
+                <w:sz w:val="20"/>
               </w:rPr>
               <w:t>20</w:t>
-            </w:r>
-          </w:p>
-        </w:tc>
-        <w:tc>
-          <w:tcPr>
-            <w:tcW w:type="dxa" w:w="8617"/>
-          </w:tcPr>
-          <w:p>
-            <w:pPr>
-              <w:spacing w:after="0" w:before="0"/>
-            </w:pPr>
-            <w:r/>
-            <w:r>
-              <w:rPr>
-                <w:rFonts w:ascii="Courier New" w:hAnsi="Courier New" w:eastAsia="Courier New"/>
-                <w:b w:val="0"/>
-                <w:sz w:val="13"/>
-              </w:rPr>
-              <w:t>AC LINEAR SPEED3 ACCU1 TIMER0  OX= WX= #[-111.9,-0.060775,-120.21,-1.1015,-59.289,-69.059]</w:t>
-            </w:r>
-          </w:p>
-        </w:tc>
-        <w:tc>
-          <w:tcPr>
-            <w:tcW w:type="dxa" w:w="5953"/>
-          </w:tcPr>
-          <w:p>
-            <w:pPr>
-              <w:spacing w:after="0" w:before="0"/>
-            </w:pPr>
-            <w:r/>
-            <w:r>
-              <w:rPr>
-                <w:b w:val="0"/>
-                <w:sz w:val="16"/>
-              </w:rPr>
+              <w:tab/>
               <w:t>Ruch liniowy 25%, dokł. 1mm</w:t>
             </w:r>
           </w:p>
-        </w:tc>
-      </w:tr>
-      <w:tr>
-        <w:tc>
-          <w:tcPr>
-            <w:tcW w:type="dxa" w:w="567"/>
-          </w:tcPr>
           <w:p>
             <w:pPr>
-              <w:spacing w:after="0" w:before="0"/>
-              <w:jc w:val="center"/>
+              <w:tabs>
+                <w:tab w:pos="426" w:val="left"/>
+              </w:tabs>
+              <w:spacing w:before="0" w:after="0" w:line="240" w:lineRule="auto"/>
+              <w:ind w:left="426" w:hanging="426"/>
             </w:pPr>
-            <w:r/>
             <w:r>
               <w:rPr>
+                <w:rFonts w:ascii="Times New Roman" w:hAnsi="Times New Roman" w:eastAsia="Times New Roman" w:cs="Times New Roman"/>
                 <w:b w:val="0"/>
-                <w:sz w:val="16"/>
+                <w:sz w:val="20"/>
               </w:rPr>
               <w:t>21</w:t>
-            </w:r>
-          </w:p>
-        </w:tc>
-        <w:tc>
-          <w:tcPr>
-            <w:tcW w:type="dxa" w:w="8617"/>
-          </w:tcPr>
-          <w:p>
-            <w:pPr>
-              <w:spacing w:after="0" w:before="0"/>
-            </w:pPr>
-            <w:r/>
-            <w:r>
-              <w:rPr>
-                <w:rFonts w:ascii="Courier New" w:hAnsi="Courier New" w:eastAsia="Courier New"/>
-                <w:b w:val="0"/>
-                <w:sz w:val="13"/>
-              </w:rPr>
-              <w:t>AC LINEAR SPEED3 ACCU1 TIMER1  OX=13 WX= #[-111.9,-0.060775,-120.21,-1.1015,-59.289,-69.059]</w:t>
-            </w:r>
-          </w:p>
-        </w:tc>
-        <w:tc>
-          <w:tcPr>
-            <w:tcW w:type="dxa" w:w="5953"/>
-          </w:tcPr>
-          <w:p>
-            <w:pPr>
-              <w:spacing w:after="0" w:before="0"/>
-            </w:pPr>
-            <w:r/>
-            <w:r>
-              <w:rPr>
-                <w:b w:val="0"/>
-                <w:sz w:val="16"/>
-              </w:rPr>
+              <w:tab/>
               <w:t>Ruch liniowy 25%, dokł. 1mm, zamknij chwytak, czekaj 0,3s</w:t>
             </w:r>
           </w:p>
-        </w:tc>
-      </w:tr>
-      <w:tr>
-        <w:tc>
-          <w:tcPr>
-            <w:tcW w:type="dxa" w:w="567"/>
-          </w:tcPr>
           <w:p>
             <w:pPr>
-              <w:spacing w:after="0" w:before="0"/>
-              <w:jc w:val="center"/>
+              <w:tabs>
+                <w:tab w:pos="426" w:val="left"/>
+              </w:tabs>
+              <w:spacing w:before="0" w:after="0" w:line="240" w:lineRule="auto"/>
+              <w:ind w:left="426" w:hanging="426"/>
             </w:pPr>
-            <w:r/>
             <w:r>
               <w:rPr>
+                <w:rFonts w:ascii="Times New Roman" w:hAnsi="Times New Roman" w:eastAsia="Times New Roman" w:cs="Times New Roman"/>
                 <w:b w:val="0"/>
-                <w:sz w:val="16"/>
+                <w:sz w:val="20"/>
               </w:rPr>
               <w:t>22</w:t>
-            </w:r>
-          </w:p>
-        </w:tc>
-        <w:tc>
-          <w:tcPr>
-            <w:tcW w:type="dxa" w:w="8617"/>
-          </w:tcPr>
-          <w:p>
-            <w:pPr>
-              <w:spacing w:after="0" w:before="0"/>
-            </w:pPr>
-            <w:r/>
-            <w:r>
-              <w:rPr>
-                <w:rFonts w:ascii="Courier New" w:hAnsi="Courier New" w:eastAsia="Courier New"/>
-                <w:b w:val="0"/>
-                <w:sz w:val="13"/>
-              </w:rPr>
-              <w:t>AC LINEAR SPEED3 ACCU1 TIMER0  OX=13 WX= #[-111.9,-5.3305,-106.64,-0.96756,-78.119,-69.424]</w:t>
-            </w:r>
-          </w:p>
-        </w:tc>
-        <w:tc>
-          <w:tcPr>
-            <w:tcW w:type="dxa" w:w="5953"/>
-          </w:tcPr>
-          <w:p>
-            <w:pPr>
-              <w:spacing w:after="0" w:before="0"/>
-            </w:pPr>
-            <w:r/>
-            <w:r>
-              <w:rPr>
-                <w:b w:val="0"/>
-                <w:sz w:val="16"/>
-              </w:rPr>
+              <w:tab/>
               <w:t>Ruch liniowy 25%, dokł. 1mm</w:t>
             </w:r>
           </w:p>
-        </w:tc>
-      </w:tr>
-      <w:tr>
-        <w:tc>
-          <w:tcPr>
-            <w:tcW w:type="dxa" w:w="567"/>
-          </w:tcPr>
           <w:p>
             <w:pPr>
-              <w:spacing w:after="0" w:before="0"/>
-              <w:jc w:val="center"/>
+              <w:tabs>
+                <w:tab w:pos="426" w:val="left"/>
+              </w:tabs>
+              <w:spacing w:before="0" w:after="0" w:line="240" w:lineRule="auto"/>
+              <w:ind w:left="426" w:hanging="426"/>
             </w:pPr>
-            <w:r/>
             <w:r>
               <w:rPr>
+                <w:rFonts w:ascii="Times New Roman" w:hAnsi="Times New Roman" w:eastAsia="Times New Roman" w:cs="Times New Roman"/>
                 <w:b w:val="0"/>
-                <w:sz w:val="16"/>
+                <w:sz w:val="20"/>
               </w:rPr>
               <w:t>23</w:t>
-            </w:r>
-          </w:p>
-        </w:tc>
-        <w:tc>
-          <w:tcPr>
-            <w:tcW w:type="dxa" w:w="8617"/>
-          </w:tcPr>
-          <w:p>
-            <w:pPr>
-              <w:spacing w:after="0" w:before="0"/>
-            </w:pPr>
-            <w:r/>
-            <w:r>
-              <w:rPr>
-                <w:rFonts w:ascii="Courier New" w:hAnsi="Courier New" w:eastAsia="Courier New"/>
-                <w:b w:val="0"/>
-                <w:sz w:val="13"/>
-              </w:rPr>
-              <w:t>AC JOINT SPEED9 ACCU1 TIMER0  OX=13 WX= #[-68.177,-3.6911,-105.15,-0.30019,-77.479,-113.28]</w:t>
-            </w:r>
-          </w:p>
-        </w:tc>
-        <w:tc>
-          <w:tcPr>
-            <w:tcW w:type="dxa" w:w="5953"/>
-          </w:tcPr>
-          <w:p>
-            <w:pPr>
-              <w:spacing w:after="0" w:before="0"/>
-            </w:pPr>
-            <w:r/>
-            <w:r>
-              <w:rPr>
-                <w:b w:val="0"/>
-                <w:sz w:val="16"/>
-              </w:rPr>
+              <w:tab/>
               <w:t>Ruch osiowy 100%, dokł. 1mm</w:t>
             </w:r>
           </w:p>
-        </w:tc>
-      </w:tr>
-      <w:tr>
-        <w:tc>
-          <w:tcPr>
-            <w:tcW w:type="dxa" w:w="567"/>
-          </w:tcPr>
           <w:p>
             <w:pPr>
-              <w:spacing w:after="0" w:before="0"/>
-              <w:jc w:val="center"/>
+              <w:tabs>
+                <w:tab w:pos="426" w:val="left"/>
+              </w:tabs>
+              <w:spacing w:before="0" w:after="0" w:line="240" w:lineRule="auto"/>
+              <w:ind w:left="426" w:hanging="426"/>
             </w:pPr>
-            <w:r/>
             <w:r>
               <w:rPr>
+                <w:rFonts w:ascii="Times New Roman" w:hAnsi="Times New Roman" w:eastAsia="Times New Roman" w:cs="Times New Roman"/>
                 <w:b w:val="0"/>
-                <w:sz w:val="16"/>
+                <w:sz w:val="20"/>
               </w:rPr>
               <w:t>24</w:t>
-            </w:r>
-          </w:p>
-        </w:tc>
-        <w:tc>
-          <w:tcPr>
-            <w:tcW w:type="dxa" w:w="8617"/>
-          </w:tcPr>
-          <w:p>
-            <w:pPr>
-              <w:spacing w:after="0" w:before="0"/>
-            </w:pPr>
-            <w:r/>
-            <w:r>
-              <w:rPr>
-                <w:rFonts w:ascii="Courier New" w:hAnsi="Courier New" w:eastAsia="Courier New"/>
-                <w:b w:val="0"/>
-                <w:sz w:val="13"/>
-              </w:rPr>
-              <w:t>AC LINEAR SPEED3 ACCU1 TIMER0  OX=13 WX= #[-67.63,1.6322,-118.18,-0.32823,-59.12,-113.73]</w:t>
-            </w:r>
-          </w:p>
-        </w:tc>
-        <w:tc>
-          <w:tcPr>
-            <w:tcW w:type="dxa" w:w="5953"/>
-          </w:tcPr>
-          <w:p>
-            <w:pPr>
-              <w:spacing w:after="0" w:before="0"/>
-            </w:pPr>
-            <w:r/>
-            <w:r>
-              <w:rPr>
-                <w:b w:val="0"/>
-                <w:sz w:val="16"/>
-              </w:rPr>
+              <w:tab/>
               <w:t>Ruch liniowy 25%, dokł. 1mm</w:t>
             </w:r>
           </w:p>
-        </w:tc>
-      </w:tr>
-      <w:tr>
-        <w:tc>
-          <w:tcPr>
-            <w:tcW w:type="dxa" w:w="567"/>
-          </w:tcPr>
           <w:p>
             <w:pPr>
-              <w:spacing w:after="0" w:before="0"/>
-              <w:jc w:val="center"/>
+              <w:tabs>
+                <w:tab w:pos="426" w:val="left"/>
+              </w:tabs>
+              <w:spacing w:before="0" w:after="0" w:line="240" w:lineRule="auto"/>
+              <w:ind w:left="426" w:hanging="426"/>
             </w:pPr>
-            <w:r/>
             <w:r>
               <w:rPr>
+                <w:rFonts w:ascii="Times New Roman" w:hAnsi="Times New Roman" w:eastAsia="Times New Roman" w:cs="Times New Roman"/>
                 <w:b w:val="0"/>
-                <w:sz w:val="16"/>
+                <w:sz w:val="20"/>
               </w:rPr>
               <w:t>25</w:t>
-            </w:r>
-          </w:p>
-        </w:tc>
-        <w:tc>
-          <w:tcPr>
-            <w:tcW w:type="dxa" w:w="8617"/>
-          </w:tcPr>
-          <w:p>
-            <w:pPr>
-              <w:spacing w:after="0" w:before="0"/>
-            </w:pPr>
-            <w:r/>
-            <w:r>
-              <w:rPr>
-                <w:rFonts w:ascii="Courier New" w:hAnsi="Courier New" w:eastAsia="Courier New"/>
-                <w:b w:val="0"/>
-                <w:sz w:val="13"/>
-              </w:rPr>
-              <w:t>AC LINEAR SPEED3 ACCU1 TIMER1  OX= WX= #[-67.63,1.6313,-118.18,-0.32823,-59.12,-113.73]</w:t>
-            </w:r>
-          </w:p>
-        </w:tc>
-        <w:tc>
-          <w:tcPr>
-            <w:tcW w:type="dxa" w:w="5953"/>
-          </w:tcPr>
-          <w:p>
-            <w:pPr>
-              <w:spacing w:after="0" w:before="0"/>
-            </w:pPr>
-            <w:r/>
-            <w:r>
-              <w:rPr>
-                <w:b w:val="0"/>
-                <w:sz w:val="16"/>
-              </w:rPr>
+              <w:tab/>
               <w:t>Ruch liniowy 25%, dokł. 1mm, otwórz chwytak, czekaj 0,3s</w:t>
             </w:r>
           </w:p>
-        </w:tc>
-      </w:tr>
-      <w:tr>
-        <w:tc>
-          <w:tcPr>
-            <w:tcW w:type="dxa" w:w="567"/>
-          </w:tcPr>
           <w:p>
             <w:pPr>
-              <w:spacing w:after="0" w:before="0"/>
-              <w:jc w:val="center"/>
+              <w:tabs>
+                <w:tab w:pos="426" w:val="left"/>
+              </w:tabs>
+              <w:spacing w:before="0" w:after="0" w:line="240" w:lineRule="auto"/>
+              <w:ind w:left="426" w:hanging="426"/>
             </w:pPr>
-            <w:r/>
             <w:r>
               <w:rPr>
+                <w:rFonts w:ascii="Times New Roman" w:hAnsi="Times New Roman" w:eastAsia="Times New Roman" w:cs="Times New Roman"/>
                 <w:b w:val="0"/>
-                <w:sz w:val="16"/>
+                <w:sz w:val="20"/>
               </w:rPr>
               <w:t>26</w:t>
-            </w:r>
-          </w:p>
-        </w:tc>
-        <w:tc>
-          <w:tcPr>
-            <w:tcW w:type="dxa" w:w="8617"/>
-          </w:tcPr>
-          <w:p>
-            <w:pPr>
-              <w:spacing w:after="0" w:before="0"/>
-            </w:pPr>
-            <w:r/>
-            <w:r>
-              <w:rPr>
-                <w:rFonts w:ascii="Courier New" w:hAnsi="Courier New" w:eastAsia="Courier New"/>
-                <w:b w:val="0"/>
-                <w:sz w:val="13"/>
-              </w:rPr>
-              <w:t>AC LINEAR SPEED3 ACCU1 TIMER0  OX= WX= #[-67.631,-3.0578,-107.19,-0.29188,-74.798,-113.82]</w:t>
-            </w:r>
-          </w:p>
-        </w:tc>
-        <w:tc>
-          <w:tcPr>
-            <w:tcW w:type="dxa" w:w="5953"/>
-          </w:tcPr>
-          <w:p>
-            <w:pPr>
-              <w:spacing w:after="0" w:before="0"/>
-            </w:pPr>
-            <w:r/>
-            <w:r>
-              <w:rPr>
-                <w:b w:val="0"/>
-                <w:sz w:val="16"/>
-              </w:rPr>
+              <w:tab/>
               <w:t>Ruch liniowy 25%, dokł. 1mm</w:t>
             </w:r>
           </w:p>
-        </w:tc>
-      </w:tr>
-      <w:tr>
-        <w:tc>
-          <w:tcPr>
-            <w:tcW w:type="dxa" w:w="567"/>
-          </w:tcPr>
           <w:p>
             <w:pPr>
-              <w:spacing w:after="0" w:before="0"/>
-              <w:jc w:val="center"/>
+              <w:tabs>
+                <w:tab w:pos="426" w:val="left"/>
+              </w:tabs>
+              <w:spacing w:before="0" w:after="0" w:line="240" w:lineRule="auto"/>
+              <w:ind w:left="426" w:hanging="426"/>
             </w:pPr>
-            <w:r/>
             <w:r>
               <w:rPr>
+                <w:rFonts w:ascii="Times New Roman" w:hAnsi="Times New Roman" w:eastAsia="Times New Roman" w:cs="Times New Roman"/>
                 <w:b w:val="0"/>
-                <w:sz w:val="16"/>
+                <w:sz w:val="20"/>
               </w:rPr>
               <w:t>27</w:t>
-            </w:r>
-          </w:p>
-        </w:tc>
-        <w:tc>
-          <w:tcPr>
-            <w:tcW w:type="dxa" w:w="8617"/>
-          </w:tcPr>
-          <w:p>
-            <w:pPr>
-              <w:spacing w:after="0" w:before="0"/>
-            </w:pPr>
-            <w:r/>
-            <w:r>
-              <w:rPr>
-                <w:rFonts w:ascii="Courier New" w:hAnsi="Courier New" w:eastAsia="Courier New"/>
-                <w:b w:val="0"/>
-                <w:sz w:val="13"/>
-              </w:rPr>
-              <w:t>AC JOINT SPEED9 ACCU1 TIMER0  OX= WX= #[-110.9,-2.5803,-106.74,-0.96859,-75.258,-70.377]</w:t>
-            </w:r>
-          </w:p>
-        </w:tc>
-        <w:tc>
-          <w:tcPr>
-            <w:tcW w:type="dxa" w:w="5953"/>
-          </w:tcPr>
-          <w:p>
-            <w:pPr>
-              <w:spacing w:after="0" w:before="0"/>
-            </w:pPr>
-            <w:r/>
-            <w:r>
-              <w:rPr>
-                <w:b w:val="0"/>
-                <w:sz w:val="16"/>
-              </w:rPr>
+              <w:tab/>
               <w:t>Ruch osiowy 100%, dokł. 1mm</w:t>
             </w:r>
           </w:p>
-        </w:tc>
-      </w:tr>
-      <w:tr>
-        <w:tc>
-          <w:tcPr>
-            <w:tcW w:type="dxa" w:w="567"/>
-          </w:tcPr>
           <w:p>
             <w:pPr>
-              <w:spacing w:after="0" w:before="0"/>
-              <w:jc w:val="center"/>
+              <w:tabs>
+                <w:tab w:pos="426" w:val="left"/>
+              </w:tabs>
+              <w:spacing w:before="0" w:after="0" w:line="240" w:lineRule="auto"/>
+              <w:ind w:left="426" w:hanging="426"/>
             </w:pPr>
-            <w:r/>
             <w:r>
               <w:rPr>
+                <w:rFonts w:ascii="Times New Roman" w:hAnsi="Times New Roman" w:eastAsia="Times New Roman" w:cs="Times New Roman"/>
                 <w:b w:val="0"/>
-                <w:sz w:val="16"/>
+                <w:sz w:val="20"/>
               </w:rPr>
               <w:t>28</w:t>
-            </w:r>
-          </w:p>
-        </w:tc>
-        <w:tc>
-          <w:tcPr>
-            <w:tcW w:type="dxa" w:w="8617"/>
-          </w:tcPr>
-          <w:p>
-            <w:pPr>
-              <w:spacing w:after="0" w:before="0"/>
-            </w:pPr>
-            <w:r/>
-            <w:r>
-              <w:rPr>
-                <w:rFonts w:ascii="Courier New" w:hAnsi="Courier New" w:eastAsia="Courier New"/>
-                <w:b w:val="0"/>
-                <w:sz w:val="13"/>
-              </w:rPr>
-              <w:t>AC LINEAR SPEED3 ACCU1 TIMER0  OX= WX= #[-110.56,3.5247,-116.2,-1.0823,-59.69,-70.425]</w:t>
-            </w:r>
-          </w:p>
-        </w:tc>
-        <w:tc>
-          <w:tcPr>
-            <w:tcW w:type="dxa" w:w="5953"/>
-          </w:tcPr>
-          <w:p>
-            <w:pPr>
-              <w:spacing w:after="0" w:before="0"/>
-            </w:pPr>
-            <w:r/>
-            <w:r>
-              <w:rPr>
-                <w:b w:val="0"/>
-                <w:sz w:val="16"/>
-              </w:rPr>
+              <w:tab/>
               <w:t>Ruch liniowy 25%, dokł. 1mm</w:t>
             </w:r>
           </w:p>
-        </w:tc>
-      </w:tr>
-      <w:tr>
-        <w:tc>
-          <w:tcPr>
-            <w:tcW w:type="dxa" w:w="567"/>
-          </w:tcPr>
           <w:p>
             <w:pPr>
-              <w:spacing w:after="0" w:before="0"/>
-              <w:jc w:val="center"/>
+              <w:tabs>
+                <w:tab w:pos="426" w:val="left"/>
+              </w:tabs>
+              <w:spacing w:before="0" w:after="0" w:line="240" w:lineRule="auto"/>
+              <w:ind w:left="426" w:hanging="426"/>
             </w:pPr>
-            <w:r/>
             <w:r>
               <w:rPr>
+                <w:rFonts w:ascii="Times New Roman" w:hAnsi="Times New Roman" w:eastAsia="Times New Roman" w:cs="Times New Roman"/>
                 <w:b w:val="0"/>
-                <w:sz w:val="16"/>
+                <w:sz w:val="20"/>
               </w:rPr>
               <w:t>29</w:t>
-            </w:r>
-          </w:p>
-        </w:tc>
-        <w:tc>
-          <w:tcPr>
-            <w:tcW w:type="dxa" w:w="8617"/>
-          </w:tcPr>
-          <w:p>
-            <w:pPr>
-              <w:spacing w:after="0" w:before="0"/>
-            </w:pPr>
-            <w:r/>
-            <w:r>
-              <w:rPr>
-                <w:rFonts w:ascii="Courier New" w:hAnsi="Courier New" w:eastAsia="Courier New"/>
-                <w:b w:val="0"/>
-                <w:sz w:val="13"/>
-              </w:rPr>
-              <w:t>AC LINEAR SPEED3 ACCU1 TIMER1  OX=13 WX= #[-110.56,3.5259,-116.2,-1.0823,-59.69,-70.425]</w:t>
-            </w:r>
-          </w:p>
-        </w:tc>
-        <w:tc>
-          <w:tcPr>
-            <w:tcW w:type="dxa" w:w="5953"/>
-          </w:tcPr>
-          <w:p>
-            <w:pPr>
-              <w:spacing w:after="0" w:before="0"/>
-            </w:pPr>
-            <w:r/>
-            <w:r>
-              <w:rPr>
-                <w:b w:val="0"/>
-                <w:sz w:val="16"/>
-              </w:rPr>
+              <w:tab/>
               <w:t>Ruch liniowy 25%, dokł. 1mm, zamknij chwytak, czekaj 0,3s</w:t>
             </w:r>
           </w:p>
-        </w:tc>
-      </w:tr>
-      <w:tr>
-        <w:tc>
-          <w:tcPr>
-            <w:tcW w:type="dxa" w:w="567"/>
-          </w:tcPr>
           <w:p>
             <w:pPr>
-              <w:spacing w:after="0" w:before="0"/>
-              <w:jc w:val="center"/>
+              <w:tabs>
+                <w:tab w:pos="426" w:val="left"/>
+              </w:tabs>
+              <w:spacing w:before="0" w:after="0" w:line="240" w:lineRule="auto"/>
+              <w:ind w:left="426" w:hanging="426"/>
             </w:pPr>
-            <w:r/>
             <w:r>
               <w:rPr>
+                <w:rFonts w:ascii="Times New Roman" w:hAnsi="Times New Roman" w:eastAsia="Times New Roman" w:cs="Times New Roman"/>
                 <w:b w:val="0"/>
-                <w:sz w:val="16"/>
+                <w:sz w:val="20"/>
               </w:rPr>
               <w:t>30</w:t>
-            </w:r>
-          </w:p>
-        </w:tc>
-        <w:tc>
-          <w:tcPr>
-            <w:tcW w:type="dxa" w:w="8617"/>
-          </w:tcPr>
-          <w:p>
-            <w:pPr>
-              <w:spacing w:after="0" w:before="0"/>
-            </w:pPr>
-            <w:r/>
-            <w:r>
-              <w:rPr>
-                <w:rFonts w:ascii="Courier New" w:hAnsi="Courier New" w:eastAsia="Courier New"/>
-                <w:b w:val="0"/>
-                <w:sz w:val="13"/>
-              </w:rPr>
-              <w:t>AC LINEAR SPEED3 ACCU1 TIMER0  OX=13 WX= #[-110.56,-1.3533,-104.12,-0.95925,-76.646,-70.75]</w:t>
-            </w:r>
-          </w:p>
-        </w:tc>
-        <w:tc>
-          <w:tcPr>
-            <w:tcW w:type="dxa" w:w="5953"/>
-          </w:tcPr>
-          <w:p>
-            <w:pPr>
-              <w:spacing w:after="0" w:before="0"/>
-            </w:pPr>
-            <w:r/>
-            <w:r>
-              <w:rPr>
-                <w:b w:val="0"/>
-                <w:sz w:val="16"/>
-              </w:rPr>
+              <w:tab/>
               <w:t>Ruch liniowy 25%, dokł. 1mm</w:t>
             </w:r>
           </w:p>
-        </w:tc>
-      </w:tr>
-      <w:tr>
-        <w:tc>
-          <w:tcPr>
-            <w:tcW w:type="dxa" w:w="567"/>
-          </w:tcPr>
           <w:p>
             <w:pPr>
-              <w:spacing w:after="0" w:before="0"/>
-              <w:jc w:val="center"/>
+              <w:tabs>
+                <w:tab w:pos="426" w:val="left"/>
+              </w:tabs>
+              <w:spacing w:before="0" w:after="0" w:line="240" w:lineRule="auto"/>
+              <w:ind w:left="426" w:hanging="426"/>
             </w:pPr>
-            <w:r/>
             <w:r>
               <w:rPr>
+                <w:rFonts w:ascii="Times New Roman" w:hAnsi="Times New Roman" w:eastAsia="Times New Roman" w:cs="Times New Roman"/>
                 <w:b w:val="0"/>
-                <w:sz w:val="16"/>
+                <w:sz w:val="20"/>
               </w:rPr>
               <w:t>31</w:t>
-            </w:r>
-          </w:p>
-        </w:tc>
-        <w:tc>
-          <w:tcPr>
-            <w:tcW w:type="dxa" w:w="8617"/>
-          </w:tcPr>
-          <w:p>
-            <w:pPr>
-              <w:spacing w:after="0" w:before="0"/>
-            </w:pPr>
-            <w:r/>
-            <w:r>
-              <w:rPr>
-                <w:rFonts w:ascii="Courier New" w:hAnsi="Courier New" w:eastAsia="Courier New"/>
-                <w:b w:val="0"/>
-                <w:sz w:val="13"/>
-              </w:rPr>
-              <w:t>AC JOINT SPEED9 ACCU1 TIMER0  OX=13 WX= #[-69.902,1.0921,-101.68,-0.33446,-76.172,-111.54]</w:t>
-            </w:r>
-          </w:p>
-        </w:tc>
-        <w:tc>
-          <w:tcPr>
-            <w:tcW w:type="dxa" w:w="5953"/>
-          </w:tcPr>
-          <w:p>
-            <w:pPr>
-              <w:spacing w:after="0" w:before="0"/>
-            </w:pPr>
-            <w:r/>
-            <w:r>
-              <w:rPr>
-                <w:b w:val="0"/>
-                <w:sz w:val="16"/>
-              </w:rPr>
+              <w:tab/>
               <w:t>Ruch osiowy 100%, dokł. 1mm</w:t>
             </w:r>
           </w:p>
-        </w:tc>
-      </w:tr>
-      <w:tr>
-        <w:tc>
-          <w:tcPr>
-            <w:tcW w:type="dxa" w:w="567"/>
-          </w:tcPr>
           <w:p>
             <w:pPr>
-              <w:spacing w:after="0" w:before="0"/>
-              <w:jc w:val="center"/>
+              <w:tabs>
+                <w:tab w:pos="426" w:val="left"/>
+              </w:tabs>
+              <w:spacing w:before="0" w:after="0" w:line="240" w:lineRule="auto"/>
+              <w:ind w:left="426" w:hanging="426"/>
             </w:pPr>
-            <w:r/>
             <w:r>
               <w:rPr>
+                <w:rFonts w:ascii="Times New Roman" w:hAnsi="Times New Roman" w:eastAsia="Times New Roman" w:cs="Times New Roman"/>
                 <w:b w:val="0"/>
-                <w:sz w:val="16"/>
+                <w:sz w:val="20"/>
               </w:rPr>
               <w:t>32</w:t>
-            </w:r>
-          </w:p>
-        </w:tc>
-        <w:tc>
-          <w:tcPr>
-            <w:tcW w:type="dxa" w:w="8617"/>
-          </w:tcPr>
-          <w:p>
-            <w:pPr>
-              <w:spacing w:after="0" w:before="0"/>
-            </w:pPr>
-            <w:r/>
-            <w:r>
-              <w:rPr>
-                <w:rFonts w:ascii="Courier New" w:hAnsi="Courier New" w:eastAsia="Courier New"/>
-                <w:b w:val="0"/>
-                <w:sz w:val="13"/>
-              </w:rPr>
-              <w:t>AC LINEAR SPEED3 ACCU1 TIMER0  OX=13 WX= #[-69.357,5.1525,-114.17,-0.36407,-59.62,-111.98]</w:t>
-            </w:r>
-          </w:p>
-        </w:tc>
-        <w:tc>
-          <w:tcPr>
-            <w:tcW w:type="dxa" w:w="5953"/>
-          </w:tcPr>
-          <w:p>
-            <w:pPr>
-              <w:spacing w:after="0" w:before="0"/>
-            </w:pPr>
-            <w:r/>
-            <w:r>
-              <w:rPr>
-                <w:b w:val="0"/>
-                <w:sz w:val="16"/>
-              </w:rPr>
+              <w:tab/>
               <w:t>Ruch liniowy 25%, dokł. 1mm</w:t>
             </w:r>
           </w:p>
-        </w:tc>
-      </w:tr>
-      <w:tr>
-        <w:tc>
-          <w:tcPr>
-            <w:tcW w:type="dxa" w:w="567"/>
-          </w:tcPr>
           <w:p>
             <w:pPr>
-              <w:spacing w:after="0" w:before="0"/>
-              <w:jc w:val="center"/>
+              <w:tabs>
+                <w:tab w:pos="426" w:val="left"/>
+              </w:tabs>
+              <w:spacing w:before="0" w:after="0" w:line="240" w:lineRule="auto"/>
+              <w:ind w:left="426" w:hanging="426"/>
             </w:pPr>
-            <w:r/>
             <w:r>
               <w:rPr>
+                <w:rFonts w:ascii="Times New Roman" w:hAnsi="Times New Roman" w:eastAsia="Times New Roman" w:cs="Times New Roman"/>
                 <w:b w:val="0"/>
-                <w:sz w:val="16"/>
+                <w:sz w:val="20"/>
               </w:rPr>
               <w:t>33</w:t>
-            </w:r>
-          </w:p>
-        </w:tc>
-        <w:tc>
-          <w:tcPr>
-            <w:tcW w:type="dxa" w:w="8617"/>
-          </w:tcPr>
-          <w:p>
-            <w:pPr>
-              <w:spacing w:after="0" w:before="0"/>
-            </w:pPr>
-            <w:r/>
-            <w:r>
-              <w:rPr>
-                <w:rFonts w:ascii="Courier New" w:hAnsi="Courier New" w:eastAsia="Courier New"/>
-                <w:b w:val="0"/>
-                <w:sz w:val="13"/>
-              </w:rPr>
-              <w:t>AC LINEAR SPEED3 ACCU1 TIMER1  OX= WX= #[-69.357,5.151,-114.17,-0.36407,-59.62,-111.98]</w:t>
-            </w:r>
-          </w:p>
-        </w:tc>
-        <w:tc>
-          <w:tcPr>
-            <w:tcW w:type="dxa" w:w="5953"/>
-          </w:tcPr>
-          <w:p>
-            <w:pPr>
-              <w:spacing w:after="0" w:before="0"/>
-            </w:pPr>
-            <w:r/>
-            <w:r>
-              <w:rPr>
-                <w:b w:val="0"/>
-                <w:sz w:val="16"/>
-              </w:rPr>
+              <w:tab/>
               <w:t>Ruch liniowy 25%, dokł. 1mm, otwórz chwytak, czekaj 0,3s</w:t>
             </w:r>
           </w:p>
-        </w:tc>
-      </w:tr>
-      <w:tr>
-        <w:tc>
-          <w:tcPr>
-            <w:tcW w:type="dxa" w:w="567"/>
-          </w:tcPr>
           <w:p>
             <w:pPr>
-              <w:spacing w:after="0" w:before="0"/>
-              <w:jc w:val="center"/>
+              <w:tabs>
+                <w:tab w:pos="426" w:val="left"/>
+              </w:tabs>
+              <w:spacing w:before="0" w:after="0" w:line="240" w:lineRule="auto"/>
+              <w:ind w:left="426" w:hanging="426"/>
             </w:pPr>
-            <w:r/>
             <w:r>
               <w:rPr>
+                <w:rFonts w:ascii="Times New Roman" w:hAnsi="Times New Roman" w:eastAsia="Times New Roman" w:cs="Times New Roman"/>
                 <w:b w:val="0"/>
-                <w:sz w:val="16"/>
+                <w:sz w:val="20"/>
               </w:rPr>
               <w:t>34</w:t>
-            </w:r>
-          </w:p>
-        </w:tc>
-        <w:tc>
-          <w:tcPr>
-            <w:tcW w:type="dxa" w:w="8617"/>
-          </w:tcPr>
-          <w:p>
-            <w:pPr>
-              <w:spacing w:after="0" w:before="0"/>
-            </w:pPr>
-            <w:r/>
-            <w:r>
-              <w:rPr>
-                <w:rFonts w:ascii="Courier New" w:hAnsi="Courier New" w:eastAsia="Courier New"/>
-                <w:b w:val="0"/>
-                <w:sz w:val="13"/>
-              </w:rPr>
-              <w:t>AC LINEAR SPEED3 ACCU1 TIMER0  OX= WX= #[-69.357,0.41047,-83.543,-0.31473,-94.984,-112.2]</w:t>
-            </w:r>
-          </w:p>
-        </w:tc>
-        <w:tc>
-          <w:tcPr>
-            <w:tcW w:type="dxa" w:w="5953"/>
-          </w:tcPr>
-          <w:p>
-            <w:pPr>
-              <w:spacing w:after="0" w:before="0"/>
-            </w:pPr>
-            <w:r/>
-            <w:r>
-              <w:rPr>
-                <w:b w:val="0"/>
-                <w:sz w:val="16"/>
-              </w:rPr>
+              <w:tab/>
               <w:t>Ruch liniowy 25%, dokł. 1mm</w:t>
             </w:r>
           </w:p>
-        </w:tc>
-      </w:tr>
-      <w:tr>
-        <w:tc>
-          <w:tcPr>
-            <w:tcW w:type="dxa" w:w="567"/>
-          </w:tcPr>
           <w:p>
             <w:pPr>
-              <w:spacing w:after="0" w:before="0"/>
-              <w:jc w:val="center"/>
+              <w:tabs>
+                <w:tab w:pos="426" w:val="left"/>
+              </w:tabs>
+              <w:spacing w:before="0" w:after="0" w:line="240" w:lineRule="auto"/>
+              <w:ind w:left="426" w:hanging="426"/>
             </w:pPr>
-            <w:r/>
             <w:r>
               <w:rPr>
+                <w:rFonts w:ascii="Times New Roman" w:hAnsi="Times New Roman" w:eastAsia="Times New Roman" w:cs="Times New Roman"/>
                 <w:b w:val="0"/>
-                <w:sz w:val="16"/>
+                <w:sz w:val="20"/>
               </w:rPr>
-            </w:r>
-          </w:p>
-        </w:tc>
-        <w:tc>
-          <w:tcPr>
-            <w:tcW w:type="dxa" w:w="8617"/>
-          </w:tcPr>
-          <w:p>
-            <w:pPr>
-              <w:spacing w:after="0" w:before="0"/>
-            </w:pPr>
-            <w:r/>
-            <w:r>
-              <w:rPr>
-                <w:rFonts w:ascii="Courier New" w:hAnsi="Courier New" w:eastAsia="Courier New"/>
-                <w:b w:val="0"/>
-                <w:sz w:val="13"/>
-              </w:rPr>
-              <w:t>.END</w:t>
-            </w:r>
-          </w:p>
-        </w:tc>
-        <w:tc>
-          <w:tcPr>
-            <w:tcW w:type="dxa" w:w="5953"/>
-          </w:tcPr>
-          <w:p>
-            <w:pPr>
-              <w:spacing w:after="0" w:before="0"/>
-            </w:pPr>
-            <w:r/>
-            <w:r>
-              <w:rPr>
-                <w:b w:val="0"/>
-                <w:sz w:val="16"/>
-              </w:rPr>
+              <w:t>35</w:t>
+              <w:tab/>
               <w:t>Koniec programu</w:t>
             </w:r>
           </w:p>
@@ -2518,70 +1750,84 @@
     </w:tbl>
     <w:p>
       <w:pPr>
-        <w:sectPr>
-          <w:pgSz w:w="16838" w:h="11906" w:orient="landscape"/>
-          <w:pgMar w:top="850" w:right="850" w:bottom="850" w:left="850" w:header="720" w:footer="720" w:gutter="0"/>
-          <w:cols w:space="720"/>
-          <w:docGrid w:linePitch="360"/>
-        </w:sectPr>
+        <w:spacing w:before="0" w:after="0" w:line="360" w:lineRule="auto"/>
       </w:pPr>
+      <w:r>
+        <w:rPr>
+          <w:rFonts w:ascii="Times New Roman" w:hAnsi="Times New Roman" w:eastAsia="Times New Roman" w:cs="Times New Roman"/>
+          <w:b/>
+          <w:sz w:val="24"/>
+        </w:rPr>
+      </w:r>
     </w:p>
     <w:p>
       <w:pPr>
-        <w:spacing w:before="200"/>
+        <w:tabs>
+          <w:tab w:pos="426" w:val="left"/>
+        </w:tabs>
+        <w:spacing w:before="0" w:after="0" w:line="360" w:lineRule="auto"/>
+        <w:ind w:left="426" w:hanging="426"/>
+        <w:jc w:val="both"/>
       </w:pPr>
       <w:r>
         <w:rPr>
+          <w:rFonts w:ascii="Times New Roman" w:hAnsi="Times New Roman" w:eastAsia="Times New Roman" w:cs="Times New Roman"/>
           <w:b/>
           <w:sz w:val="24"/>
         </w:rPr>
-        <w:t>3) Współrzędne zaprogramowanych punktów dla poszczególnych kroków</w:t>
+        <w:t>3)</w:t>
+        <w:tab/>
+        <w:t>Współrzędne zaprogramowanych punktów dla poszczególnych kroków(mogą być zdjęcia z Teach Pendanta)</w:t>
       </w:r>
     </w:p>
     <w:p>
+      <w:pPr>
+        <w:spacing w:before="0" w:after="0" w:line="360" w:lineRule="auto"/>
+      </w:pPr>
       <w:r>
         <w:rPr>
-          <w:sz w:val="20"/>
+          <w:rFonts w:ascii="Times New Roman" w:hAnsi="Times New Roman" w:eastAsia="Times New Roman" w:cs="Times New Roman"/>
+          <w:b/>
+          <w:sz w:val="24"/>
         </w:rPr>
-        <w:t>Punkty zapisane jako wartości złączowe (#[…]) – kąty osi JT1…JT6 [°].</w:t>
       </w:r>
     </w:p>
     <w:tbl>
       <w:tblPr>
-        <w:tblStyle w:val="TableGrid"/>
-        <w:tblW w:type="auto" w:w="0"/>
-        <w:jc w:val="center"/>
+        <w:tblW w:type="dxa" w:w="9760"/>
         <w:tblLayout w:type="fixed"/>
         <w:tblLook w:firstColumn="1" w:firstRow="1" w:lastColumn="0" w:lastRow="0" w:noHBand="0" w:noVBand="1" w:val="04A0"/>
+        <w:tblBorders>
+          <w:top w:val="single" w:sz="4" w:space="0" w:color="000000"/>
+          <w:left w:val="single" w:sz="4" w:space="0" w:color="000000"/>
+          <w:bottom w:val="single" w:sz="4" w:space="0" w:color="000000"/>
+          <w:right w:val="single" w:sz="4" w:space="0" w:color="000000"/>
+          <w:insideH w:val="single" w:sz="4" w:space="0" w:color="000000"/>
+          <w:insideV w:val="single" w:sz="4" w:space="0" w:color="000000"/>
+        </w:tblBorders>
       </w:tblPr>
       <w:tblGrid>
-        <w:gridCol w:w="1247"/>
-        <w:gridCol w:w="1361"/>
-        <w:gridCol w:w="1361"/>
-        <w:gridCol w:w="1361"/>
-        <w:gridCol w:w="1361"/>
-        <w:gridCol w:w="1361"/>
-        <w:gridCol w:w="1361"/>
+        <w:gridCol w:w="2340"/>
+        <w:gridCol w:w="7420"/>
       </w:tblGrid>
       <w:tr>
         <w:trPr>
-          <w:tblHeader w:val="true"/>
+          <w:cantSplit/>
         </w:trPr>
         <w:tc>
           <w:tcPr>
-            <w:tcW w:type="dxa" w:w="1247"/>
-            <w:shd w:val="clear" w:color="auto" w:fill="D9D9D9"/>
+            <w:tcW w:type="dxa" w:w="2340"/>
           </w:tcPr>
           <w:p>
             <w:pPr>
-              <w:spacing w:after="0" w:before="0"/>
+              <w:spacing w:before="0" w:after="0" w:line="360" w:lineRule="auto"/>
               <w:jc w:val="center"/>
             </w:pPr>
-            <w:r/>
             <w:r>
               <w:rPr>
-                <w:b/>
-                <w:sz w:val="18"/>
+                <w:rFonts w:ascii="Times New Roman" w:hAnsi="Times New Roman" w:eastAsia="Times New Roman" w:cs="Times New Roman"/>
+                <w:b w:val="0"/>
+                <w:sz w:val="24"/>
               </w:rPr>
               <w:t>Krok (step)</w:t>
             </w:r>
@@ -2589,140 +1835,42 @@
         </w:tc>
         <w:tc>
           <w:tcPr>
-            <w:tcW w:type="dxa" w:w="1361"/>
-            <w:shd w:val="clear" w:color="auto" w:fill="D9D9D9"/>
+            <w:tcW w:type="dxa" w:w="7420"/>
           </w:tcPr>
           <w:p>
             <w:pPr>
-              <w:spacing w:after="0" w:before="0"/>
+              <w:spacing w:before="0" w:after="0" w:line="360" w:lineRule="auto"/>
               <w:jc w:val="center"/>
             </w:pPr>
-            <w:r/>
             <w:r>
               <w:rPr>
-                <w:b/>
-                <w:sz w:val="18"/>
+                <w:rFonts w:ascii="Times New Roman" w:hAnsi="Times New Roman" w:eastAsia="Times New Roman" w:cs="Times New Roman"/>
+                <w:b w:val="0"/>
+                <w:sz w:val="24"/>
               </w:rPr>
-              <w:t>JT1</w:t>
-            </w:r>
-          </w:p>
-        </w:tc>
-        <w:tc>
-          <w:tcPr>
-            <w:tcW w:type="dxa" w:w="1361"/>
-            <w:shd w:val="clear" w:color="auto" w:fill="D9D9D9"/>
-          </w:tcPr>
-          <w:p>
-            <w:pPr>
-              <w:spacing w:after="0" w:before="0"/>
-              <w:jc w:val="center"/>
-            </w:pPr>
-            <w:r/>
-            <w:r>
-              <w:rPr>
-                <w:b/>
-                <w:sz w:val="18"/>
-              </w:rPr>
-              <w:t>JT2</w:t>
-            </w:r>
-          </w:p>
-        </w:tc>
-        <w:tc>
-          <w:tcPr>
-            <w:tcW w:type="dxa" w:w="1361"/>
-            <w:shd w:val="clear" w:color="auto" w:fill="D9D9D9"/>
-          </w:tcPr>
-          <w:p>
-            <w:pPr>
-              <w:spacing w:after="0" w:before="0"/>
-              <w:jc w:val="center"/>
-            </w:pPr>
-            <w:r/>
-            <w:r>
-              <w:rPr>
-                <w:b/>
-                <w:sz w:val="18"/>
-              </w:rPr>
-              <w:t>JT3</w:t>
-            </w:r>
-          </w:p>
-        </w:tc>
-        <w:tc>
-          <w:tcPr>
-            <w:tcW w:type="dxa" w:w="1361"/>
-            <w:shd w:val="clear" w:color="auto" w:fill="D9D9D9"/>
-          </w:tcPr>
-          <w:p>
-            <w:pPr>
-              <w:spacing w:after="0" w:before="0"/>
-              <w:jc w:val="center"/>
-            </w:pPr>
-            <w:r/>
-            <w:r>
-              <w:rPr>
-                <w:b/>
-                <w:sz w:val="18"/>
-              </w:rPr>
-              <w:t>JT4</w:t>
-            </w:r>
-          </w:p>
-        </w:tc>
-        <w:tc>
-          <w:tcPr>
-            <w:tcW w:type="dxa" w:w="1361"/>
-            <w:shd w:val="clear" w:color="auto" w:fill="D9D9D9"/>
-          </w:tcPr>
-          <w:p>
-            <w:pPr>
-              <w:spacing w:after="0" w:before="0"/>
-              <w:jc w:val="center"/>
-            </w:pPr>
-            <w:r/>
-            <w:r>
-              <w:rPr>
-                <w:b/>
-                <w:sz w:val="18"/>
-              </w:rPr>
-              <w:t>JT5</w:t>
-            </w:r>
-          </w:p>
-        </w:tc>
-        <w:tc>
-          <w:tcPr>
-            <w:tcW w:type="dxa" w:w="1361"/>
-            <w:shd w:val="clear" w:color="auto" w:fill="D9D9D9"/>
-          </w:tcPr>
-          <w:p>
-            <w:pPr>
-              <w:spacing w:after="0" w:before="0"/>
-              <w:jc w:val="center"/>
-            </w:pPr>
-            <w:r/>
-            <w:r>
-              <w:rPr>
-                <w:b/>
-                <w:sz w:val="18"/>
-              </w:rPr>
-              <w:t>JT6</w:t>
+              <w:t>Współrzędne (x, y, z, o, a, t)</w:t>
             </w:r>
           </w:p>
         </w:tc>
       </w:tr>
       <w:tr>
+        <w:trPr>
+          <w:cantSplit/>
+        </w:trPr>
         <w:tc>
           <w:tcPr>
-            <w:tcW w:type="dxa" w:w="1247"/>
+            <w:tcW w:type="dxa" w:w="2340"/>
           </w:tcPr>
           <w:p>
             <w:pPr>
-              <w:spacing w:after="0" w:before="0"/>
+              <w:spacing w:before="0" w:after="0" w:line="360" w:lineRule="auto"/>
               <w:jc w:val="center"/>
             </w:pPr>
-            <w:r/>
             <w:r>
               <w:rPr>
+                <w:rFonts w:ascii="Times New Roman" w:hAnsi="Times New Roman" w:eastAsia="Times New Roman" w:cs="Times New Roman"/>
                 <w:b w:val="0"/>
-                <w:sz w:val="18"/>
+                <w:sz w:val="24"/>
               </w:rPr>
               <w:t>1</w:t>
             </w:r>
@@ -2730,134 +1878,42 @@
         </w:tc>
         <w:tc>
           <w:tcPr>
-            <w:tcW w:type="dxa" w:w="1361"/>
+            <w:tcW w:type="dxa" w:w="7420"/>
           </w:tcPr>
           <w:p>
             <w:pPr>
-              <w:spacing w:after="0" w:before="0"/>
-              <w:jc w:val="right"/>
+              <w:spacing w:before="0" w:after="0" w:line="360" w:lineRule="auto"/>
+              <w:jc w:val="center"/>
             </w:pPr>
-            <w:r/>
             <w:r>
               <w:rPr>
+                <w:rFonts w:ascii="Times New Roman" w:hAnsi="Times New Roman" w:eastAsia="Times New Roman" w:cs="Times New Roman"/>
                 <w:b w:val="0"/>
-                <w:sz w:val="18"/>
+                <w:sz w:val="24"/>
               </w:rPr>
-              <w:t>-86.688</w:t>
-            </w:r>
-          </w:p>
-        </w:tc>
-        <w:tc>
-          <w:tcPr>
-            <w:tcW w:type="dxa" w:w="1361"/>
-          </w:tcPr>
-          <w:p>
-            <w:pPr>
-              <w:spacing w:after="0" w:before="0"/>
-              <w:jc w:val="right"/>
-            </w:pPr>
-            <w:r/>
-            <w:r>
-              <w:rPr>
-                <w:b w:val="0"/>
-                <w:sz w:val="18"/>
-              </w:rPr>
-              <w:t>-7.0655</w:t>
-            </w:r>
-          </w:p>
-        </w:tc>
-        <w:tc>
-          <w:tcPr>
-            <w:tcW w:type="dxa" w:w="1361"/>
-          </w:tcPr>
-          <w:p>
-            <w:pPr>
-              <w:spacing w:after="0" w:before="0"/>
-              <w:jc w:val="right"/>
-            </w:pPr>
-            <w:r/>
-            <w:r>
-              <w:rPr>
-                <w:b w:val="0"/>
-                <w:sz w:val="18"/>
-              </w:rPr>
-              <w:t>-86.28</w:t>
-            </w:r>
-          </w:p>
-        </w:tc>
-        <w:tc>
-          <w:tcPr>
-            <w:tcW w:type="dxa" w:w="1361"/>
-          </w:tcPr>
-          <w:p>
-            <w:pPr>
-              <w:spacing w:after="0" w:before="0"/>
-              <w:jc w:val="right"/>
-            </w:pPr>
-            <w:r/>
-            <w:r>
-              <w:rPr>
-                <w:b w:val="0"/>
-                <w:sz w:val="18"/>
-              </w:rPr>
-              <w:t>0.95457</w:t>
-            </w:r>
-          </w:p>
-        </w:tc>
-        <w:tc>
-          <w:tcPr>
-            <w:tcW w:type="dxa" w:w="1361"/>
-          </w:tcPr>
-          <w:p>
-            <w:pPr>
-              <w:spacing w:after="0" w:before="0"/>
-              <w:jc w:val="right"/>
-            </w:pPr>
-            <w:r/>
-            <w:r>
-              <w:rPr>
-                <w:b w:val="0"/>
-                <w:sz w:val="18"/>
-              </w:rPr>
-              <w:t>-100.13</w:t>
-            </w:r>
-          </w:p>
-        </w:tc>
-        <w:tc>
-          <w:tcPr>
-            <w:tcW w:type="dxa" w:w="1361"/>
-          </w:tcPr>
-          <w:p>
-            <w:pPr>
-              <w:spacing w:after="0" w:before="0"/>
-              <w:jc w:val="right"/>
-            </w:pPr>
-            <w:r/>
-            <w:r>
-              <w:rPr>
-                <w:b w:val="0"/>
-                <w:sz w:val="18"/>
-              </w:rPr>
-              <w:t>-183.58</w:t>
+              <w:t>-86.688, -7.0655, -86.28, 0.95457, -100.13, -183.58</w:t>
             </w:r>
           </w:p>
         </w:tc>
       </w:tr>
       <w:tr>
+        <w:trPr>
+          <w:cantSplit/>
+        </w:trPr>
         <w:tc>
           <w:tcPr>
-            <w:tcW w:type="dxa" w:w="1247"/>
+            <w:tcW w:type="dxa" w:w="2340"/>
           </w:tcPr>
           <w:p>
             <w:pPr>
-              <w:spacing w:after="0" w:before="0"/>
+              <w:spacing w:before="0" w:after="0" w:line="360" w:lineRule="auto"/>
               <w:jc w:val="center"/>
             </w:pPr>
-            <w:r/>
             <w:r>
               <w:rPr>
+                <w:rFonts w:ascii="Times New Roman" w:hAnsi="Times New Roman" w:eastAsia="Times New Roman" w:cs="Times New Roman"/>
                 <w:b w:val="0"/>
-                <w:sz w:val="18"/>
+                <w:sz w:val="24"/>
               </w:rPr>
               <w:t>2</w:t>
             </w:r>
@@ -2865,134 +1921,42 @@
         </w:tc>
         <w:tc>
           <w:tcPr>
-            <w:tcW w:type="dxa" w:w="1361"/>
+            <w:tcW w:type="dxa" w:w="7420"/>
           </w:tcPr>
           <w:p>
             <w:pPr>
-              <w:spacing w:after="0" w:before="0"/>
-              <w:jc w:val="right"/>
+              <w:spacing w:before="0" w:after="0" w:line="360" w:lineRule="auto"/>
+              <w:jc w:val="center"/>
             </w:pPr>
-            <w:r/>
             <w:r>
               <w:rPr>
+                <w:rFonts w:ascii="Times New Roman" w:hAnsi="Times New Roman" w:eastAsia="Times New Roman" w:cs="Times New Roman"/>
                 <w:b w:val="0"/>
-                <w:sz w:val="18"/>
+                <w:sz w:val="24"/>
               </w:rPr>
-              <w:t>-115.87</w:t>
-            </w:r>
-          </w:p>
-        </w:tc>
-        <w:tc>
-          <w:tcPr>
-            <w:tcW w:type="dxa" w:w="1361"/>
-          </w:tcPr>
-          <w:p>
-            <w:pPr>
-              <w:spacing w:after="0" w:before="0"/>
-              <w:jc w:val="right"/>
-            </w:pPr>
-            <w:r/>
-            <w:r>
-              <w:rPr>
-                <w:b w:val="0"/>
-                <w:sz w:val="18"/>
-              </w:rPr>
-              <w:t>-13.166</w:t>
-            </w:r>
-          </w:p>
-        </w:tc>
-        <w:tc>
-          <w:tcPr>
-            <w:tcW w:type="dxa" w:w="1361"/>
-          </w:tcPr>
-          <w:p>
-            <w:pPr>
-              <w:spacing w:after="0" w:before="0"/>
-              <w:jc w:val="right"/>
-            </w:pPr>
-            <w:r/>
-            <w:r>
-              <w:rPr>
-                <w:b w:val="0"/>
-                <w:sz w:val="18"/>
-              </w:rPr>
-              <w:t>-118.3</w:t>
-            </w:r>
-          </w:p>
-        </w:tc>
-        <w:tc>
-          <w:tcPr>
-            <w:tcW w:type="dxa" w:w="1361"/>
-          </w:tcPr>
-          <w:p>
-            <w:pPr>
-              <w:spacing w:after="0" w:before="0"/>
-              <w:jc w:val="right"/>
-            </w:pPr>
-            <w:r/>
-            <w:r>
-              <w:rPr>
-                <w:b w:val="0"/>
-                <w:sz w:val="18"/>
-              </w:rPr>
-              <w:t>-1.0621</w:t>
-            </w:r>
-          </w:p>
-        </w:tc>
-        <w:tc>
-          <w:tcPr>
-            <w:tcW w:type="dxa" w:w="1361"/>
-          </w:tcPr>
-          <w:p>
-            <w:pPr>
-              <w:spacing w:after="0" w:before="0"/>
-              <w:jc w:val="right"/>
-            </w:pPr>
-            <w:r/>
-            <w:r>
-              <w:rPr>
-                <w:b w:val="0"/>
-                <w:sz w:val="18"/>
-              </w:rPr>
-              <w:t>-74.347</w:t>
-            </w:r>
-          </w:p>
-        </w:tc>
-        <w:tc>
-          <w:tcPr>
-            <w:tcW w:type="dxa" w:w="1361"/>
-          </w:tcPr>
-          <w:p>
-            <w:pPr>
-              <w:spacing w:after="0" w:before="0"/>
-              <w:jc w:val="right"/>
-            </w:pPr>
-            <w:r/>
-            <w:r>
-              <w:rPr>
-                <w:b w:val="0"/>
-                <w:sz w:val="18"/>
-              </w:rPr>
-              <w:t>-65.354</w:t>
+              <w:t>-115.87, -13.166, -118.3, -1.0621, -74.347, -65.354</w:t>
             </w:r>
           </w:p>
         </w:tc>
       </w:tr>
       <w:tr>
+        <w:trPr>
+          <w:cantSplit/>
+        </w:trPr>
         <w:tc>
           <w:tcPr>
-            <w:tcW w:type="dxa" w:w="1247"/>
+            <w:tcW w:type="dxa" w:w="2340"/>
           </w:tcPr>
           <w:p>
             <w:pPr>
-              <w:spacing w:after="0" w:before="0"/>
+              <w:spacing w:before="0" w:after="0" w:line="360" w:lineRule="auto"/>
               <w:jc w:val="center"/>
             </w:pPr>
-            <w:r/>
             <w:r>
               <w:rPr>
+                <w:rFonts w:ascii="Times New Roman" w:hAnsi="Times New Roman" w:eastAsia="Times New Roman" w:cs="Times New Roman"/>
                 <w:b w:val="0"/>
-                <w:sz w:val="18"/>
+                <w:sz w:val="24"/>
               </w:rPr>
               <w:t>3</w:t>
             </w:r>
@@ -3000,134 +1964,42 @@
         </w:tc>
         <w:tc>
           <w:tcPr>
-            <w:tcW w:type="dxa" w:w="1361"/>
+            <w:tcW w:type="dxa" w:w="7420"/>
           </w:tcPr>
           <w:p>
             <w:pPr>
-              <w:spacing w:after="0" w:before="0"/>
-              <w:jc w:val="right"/>
+              <w:spacing w:before="0" w:after="0" w:line="360" w:lineRule="auto"/>
+              <w:jc w:val="center"/>
             </w:pPr>
-            <w:r/>
             <w:r>
               <w:rPr>
+                <w:rFonts w:ascii="Times New Roman" w:hAnsi="Times New Roman" w:eastAsia="Times New Roman" w:cs="Times New Roman"/>
                 <w:b w:val="0"/>
-                <w:sz w:val="18"/>
+                <w:sz w:val="24"/>
               </w:rPr>
-              <w:t>-115.87</w:t>
-            </w:r>
-          </w:p>
-        </w:tc>
-        <w:tc>
-          <w:tcPr>
-            <w:tcW w:type="dxa" w:w="1361"/>
-          </w:tcPr>
-          <w:p>
-            <w:pPr>
-              <w:spacing w:after="0" w:before="0"/>
-              <w:jc w:val="right"/>
-            </w:pPr>
-            <w:r/>
-            <w:r>
-              <w:rPr>
-                <w:b w:val="0"/>
-                <w:sz w:val="18"/>
-              </w:rPr>
-              <w:t>-8.7489</w:t>
-            </w:r>
-          </w:p>
-        </w:tc>
-        <w:tc>
-          <w:tcPr>
-            <w:tcW w:type="dxa" w:w="1361"/>
-          </w:tcPr>
-          <w:p>
-            <w:pPr>
-              <w:spacing w:after="0" w:before="0"/>
-              <w:jc w:val="right"/>
-            </w:pPr>
-            <w:r/>
-            <w:r>
-              <w:rPr>
-                <w:b w:val="0"/>
-                <w:sz w:val="18"/>
-              </w:rPr>
-              <w:t>-128.17</w:t>
-            </w:r>
-          </w:p>
-        </w:tc>
-        <w:tc>
-          <w:tcPr>
-            <w:tcW w:type="dxa" w:w="1361"/>
-          </w:tcPr>
-          <w:p>
-            <w:pPr>
-              <w:spacing w:after="0" w:before="0"/>
-              <w:jc w:val="right"/>
-            </w:pPr>
-            <w:r/>
-            <w:r>
-              <w:rPr>
-                <w:b w:val="0"/>
-                <w:sz w:val="18"/>
-              </w:rPr>
-              <w:t>-1.181</w:t>
-            </w:r>
-          </w:p>
-        </w:tc>
-        <w:tc>
-          <w:tcPr>
-            <w:tcW w:type="dxa" w:w="1361"/>
-          </w:tcPr>
-          <w:p>
-            <w:pPr>
-              <w:spacing w:after="0" w:before="0"/>
-              <w:jc w:val="right"/>
-            </w:pPr>
-            <w:r/>
-            <w:r>
-              <w:rPr>
-                <w:b w:val="0"/>
-                <w:sz w:val="18"/>
-              </w:rPr>
-              <w:t>-60.069</w:t>
-            </w:r>
-          </w:p>
-        </w:tc>
-        <w:tc>
-          <w:tcPr>
-            <w:tcW w:type="dxa" w:w="1361"/>
-          </w:tcPr>
-          <w:p>
-            <w:pPr>
-              <w:spacing w:after="0" w:before="0"/>
-              <w:jc w:val="right"/>
-            </w:pPr>
-            <w:r/>
-            <w:r>
-              <w:rPr>
-                <w:b w:val="0"/>
-                <w:sz w:val="18"/>
-              </w:rPr>
-              <w:t>-65.05</w:t>
+              <w:t>-115.87, -8.7489, -128.17, -1.181, -60.069, -65.05</w:t>
             </w:r>
           </w:p>
         </w:tc>
       </w:tr>
       <w:tr>
+        <w:trPr>
+          <w:cantSplit/>
+        </w:trPr>
         <w:tc>
           <w:tcPr>
-            <w:tcW w:type="dxa" w:w="1247"/>
+            <w:tcW w:type="dxa" w:w="2340"/>
           </w:tcPr>
           <w:p>
             <w:pPr>
-              <w:spacing w:after="0" w:before="0"/>
+              <w:spacing w:before="0" w:after="0" w:line="360" w:lineRule="auto"/>
               <w:jc w:val="center"/>
             </w:pPr>
-            <w:r/>
             <w:r>
               <w:rPr>
+                <w:rFonts w:ascii="Times New Roman" w:hAnsi="Times New Roman" w:eastAsia="Times New Roman" w:cs="Times New Roman"/>
                 <w:b w:val="0"/>
-                <w:sz w:val="18"/>
+                <w:sz w:val="24"/>
               </w:rPr>
               <w:t>4</w:t>
             </w:r>
@@ -3135,134 +2007,42 @@
         </w:tc>
         <w:tc>
           <w:tcPr>
-            <w:tcW w:type="dxa" w:w="1361"/>
+            <w:tcW w:type="dxa" w:w="7420"/>
           </w:tcPr>
           <w:p>
             <w:pPr>
-              <w:spacing w:after="0" w:before="0"/>
-              <w:jc w:val="right"/>
+              <w:spacing w:before="0" w:after="0" w:line="360" w:lineRule="auto"/>
+              <w:jc w:val="center"/>
             </w:pPr>
-            <w:r/>
             <w:r>
               <w:rPr>
+                <w:rFonts w:ascii="Times New Roman" w:hAnsi="Times New Roman" w:eastAsia="Times New Roman" w:cs="Times New Roman"/>
                 <w:b w:val="0"/>
-                <w:sz w:val="18"/>
+                <w:sz w:val="24"/>
               </w:rPr>
-              <w:t>-115.87</w:t>
-            </w:r>
-          </w:p>
-        </w:tc>
-        <w:tc>
-          <w:tcPr>
-            <w:tcW w:type="dxa" w:w="1361"/>
-          </w:tcPr>
-          <w:p>
-            <w:pPr>
-              <w:spacing w:after="0" w:before="0"/>
-              <w:jc w:val="right"/>
-            </w:pPr>
-            <w:r/>
-            <w:r>
-              <w:rPr>
-                <w:b w:val="0"/>
-                <w:sz w:val="18"/>
-              </w:rPr>
-              <w:t>-8.7492</w:t>
-            </w:r>
-          </w:p>
-        </w:tc>
-        <w:tc>
-          <w:tcPr>
-            <w:tcW w:type="dxa" w:w="1361"/>
-          </w:tcPr>
-          <w:p>
-            <w:pPr>
-              <w:spacing w:after="0" w:before="0"/>
-              <w:jc w:val="right"/>
-            </w:pPr>
-            <w:r/>
-            <w:r>
-              <w:rPr>
-                <w:b w:val="0"/>
-                <w:sz w:val="18"/>
-              </w:rPr>
-              <w:t>-128.16</w:t>
-            </w:r>
-          </w:p>
-        </w:tc>
-        <w:tc>
-          <w:tcPr>
-            <w:tcW w:type="dxa" w:w="1361"/>
-          </w:tcPr>
-          <w:p>
-            <w:pPr>
-              <w:spacing w:after="0" w:before="0"/>
-              <w:jc w:val="right"/>
-            </w:pPr>
-            <w:r/>
-            <w:r>
-              <w:rPr>
-                <w:b w:val="0"/>
-                <w:sz w:val="18"/>
-              </w:rPr>
-              <w:t>-1.181</w:t>
-            </w:r>
-          </w:p>
-        </w:tc>
-        <w:tc>
-          <w:tcPr>
-            <w:tcW w:type="dxa" w:w="1361"/>
-          </w:tcPr>
-          <w:p>
-            <w:pPr>
-              <w:spacing w:after="0" w:before="0"/>
-              <w:jc w:val="right"/>
-            </w:pPr>
-            <w:r/>
-            <w:r>
-              <w:rPr>
-                <w:b w:val="0"/>
-                <w:sz w:val="18"/>
-              </w:rPr>
-              <w:t>-60.069</w:t>
-            </w:r>
-          </w:p>
-        </w:tc>
-        <w:tc>
-          <w:tcPr>
-            <w:tcW w:type="dxa" w:w="1361"/>
-          </w:tcPr>
-          <w:p>
-            <w:pPr>
-              <w:spacing w:after="0" w:before="0"/>
-              <w:jc w:val="right"/>
-            </w:pPr>
-            <w:r/>
-            <w:r>
-              <w:rPr>
-                <w:b w:val="0"/>
-                <w:sz w:val="18"/>
-              </w:rPr>
-              <w:t>-65.05</w:t>
+              <w:t>-115.87, -8.7492, -128.16, -1.181, -60.069, -65.05</w:t>
             </w:r>
           </w:p>
         </w:tc>
       </w:tr>
       <w:tr>
+        <w:trPr>
+          <w:cantSplit/>
+        </w:trPr>
         <w:tc>
           <w:tcPr>
-            <w:tcW w:type="dxa" w:w="1247"/>
+            <w:tcW w:type="dxa" w:w="2340"/>
           </w:tcPr>
           <w:p>
             <w:pPr>
-              <w:spacing w:after="0" w:before="0"/>
+              <w:spacing w:before="0" w:after="0" w:line="360" w:lineRule="auto"/>
               <w:jc w:val="center"/>
             </w:pPr>
-            <w:r/>
             <w:r>
               <w:rPr>
+                <w:rFonts w:ascii="Times New Roman" w:hAnsi="Times New Roman" w:eastAsia="Times New Roman" w:cs="Times New Roman"/>
                 <w:b w:val="0"/>
-                <w:sz w:val="18"/>
+                <w:sz w:val="24"/>
               </w:rPr>
               <w:t>5</w:t>
             </w:r>
@@ -3270,134 +2050,42 @@
         </w:tc>
         <w:tc>
           <w:tcPr>
-            <w:tcW w:type="dxa" w:w="1361"/>
+            <w:tcW w:type="dxa" w:w="7420"/>
           </w:tcPr>
           <w:p>
             <w:pPr>
-              <w:spacing w:after="0" w:before="0"/>
-              <w:jc w:val="right"/>
+              <w:spacing w:before="0" w:after="0" w:line="360" w:lineRule="auto"/>
+              <w:jc w:val="center"/>
             </w:pPr>
-            <w:r/>
             <w:r>
               <w:rPr>
+                <w:rFonts w:ascii="Times New Roman" w:hAnsi="Times New Roman" w:eastAsia="Times New Roman" w:cs="Times New Roman"/>
                 <w:b w:val="0"/>
-                <w:sz w:val="18"/>
+                <w:sz w:val="24"/>
               </w:rPr>
-              <w:t>-115.87</w:t>
-            </w:r>
-          </w:p>
-        </w:tc>
-        <w:tc>
-          <w:tcPr>
-            <w:tcW w:type="dxa" w:w="1361"/>
-          </w:tcPr>
-          <w:p>
-            <w:pPr>
-              <w:spacing w:after="0" w:before="0"/>
-              <w:jc w:val="right"/>
-            </w:pPr>
-            <w:r/>
-            <w:r>
-              <w:rPr>
-                <w:b w:val="0"/>
-                <w:sz w:val="18"/>
-              </w:rPr>
-              <w:t>-14.028</w:t>
-            </w:r>
-          </w:p>
-        </w:tc>
-        <w:tc>
-          <w:tcPr>
-            <w:tcW w:type="dxa" w:w="1361"/>
-          </w:tcPr>
-          <w:p>
-            <w:pPr>
-              <w:spacing w:after="0" w:before="0"/>
-              <w:jc w:val="right"/>
-            </w:pPr>
-            <w:r/>
-            <w:r>
-              <w:rPr>
-                <w:b w:val="0"/>
-                <w:sz w:val="18"/>
-              </w:rPr>
-              <w:t>-113.48</w:t>
-            </w:r>
-          </w:p>
-        </w:tc>
-        <w:tc>
-          <w:tcPr>
-            <w:tcW w:type="dxa" w:w="1361"/>
-          </w:tcPr>
-          <w:p>
-            <w:pPr>
-              <w:spacing w:after="0" w:before="0"/>
-              <w:jc w:val="right"/>
-            </w:pPr>
-            <w:r/>
-            <w:r>
-              <w:rPr>
-                <w:b w:val="0"/>
-                <w:sz w:val="18"/>
-              </w:rPr>
-              <w:t>-1.0387</w:t>
-            </w:r>
-          </w:p>
-        </w:tc>
-        <w:tc>
-          <w:tcPr>
-            <w:tcW w:type="dxa" w:w="1361"/>
-          </w:tcPr>
-          <w:p>
-            <w:pPr>
-              <w:spacing w:after="0" w:before="0"/>
-              <w:jc w:val="right"/>
-            </w:pPr>
-            <w:r/>
-            <w:r>
-              <w:rPr>
-                <w:b w:val="0"/>
-                <w:sz w:val="18"/>
-              </w:rPr>
-              <w:t>-79.999</w:t>
-            </w:r>
-          </w:p>
-        </w:tc>
-        <w:tc>
-          <w:tcPr>
-            <w:tcW w:type="dxa" w:w="1361"/>
-          </w:tcPr>
-          <w:p>
-            <w:pPr>
-              <w:spacing w:after="0" w:before="0"/>
-              <w:jc w:val="right"/>
-            </w:pPr>
-            <w:r/>
-            <w:r>
-              <w:rPr>
-                <w:b w:val="0"/>
-                <w:sz w:val="18"/>
-              </w:rPr>
-              <w:t>-65.46</w:t>
+              <w:t>-115.87, -14.028, -113.48, -1.0387, -79.999, -65.46</w:t>
             </w:r>
           </w:p>
         </w:tc>
       </w:tr>
       <w:tr>
+        <w:trPr>
+          <w:cantSplit/>
+        </w:trPr>
         <w:tc>
           <w:tcPr>
-            <w:tcW w:type="dxa" w:w="1247"/>
+            <w:tcW w:type="dxa" w:w="2340"/>
           </w:tcPr>
           <w:p>
             <w:pPr>
-              <w:spacing w:after="0" w:before="0"/>
+              <w:spacing w:before="0" w:after="0" w:line="360" w:lineRule="auto"/>
               <w:jc w:val="center"/>
             </w:pPr>
-            <w:r/>
             <w:r>
               <w:rPr>
+                <w:rFonts w:ascii="Times New Roman" w:hAnsi="Times New Roman" w:eastAsia="Times New Roman" w:cs="Times New Roman"/>
                 <w:b w:val="0"/>
-                <w:sz w:val="18"/>
+                <w:sz w:val="24"/>
               </w:rPr>
               <w:t>6</w:t>
             </w:r>
@@ -3405,134 +2093,42 @@
         </w:tc>
         <w:tc>
           <w:tcPr>
-            <w:tcW w:type="dxa" w:w="1361"/>
+            <w:tcW w:type="dxa" w:w="7420"/>
           </w:tcPr>
           <w:p>
             <w:pPr>
-              <w:spacing w:after="0" w:before="0"/>
-              <w:jc w:val="right"/>
+              <w:spacing w:before="0" w:after="0" w:line="360" w:lineRule="auto"/>
+              <w:jc w:val="center"/>
             </w:pPr>
-            <w:r/>
             <w:r>
               <w:rPr>
+                <w:rFonts w:ascii="Times New Roman" w:hAnsi="Times New Roman" w:eastAsia="Times New Roman" w:cs="Times New Roman"/>
                 <w:b w:val="0"/>
-                <w:sz w:val="18"/>
+                <w:sz w:val="24"/>
               </w:rPr>
-              <w:t>-63.174</w:t>
-            </w:r>
-          </w:p>
-        </w:tc>
-        <w:tc>
-          <w:tcPr>
-            <w:tcW w:type="dxa" w:w="1361"/>
-          </w:tcPr>
-          <w:p>
-            <w:pPr>
-              <w:spacing w:after="0" w:before="0"/>
-              <w:jc w:val="right"/>
-            </w:pPr>
-            <w:r/>
-            <w:r>
-              <w:rPr>
-                <w:b w:val="0"/>
-                <w:sz w:val="18"/>
-              </w:rPr>
-              <w:t>-13.609</w:t>
-            </w:r>
-          </w:p>
-        </w:tc>
-        <w:tc>
-          <w:tcPr>
-            <w:tcW w:type="dxa" w:w="1361"/>
-          </w:tcPr>
-          <w:p>
-            <w:pPr>
-              <w:spacing w:after="0" w:before="0"/>
-              <w:jc w:val="right"/>
-            </w:pPr>
-            <w:r/>
-            <w:r>
-              <w:rPr>
-                <w:b w:val="0"/>
-                <w:sz w:val="18"/>
-              </w:rPr>
-              <w:t>-113.17</w:t>
-            </w:r>
-          </w:p>
-        </w:tc>
-        <w:tc>
-          <w:tcPr>
-            <w:tcW w:type="dxa" w:w="1361"/>
-          </w:tcPr>
-          <w:p>
-            <w:pPr>
-              <w:spacing w:after="0" w:before="0"/>
-              <w:jc w:val="right"/>
-            </w:pPr>
-            <w:r/>
-            <w:r>
-              <w:rPr>
-                <w:b w:val="0"/>
-                <w:sz w:val="18"/>
-              </w:rPr>
-              <w:t>-0.17866</w:t>
-            </w:r>
-          </w:p>
-        </w:tc>
-        <w:tc>
-          <w:tcPr>
-            <w:tcW w:type="dxa" w:w="1361"/>
-          </w:tcPr>
-          <w:p>
-            <w:pPr>
-              <w:spacing w:after="0" w:before="0"/>
-              <w:jc w:val="right"/>
-            </w:pPr>
-            <w:r/>
-            <w:r>
-              <w:rPr>
-                <w:b w:val="0"/>
-                <w:sz w:val="18"/>
-              </w:rPr>
-              <w:t>-79.296</w:t>
-            </w:r>
-          </w:p>
-        </w:tc>
-        <w:tc>
-          <w:tcPr>
-            <w:tcW w:type="dxa" w:w="1361"/>
-          </w:tcPr>
-          <w:p>
-            <w:pPr>
-              <w:spacing w:after="0" w:before="0"/>
-              <w:jc w:val="right"/>
-            </w:pPr>
-            <w:r/>
-            <w:r>
-              <w:rPr>
-                <w:b w:val="0"/>
-                <w:sz w:val="18"/>
-              </w:rPr>
-              <w:t>-118.25</w:t>
+              <w:t>-63.174, -13.609, -113.17, -0.17866, -79.296, -118.25</w:t>
             </w:r>
           </w:p>
         </w:tc>
       </w:tr>
       <w:tr>
+        <w:trPr>
+          <w:cantSplit/>
+        </w:trPr>
         <w:tc>
           <w:tcPr>
-            <w:tcW w:type="dxa" w:w="1247"/>
+            <w:tcW w:type="dxa" w:w="2340"/>
           </w:tcPr>
           <w:p>
             <w:pPr>
-              <w:spacing w:after="0" w:before="0"/>
+              <w:spacing w:before="0" w:after="0" w:line="360" w:lineRule="auto"/>
               <w:jc w:val="center"/>
             </w:pPr>
-            <w:r/>
             <w:r>
               <w:rPr>
+                <w:rFonts w:ascii="Times New Roman" w:hAnsi="Times New Roman" w:eastAsia="Times New Roman" w:cs="Times New Roman"/>
                 <w:b w:val="0"/>
-                <w:sz w:val="18"/>
+                <w:sz w:val="24"/>
               </w:rPr>
               <w:t>7</w:t>
             </w:r>
@@ -3540,134 +2136,42 @@
         </w:tc>
         <w:tc>
           <w:tcPr>
-            <w:tcW w:type="dxa" w:w="1361"/>
+            <w:tcW w:type="dxa" w:w="7420"/>
           </w:tcPr>
           <w:p>
             <w:pPr>
-              <w:spacing w:after="0" w:before="0"/>
-              <w:jc w:val="right"/>
+              <w:spacing w:before="0" w:after="0" w:line="360" w:lineRule="auto"/>
+              <w:jc w:val="center"/>
             </w:pPr>
-            <w:r/>
             <w:r>
               <w:rPr>
+                <w:rFonts w:ascii="Times New Roman" w:hAnsi="Times New Roman" w:eastAsia="Times New Roman" w:cs="Times New Roman"/>
                 <w:b w:val="0"/>
-                <w:sz w:val="18"/>
+                <w:sz w:val="24"/>
               </w:rPr>
-              <w:t>-63.179</w:t>
-            </w:r>
-          </w:p>
-        </w:tc>
-        <w:tc>
-          <w:tcPr>
-            <w:tcW w:type="dxa" w:w="1361"/>
-          </w:tcPr>
-          <w:p>
-            <w:pPr>
-              <w:spacing w:after="0" w:before="0"/>
-              <w:jc w:val="right"/>
-            </w:pPr>
-            <w:r/>
-            <w:r>
-              <w:rPr>
-                <w:b w:val="0"/>
-                <w:sz w:val="18"/>
-              </w:rPr>
-              <w:t>-6.5709</w:t>
-            </w:r>
-          </w:p>
-        </w:tc>
-        <w:tc>
-          <w:tcPr>
-            <w:tcW w:type="dxa" w:w="1361"/>
-          </w:tcPr>
-          <w:p>
-            <w:pPr>
-              <w:spacing w:after="0" w:before="0"/>
-              <w:jc w:val="right"/>
-            </w:pPr>
-            <w:r/>
-            <w:r>
-              <w:rPr>
-                <w:b w:val="0"/>
-                <w:sz w:val="18"/>
-              </w:rPr>
-              <w:t>-126.18</w:t>
-            </w:r>
-          </w:p>
-        </w:tc>
-        <w:tc>
-          <w:tcPr>
-            <w:tcW w:type="dxa" w:w="1361"/>
-          </w:tcPr>
-          <w:p>
-            <w:pPr>
-              <w:spacing w:after="0" w:before="0"/>
-              <w:jc w:val="right"/>
-            </w:pPr>
-            <w:r/>
-            <w:r>
-              <w:rPr>
-                <w:b w:val="0"/>
-                <w:sz w:val="18"/>
-              </w:rPr>
-              <w:t>-0.20307</w:t>
-            </w:r>
-          </w:p>
-        </w:tc>
-        <w:tc>
-          <w:tcPr>
-            <w:tcW w:type="dxa" w:w="1361"/>
-          </w:tcPr>
-          <w:p>
-            <w:pPr>
-              <w:spacing w:after="0" w:before="0"/>
-              <w:jc w:val="right"/>
-            </w:pPr>
-            <w:r/>
-            <w:r>
-              <w:rPr>
-                <w:b w:val="0"/>
-                <w:sz w:val="18"/>
-              </w:rPr>
-              <w:t>-59.272</w:t>
-            </w:r>
-          </w:p>
-        </w:tc>
-        <w:tc>
-          <w:tcPr>
-            <w:tcW w:type="dxa" w:w="1361"/>
-          </w:tcPr>
-          <w:p>
-            <w:pPr>
-              <w:spacing w:after="0" w:before="0"/>
-              <w:jc w:val="right"/>
-            </w:pPr>
-            <w:r/>
-            <w:r>
-              <w:rPr>
-                <w:b w:val="0"/>
-                <w:sz w:val="18"/>
-              </w:rPr>
-              <w:t>-118.17</w:t>
+              <w:t>-63.179, -6.5709, -126.18, -0.20307, -59.272, -118.17</w:t>
             </w:r>
           </w:p>
         </w:tc>
       </w:tr>
       <w:tr>
+        <w:trPr>
+          <w:cantSplit/>
+        </w:trPr>
         <w:tc>
           <w:tcPr>
-            <w:tcW w:type="dxa" w:w="1247"/>
+            <w:tcW w:type="dxa" w:w="2340"/>
           </w:tcPr>
           <w:p>
             <w:pPr>
-              <w:spacing w:after="0" w:before="0"/>
+              <w:spacing w:before="0" w:after="0" w:line="360" w:lineRule="auto"/>
               <w:jc w:val="center"/>
             </w:pPr>
-            <w:r/>
             <w:r>
               <w:rPr>
+                <w:rFonts w:ascii="Times New Roman" w:hAnsi="Times New Roman" w:eastAsia="Times New Roman" w:cs="Times New Roman"/>
                 <w:b w:val="0"/>
-                <w:sz w:val="18"/>
+                <w:sz w:val="24"/>
               </w:rPr>
               <w:t>8</w:t>
             </w:r>
@@ -3675,134 +2179,42 @@
         </w:tc>
         <w:tc>
           <w:tcPr>
-            <w:tcW w:type="dxa" w:w="1361"/>
+            <w:tcW w:type="dxa" w:w="7420"/>
           </w:tcPr>
           <w:p>
             <w:pPr>
-              <w:spacing w:after="0" w:before="0"/>
-              <w:jc w:val="right"/>
+              <w:spacing w:before="0" w:after="0" w:line="360" w:lineRule="auto"/>
+              <w:jc w:val="center"/>
             </w:pPr>
-            <w:r/>
             <w:r>
               <w:rPr>
+                <w:rFonts w:ascii="Times New Roman" w:hAnsi="Times New Roman" w:eastAsia="Times New Roman" w:cs="Times New Roman"/>
                 <w:b w:val="0"/>
-                <w:sz w:val="18"/>
+                <w:sz w:val="24"/>
               </w:rPr>
-              <w:t>-63.179</w:t>
-            </w:r>
-          </w:p>
-        </w:tc>
-        <w:tc>
-          <w:tcPr>
-            <w:tcW w:type="dxa" w:w="1361"/>
-          </w:tcPr>
-          <w:p>
-            <w:pPr>
-              <w:spacing w:after="0" w:before="0"/>
-              <w:jc w:val="right"/>
-            </w:pPr>
-            <w:r/>
-            <w:r>
-              <w:rPr>
-                <w:b w:val="0"/>
-                <w:sz w:val="18"/>
-              </w:rPr>
-              <w:t>-6.5709</w:t>
-            </w:r>
-          </w:p>
-        </w:tc>
-        <w:tc>
-          <w:tcPr>
-            <w:tcW w:type="dxa" w:w="1361"/>
-          </w:tcPr>
-          <w:p>
-            <w:pPr>
-              <w:spacing w:after="0" w:before="0"/>
-              <w:jc w:val="right"/>
-            </w:pPr>
-            <w:r/>
-            <w:r>
-              <w:rPr>
-                <w:b w:val="0"/>
-                <w:sz w:val="18"/>
-              </w:rPr>
-              <w:t>-126.18</w:t>
-            </w:r>
-          </w:p>
-        </w:tc>
-        <w:tc>
-          <w:tcPr>
-            <w:tcW w:type="dxa" w:w="1361"/>
-          </w:tcPr>
-          <w:p>
-            <w:pPr>
-              <w:spacing w:after="0" w:before="0"/>
-              <w:jc w:val="right"/>
-            </w:pPr>
-            <w:r/>
-            <w:r>
-              <w:rPr>
-                <w:b w:val="0"/>
-                <w:sz w:val="18"/>
-              </w:rPr>
-              <w:t>-0.20307</w:t>
-            </w:r>
-          </w:p>
-        </w:tc>
-        <w:tc>
-          <w:tcPr>
-            <w:tcW w:type="dxa" w:w="1361"/>
-          </w:tcPr>
-          <w:p>
-            <w:pPr>
-              <w:spacing w:after="0" w:before="0"/>
-              <w:jc w:val="right"/>
-            </w:pPr>
-            <w:r/>
-            <w:r>
-              <w:rPr>
-                <w:b w:val="0"/>
-                <w:sz w:val="18"/>
-              </w:rPr>
-              <w:t>-59.272</w:t>
-            </w:r>
-          </w:p>
-        </w:tc>
-        <w:tc>
-          <w:tcPr>
-            <w:tcW w:type="dxa" w:w="1361"/>
-          </w:tcPr>
-          <w:p>
-            <w:pPr>
-              <w:spacing w:after="0" w:before="0"/>
-              <w:jc w:val="right"/>
-            </w:pPr>
-            <w:r/>
-            <w:r>
-              <w:rPr>
-                <w:b w:val="0"/>
-                <w:sz w:val="18"/>
-              </w:rPr>
-              <w:t>-118.17</w:t>
+              <w:t>-63.179, -6.5709, -126.18, -0.20307, -59.272, -118.17</w:t>
             </w:r>
           </w:p>
         </w:tc>
       </w:tr>
       <w:tr>
+        <w:trPr>
+          <w:cantSplit/>
+        </w:trPr>
         <w:tc>
           <w:tcPr>
-            <w:tcW w:type="dxa" w:w="1247"/>
+            <w:tcW w:type="dxa" w:w="2340"/>
           </w:tcPr>
           <w:p>
             <w:pPr>
-              <w:spacing w:after="0" w:before="0"/>
+              <w:spacing w:before="0" w:after="0" w:line="360" w:lineRule="auto"/>
               <w:jc w:val="center"/>
             </w:pPr>
-            <w:r/>
             <w:r>
               <w:rPr>
+                <w:rFonts w:ascii="Times New Roman" w:hAnsi="Times New Roman" w:eastAsia="Times New Roman" w:cs="Times New Roman"/>
                 <w:b w:val="0"/>
-                <w:sz w:val="18"/>
+                <w:sz w:val="24"/>
               </w:rPr>
               <w:t>9</w:t>
             </w:r>
@@ -3810,134 +2222,42 @@
         </w:tc>
         <w:tc>
           <w:tcPr>
-            <w:tcW w:type="dxa" w:w="1361"/>
+            <w:tcW w:type="dxa" w:w="7420"/>
           </w:tcPr>
           <w:p>
             <w:pPr>
-              <w:spacing w:after="0" w:before="0"/>
-              <w:jc w:val="right"/>
+              <w:spacing w:before="0" w:after="0" w:line="360" w:lineRule="auto"/>
+              <w:jc w:val="center"/>
             </w:pPr>
-            <w:r/>
             <w:r>
               <w:rPr>
+                <w:rFonts w:ascii="Times New Roman" w:hAnsi="Times New Roman" w:eastAsia="Times New Roman" w:cs="Times New Roman"/>
                 <w:b w:val="0"/>
-                <w:sz w:val="18"/>
+                <w:sz w:val="24"/>
               </w:rPr>
-              <w:t>-63.18</w:t>
-            </w:r>
-          </w:p>
-        </w:tc>
-        <w:tc>
-          <w:tcPr>
-            <w:tcW w:type="dxa" w:w="1361"/>
-          </w:tcPr>
-          <w:p>
-            <w:pPr>
-              <w:spacing w:after="0" w:before="0"/>
-              <w:jc w:val="right"/>
-            </w:pPr>
-            <w:r/>
-            <w:r>
-              <w:rPr>
-                <w:b w:val="0"/>
-                <w:sz w:val="18"/>
-              </w:rPr>
-              <w:t>-11.698</w:t>
-            </w:r>
-          </w:p>
-        </w:tc>
-        <w:tc>
-          <w:tcPr>
-            <w:tcW w:type="dxa" w:w="1361"/>
-          </w:tcPr>
-          <w:p>
-            <w:pPr>
-              <w:spacing w:after="0" w:before="0"/>
-              <w:jc w:val="right"/>
-            </w:pPr>
-            <w:r/>
-            <w:r>
-              <w:rPr>
-                <w:b w:val="0"/>
-                <w:sz w:val="18"/>
-              </w:rPr>
-              <w:t>-112.82</w:t>
-            </w:r>
-          </w:p>
-        </w:tc>
-        <w:tc>
-          <w:tcPr>
-            <w:tcW w:type="dxa" w:w="1361"/>
-          </w:tcPr>
-          <w:p>
-            <w:pPr>
-              <w:spacing w:after="0" w:before="0"/>
-              <w:jc w:val="right"/>
-            </w:pPr>
-            <w:r/>
-            <w:r>
-              <w:rPr>
-                <w:b w:val="0"/>
-                <w:sz w:val="18"/>
-              </w:rPr>
-              <w:t>-0.17918</w:t>
-            </w:r>
-          </w:p>
-        </w:tc>
-        <w:tc>
-          <w:tcPr>
-            <w:tcW w:type="dxa" w:w="1361"/>
-          </w:tcPr>
-          <w:p>
-            <w:pPr>
-              <w:spacing w:after="0" w:before="0"/>
-              <w:jc w:val="right"/>
-            </w:pPr>
-            <w:r/>
-            <w:r>
-              <w:rPr>
-                <w:b w:val="0"/>
-                <w:sz w:val="18"/>
-              </w:rPr>
-              <w:t>-77.742</w:t>
-            </w:r>
-          </w:p>
-        </w:tc>
-        <w:tc>
-          <w:tcPr>
-            <w:tcW w:type="dxa" w:w="1361"/>
-          </w:tcPr>
-          <w:p>
-            <w:pPr>
-              <w:spacing w:after="0" w:before="0"/>
-              <w:jc w:val="right"/>
-            </w:pPr>
-            <w:r/>
-            <w:r>
-              <w:rPr>
-                <w:b w:val="0"/>
-                <w:sz w:val="18"/>
-              </w:rPr>
-              <w:t>-118.24</w:t>
+              <w:t>-63.18, -11.698, -112.82, -0.17918, -77.742, -118.24</w:t>
             </w:r>
           </w:p>
         </w:tc>
       </w:tr>
       <w:tr>
+        <w:trPr>
+          <w:cantSplit/>
+        </w:trPr>
         <w:tc>
           <w:tcPr>
-            <w:tcW w:type="dxa" w:w="1247"/>
+            <w:tcW w:type="dxa" w:w="2340"/>
           </w:tcPr>
           <w:p>
             <w:pPr>
-              <w:spacing w:after="0" w:before="0"/>
+              <w:spacing w:before="0" w:after="0" w:line="360" w:lineRule="auto"/>
               <w:jc w:val="center"/>
             </w:pPr>
-            <w:r/>
             <w:r>
               <w:rPr>
+                <w:rFonts w:ascii="Times New Roman" w:hAnsi="Times New Roman" w:eastAsia="Times New Roman" w:cs="Times New Roman"/>
                 <w:b w:val="0"/>
-                <w:sz w:val="18"/>
+                <w:sz w:val="24"/>
               </w:rPr>
               <w:t>10</w:t>
             </w:r>
@@ -3945,134 +2265,42 @@
         </w:tc>
         <w:tc>
           <w:tcPr>
-            <w:tcW w:type="dxa" w:w="1361"/>
+            <w:tcW w:type="dxa" w:w="7420"/>
           </w:tcPr>
           <w:p>
             <w:pPr>
-              <w:spacing w:after="0" w:before="0"/>
-              <w:jc w:val="right"/>
+              <w:spacing w:before="0" w:after="0" w:line="360" w:lineRule="auto"/>
+              <w:jc w:val="center"/>
             </w:pPr>
-            <w:r/>
             <w:r>
               <w:rPr>
+                <w:rFonts w:ascii="Times New Roman" w:hAnsi="Times New Roman" w:eastAsia="Times New Roman" w:cs="Times New Roman"/>
                 <w:b w:val="0"/>
-                <w:sz w:val="18"/>
+                <w:sz w:val="24"/>
               </w:rPr>
-              <w:t>-113.35</w:t>
-            </w:r>
-          </w:p>
-        </w:tc>
-        <w:tc>
-          <w:tcPr>
-            <w:tcW w:type="dxa" w:w="1361"/>
-          </w:tcPr>
-          <w:p>
-            <w:pPr>
-              <w:spacing w:after="0" w:before="0"/>
-              <w:jc w:val="right"/>
-            </w:pPr>
-            <w:r/>
-            <w:r>
-              <w:rPr>
-                <w:b w:val="0"/>
-                <w:sz w:val="18"/>
-              </w:rPr>
-              <w:t>-10.567</w:t>
-            </w:r>
-          </w:p>
-        </w:tc>
-        <w:tc>
-          <w:tcPr>
-            <w:tcW w:type="dxa" w:w="1361"/>
-          </w:tcPr>
-          <w:p>
-            <w:pPr>
-              <w:spacing w:after="0" w:before="0"/>
-              <w:jc w:val="right"/>
-            </w:pPr>
-            <w:r/>
-            <w:r>
-              <w:rPr>
-                <w:b w:val="0"/>
-                <w:sz w:val="18"/>
-              </w:rPr>
-              <w:t>-111.94</w:t>
-            </w:r>
-          </w:p>
-        </w:tc>
-        <w:tc>
-          <w:tcPr>
-            <w:tcW w:type="dxa" w:w="1361"/>
-          </w:tcPr>
-          <w:p>
-            <w:pPr>
-              <w:spacing w:after="0" w:before="0"/>
-              <w:jc w:val="right"/>
-            </w:pPr>
-            <w:r/>
-            <w:r>
-              <w:rPr>
-                <w:b w:val="0"/>
-                <w:sz w:val="18"/>
-              </w:rPr>
-              <w:t>-0.99145</w:t>
-            </w:r>
-          </w:p>
-        </w:tc>
-        <w:tc>
-          <w:tcPr>
-            <w:tcW w:type="dxa" w:w="1361"/>
-          </w:tcPr>
-          <w:p>
-            <w:pPr>
-              <w:spacing w:after="0" w:before="0"/>
-              <w:jc w:val="right"/>
-            </w:pPr>
-            <w:r/>
-            <w:r>
-              <w:rPr>
-                <w:b w:val="0"/>
-                <w:sz w:val="18"/>
-              </w:rPr>
-              <w:t>-78.085</w:t>
-            </w:r>
-          </w:p>
-        </w:tc>
-        <w:tc>
-          <w:tcPr>
-            <w:tcW w:type="dxa" w:w="1361"/>
-          </w:tcPr>
-          <w:p>
-            <w:pPr>
-              <w:spacing w:after="0" w:before="0"/>
-              <w:jc w:val="right"/>
-            </w:pPr>
-            <w:r/>
-            <w:r>
-              <w:rPr>
-                <w:b w:val="0"/>
-                <w:sz w:val="18"/>
-              </w:rPr>
-              <w:t>-68.048</w:t>
+              <w:t>-113.35, -10.567, -111.94, -0.99145, -78.085, -68.048</w:t>
             </w:r>
           </w:p>
         </w:tc>
       </w:tr>
       <w:tr>
+        <w:trPr>
+          <w:cantSplit/>
+        </w:trPr>
         <w:tc>
           <w:tcPr>
-            <w:tcW w:type="dxa" w:w="1247"/>
+            <w:tcW w:type="dxa" w:w="2340"/>
           </w:tcPr>
           <w:p>
             <w:pPr>
-              <w:spacing w:after="0" w:before="0"/>
+              <w:spacing w:before="0" w:after="0" w:line="360" w:lineRule="auto"/>
               <w:jc w:val="center"/>
             </w:pPr>
-            <w:r/>
             <w:r>
               <w:rPr>
+                <w:rFonts w:ascii="Times New Roman" w:hAnsi="Times New Roman" w:eastAsia="Times New Roman" w:cs="Times New Roman"/>
                 <w:b w:val="0"/>
-                <w:sz w:val="18"/>
+                <w:sz w:val="24"/>
               </w:rPr>
               <w:t>11</w:t>
             </w:r>
@@ -4080,134 +2308,42 @@
         </w:tc>
         <w:tc>
           <w:tcPr>
-            <w:tcW w:type="dxa" w:w="1361"/>
+            <w:tcW w:type="dxa" w:w="7420"/>
           </w:tcPr>
           <w:p>
             <w:pPr>
-              <w:spacing w:after="0" w:before="0"/>
-              <w:jc w:val="right"/>
+              <w:spacing w:before="0" w:after="0" w:line="360" w:lineRule="auto"/>
+              <w:jc w:val="center"/>
             </w:pPr>
-            <w:r/>
             <w:r>
               <w:rPr>
+                <w:rFonts w:ascii="Times New Roman" w:hAnsi="Times New Roman" w:eastAsia="Times New Roman" w:cs="Times New Roman"/>
                 <w:b w:val="0"/>
-                <w:sz w:val="18"/>
+                <w:sz w:val="24"/>
               </w:rPr>
-              <w:t>-113.33</w:t>
-            </w:r>
-          </w:p>
-        </w:tc>
-        <w:tc>
-          <w:tcPr>
-            <w:tcW w:type="dxa" w:w="1361"/>
-          </w:tcPr>
-          <w:p>
-            <w:pPr>
-              <w:spacing w:after="0" w:before="0"/>
-              <w:jc w:val="right"/>
-            </w:pPr>
-            <w:r/>
-            <w:r>
-              <w:rPr>
-                <w:b w:val="0"/>
-                <w:sz w:val="18"/>
-              </w:rPr>
-              <w:t>-10.549</w:t>
-            </w:r>
-          </w:p>
-        </w:tc>
-        <w:tc>
-          <w:tcPr>
-            <w:tcW w:type="dxa" w:w="1361"/>
-          </w:tcPr>
-          <w:p>
-            <w:pPr>
-              <w:spacing w:after="0" w:before="0"/>
-              <w:jc w:val="right"/>
-            </w:pPr>
-            <w:r/>
-            <w:r>
-              <w:rPr>
-                <w:b w:val="0"/>
-                <w:sz w:val="18"/>
-              </w:rPr>
-              <w:t>-111.91</w:t>
-            </w:r>
-          </w:p>
-        </w:tc>
-        <w:tc>
-          <w:tcPr>
-            <w:tcW w:type="dxa" w:w="1361"/>
-          </w:tcPr>
-          <w:p>
-            <w:pPr>
-              <w:spacing w:after="0" w:before="0"/>
-              <w:jc w:val="right"/>
-            </w:pPr>
-            <w:r/>
-            <w:r>
-              <w:rPr>
-                <w:b w:val="0"/>
-                <w:sz w:val="18"/>
-              </w:rPr>
-              <w:t>-0.99041</w:t>
-            </w:r>
-          </w:p>
-        </w:tc>
-        <w:tc>
-          <w:tcPr>
-            <w:tcW w:type="dxa" w:w="1361"/>
-          </w:tcPr>
-          <w:p>
-            <w:pPr>
-              <w:spacing w:after="0" w:before="0"/>
-              <w:jc w:val="right"/>
-            </w:pPr>
-            <w:r/>
-            <w:r>
-              <w:rPr>
-                <w:b w:val="0"/>
-                <w:sz w:val="18"/>
-              </w:rPr>
-              <w:t>-78.084</w:t>
-            </w:r>
-          </w:p>
-        </w:tc>
-        <w:tc>
-          <w:tcPr>
-            <w:tcW w:type="dxa" w:w="1361"/>
-          </w:tcPr>
-          <w:p>
-            <w:pPr>
-              <w:spacing w:after="0" w:before="0"/>
-              <w:jc w:val="right"/>
-            </w:pPr>
-            <w:r/>
-            <w:r>
-              <w:rPr>
-                <w:b w:val="0"/>
-                <w:sz w:val="18"/>
-              </w:rPr>
-              <w:t>-68.057</w:t>
+              <w:t>-113.33, -10.549, -111.91, -0.99041, -78.084, -68.057</w:t>
             </w:r>
           </w:p>
         </w:tc>
       </w:tr>
       <w:tr>
+        <w:trPr>
+          <w:cantSplit/>
+        </w:trPr>
         <w:tc>
           <w:tcPr>
-            <w:tcW w:type="dxa" w:w="1247"/>
+            <w:tcW w:type="dxa" w:w="2340"/>
           </w:tcPr>
           <w:p>
             <w:pPr>
-              <w:spacing w:after="0" w:before="0"/>
+              <w:spacing w:before="0" w:after="0" w:line="360" w:lineRule="auto"/>
               <w:jc w:val="center"/>
             </w:pPr>
-            <w:r/>
             <w:r>
               <w:rPr>
+                <w:rFonts w:ascii="Times New Roman" w:hAnsi="Times New Roman" w:eastAsia="Times New Roman" w:cs="Times New Roman"/>
                 <w:b w:val="0"/>
-                <w:sz w:val="18"/>
+                <w:sz w:val="24"/>
               </w:rPr>
               <w:t>12</w:t>
             </w:r>
@@ -4215,134 +2351,42 @@
         </w:tc>
         <w:tc>
           <w:tcPr>
-            <w:tcW w:type="dxa" w:w="1361"/>
+            <w:tcW w:type="dxa" w:w="7420"/>
           </w:tcPr>
           <w:p>
             <w:pPr>
-              <w:spacing w:after="0" w:before="0"/>
-              <w:jc w:val="right"/>
+              <w:spacing w:before="0" w:after="0" w:line="360" w:lineRule="auto"/>
+              <w:jc w:val="center"/>
             </w:pPr>
-            <w:r/>
             <w:r>
               <w:rPr>
+                <w:rFonts w:ascii="Times New Roman" w:hAnsi="Times New Roman" w:eastAsia="Times New Roman" w:cs="Times New Roman"/>
                 <w:b w:val="0"/>
-                <w:sz w:val="18"/>
+                <w:sz w:val="24"/>
               </w:rPr>
-              <w:t>-113.74</w:t>
-            </w:r>
-          </w:p>
-        </w:tc>
-        <w:tc>
-          <w:tcPr>
-            <w:tcW w:type="dxa" w:w="1361"/>
-          </w:tcPr>
-          <w:p>
-            <w:pPr>
-              <w:spacing w:after="0" w:before="0"/>
-              <w:jc w:val="right"/>
-            </w:pPr>
-            <w:r/>
-            <w:r>
-              <w:rPr>
-                <w:b w:val="0"/>
-                <w:sz w:val="18"/>
-              </w:rPr>
-              <w:t>-4.8209</w:t>
-            </w:r>
-          </w:p>
-        </w:tc>
-        <w:tc>
-          <w:tcPr>
-            <w:tcW w:type="dxa" w:w="1361"/>
-          </w:tcPr>
-          <w:p>
-            <w:pPr>
-              <w:spacing w:after="0" w:before="0"/>
-              <w:jc w:val="right"/>
-            </w:pPr>
-            <w:r/>
-            <w:r>
-              <w:rPr>
-                <w:b w:val="0"/>
-                <w:sz w:val="18"/>
-              </w:rPr>
-              <w:t>-124.9</w:t>
-            </w:r>
-          </w:p>
-        </w:tc>
-        <w:tc>
-          <w:tcPr>
-            <w:tcW w:type="dxa" w:w="1361"/>
-          </w:tcPr>
-          <w:p>
-            <w:pPr>
-              <w:spacing w:after="0" w:before="0"/>
-              <w:jc w:val="right"/>
-            </w:pPr>
-            <w:r/>
-            <w:r>
-              <w:rPr>
-                <w:b w:val="0"/>
-                <w:sz w:val="18"/>
-              </w:rPr>
-              <w:t>-1.1317</w:t>
-            </w:r>
-          </w:p>
-        </w:tc>
-        <w:tc>
-          <w:tcPr>
-            <w:tcW w:type="dxa" w:w="1361"/>
-          </w:tcPr>
-          <w:p>
-            <w:pPr>
-              <w:spacing w:after="0" w:before="0"/>
-              <w:jc w:val="right"/>
-            </w:pPr>
-            <w:r/>
-            <w:r>
-              <w:rPr>
-                <w:b w:val="0"/>
-                <w:sz w:val="18"/>
-              </w:rPr>
-              <w:t>-59.375</w:t>
-            </w:r>
-          </w:p>
-        </w:tc>
-        <w:tc>
-          <w:tcPr>
-            <w:tcW w:type="dxa" w:w="1361"/>
-          </w:tcPr>
-          <w:p>
-            <w:pPr>
-              <w:spacing w:after="0" w:before="0"/>
-              <w:jc w:val="right"/>
-            </w:pPr>
-            <w:r/>
-            <w:r>
-              <w:rPr>
-                <w:b w:val="0"/>
-                <w:sz w:val="18"/>
-              </w:rPr>
-              <w:t>-67.282</w:t>
+              <w:t>-113.74, -4.8209, -124.9, -1.1317, -59.375, -67.282</w:t>
             </w:r>
           </w:p>
         </w:tc>
       </w:tr>
       <w:tr>
+        <w:trPr>
+          <w:cantSplit/>
+        </w:trPr>
         <w:tc>
           <w:tcPr>
-            <w:tcW w:type="dxa" w:w="1247"/>
+            <w:tcW w:type="dxa" w:w="2340"/>
           </w:tcPr>
           <w:p>
             <w:pPr>
-              <w:spacing w:after="0" w:before="0"/>
+              <w:spacing w:before="0" w:after="0" w:line="360" w:lineRule="auto"/>
               <w:jc w:val="center"/>
             </w:pPr>
-            <w:r/>
             <w:r>
               <w:rPr>
+                <w:rFonts w:ascii="Times New Roman" w:hAnsi="Times New Roman" w:eastAsia="Times New Roman" w:cs="Times New Roman"/>
                 <w:b w:val="0"/>
-                <w:sz w:val="18"/>
+                <w:sz w:val="24"/>
               </w:rPr>
               <w:t>13</w:t>
             </w:r>
@@ -4350,134 +2394,42 @@
         </w:tc>
         <w:tc>
           <w:tcPr>
-            <w:tcW w:type="dxa" w:w="1361"/>
+            <w:tcW w:type="dxa" w:w="7420"/>
           </w:tcPr>
           <w:p>
             <w:pPr>
-              <w:spacing w:after="0" w:before="0"/>
-              <w:jc w:val="right"/>
+              <w:spacing w:before="0" w:after="0" w:line="360" w:lineRule="auto"/>
+              <w:jc w:val="center"/>
             </w:pPr>
-            <w:r/>
             <w:r>
               <w:rPr>
+                <w:rFonts w:ascii="Times New Roman" w:hAnsi="Times New Roman" w:eastAsia="Times New Roman" w:cs="Times New Roman"/>
                 <w:b w:val="0"/>
-                <w:sz w:val="18"/>
+                <w:sz w:val="24"/>
               </w:rPr>
-              <w:t>-113.74</w:t>
-            </w:r>
-          </w:p>
-        </w:tc>
-        <w:tc>
-          <w:tcPr>
-            <w:tcW w:type="dxa" w:w="1361"/>
-          </w:tcPr>
-          <w:p>
-            <w:pPr>
-              <w:spacing w:after="0" w:before="0"/>
-              <w:jc w:val="right"/>
-            </w:pPr>
-            <w:r/>
-            <w:r>
-              <w:rPr>
-                <w:b w:val="0"/>
-                <w:sz w:val="18"/>
-              </w:rPr>
-              <w:t>-4.8212</w:t>
-            </w:r>
-          </w:p>
-        </w:tc>
-        <w:tc>
-          <w:tcPr>
-            <w:tcW w:type="dxa" w:w="1361"/>
-          </w:tcPr>
-          <w:p>
-            <w:pPr>
-              <w:spacing w:after="0" w:before="0"/>
-              <w:jc w:val="right"/>
-            </w:pPr>
-            <w:r/>
-            <w:r>
-              <w:rPr>
-                <w:b w:val="0"/>
-                <w:sz w:val="18"/>
-              </w:rPr>
-              <w:t>-124.9</w:t>
-            </w:r>
-          </w:p>
-        </w:tc>
-        <w:tc>
-          <w:tcPr>
-            <w:tcW w:type="dxa" w:w="1361"/>
-          </w:tcPr>
-          <w:p>
-            <w:pPr>
-              <w:spacing w:after="0" w:before="0"/>
-              <w:jc w:val="right"/>
-            </w:pPr>
-            <w:r/>
-            <w:r>
-              <w:rPr>
-                <w:b w:val="0"/>
-                <w:sz w:val="18"/>
-              </w:rPr>
-              <w:t>-1.1312</w:t>
-            </w:r>
-          </w:p>
-        </w:tc>
-        <w:tc>
-          <w:tcPr>
-            <w:tcW w:type="dxa" w:w="1361"/>
-          </w:tcPr>
-          <w:p>
-            <w:pPr>
-              <w:spacing w:after="0" w:before="0"/>
-              <w:jc w:val="right"/>
-            </w:pPr>
-            <w:r/>
-            <w:r>
-              <w:rPr>
-                <w:b w:val="0"/>
-                <w:sz w:val="18"/>
-              </w:rPr>
-              <w:t>-59.375</w:t>
-            </w:r>
-          </w:p>
-        </w:tc>
-        <w:tc>
-          <w:tcPr>
-            <w:tcW w:type="dxa" w:w="1361"/>
-          </w:tcPr>
-          <w:p>
-            <w:pPr>
-              <w:spacing w:after="0" w:before="0"/>
-              <w:jc w:val="right"/>
-            </w:pPr>
-            <w:r/>
-            <w:r>
-              <w:rPr>
-                <w:b w:val="0"/>
-                <w:sz w:val="18"/>
-              </w:rPr>
-              <w:t>-67.282</w:t>
+              <w:t>-113.74, -4.8212, -124.9, -1.1312, -59.375, -67.282</w:t>
             </w:r>
           </w:p>
         </w:tc>
       </w:tr>
       <w:tr>
+        <w:trPr>
+          <w:cantSplit/>
+        </w:trPr>
         <w:tc>
           <w:tcPr>
-            <w:tcW w:type="dxa" w:w="1247"/>
+            <w:tcW w:type="dxa" w:w="2340"/>
           </w:tcPr>
           <w:p>
             <w:pPr>
-              <w:spacing w:after="0" w:before="0"/>
+              <w:spacing w:before="0" w:after="0" w:line="360" w:lineRule="auto"/>
               <w:jc w:val="center"/>
             </w:pPr>
-            <w:r/>
             <w:r>
               <w:rPr>
+                <w:rFonts w:ascii="Times New Roman" w:hAnsi="Times New Roman" w:eastAsia="Times New Roman" w:cs="Times New Roman"/>
                 <w:b w:val="0"/>
-                <w:sz w:val="18"/>
+                <w:sz w:val="24"/>
               </w:rPr>
               <w:t>14</w:t>
             </w:r>
@@ -4485,134 +2437,42 @@
         </w:tc>
         <w:tc>
           <w:tcPr>
-            <w:tcW w:type="dxa" w:w="1361"/>
+            <w:tcW w:type="dxa" w:w="7420"/>
           </w:tcPr>
           <w:p>
             <w:pPr>
-              <w:spacing w:after="0" w:before="0"/>
-              <w:jc w:val="right"/>
+              <w:spacing w:before="0" w:after="0" w:line="360" w:lineRule="auto"/>
+              <w:jc w:val="center"/>
             </w:pPr>
-            <w:r/>
             <w:r>
               <w:rPr>
+                <w:rFonts w:ascii="Times New Roman" w:hAnsi="Times New Roman" w:eastAsia="Times New Roman" w:cs="Times New Roman"/>
                 <w:b w:val="0"/>
-                <w:sz w:val="18"/>
+                <w:sz w:val="24"/>
               </w:rPr>
-              <w:t>-113.74</w:t>
-            </w:r>
-          </w:p>
-        </w:tc>
-        <w:tc>
-          <w:tcPr>
-            <w:tcW w:type="dxa" w:w="1361"/>
-          </w:tcPr>
-          <w:p>
-            <w:pPr>
-              <w:spacing w:after="0" w:before="0"/>
-              <w:jc w:val="right"/>
-            </w:pPr>
-            <w:r/>
-            <w:r>
-              <w:rPr>
-                <w:b w:val="0"/>
-                <w:sz w:val="18"/>
-              </w:rPr>
-              <w:t>-9.8796</w:t>
-            </w:r>
-          </w:p>
-        </w:tc>
-        <w:tc>
-          <w:tcPr>
-            <w:tcW w:type="dxa" w:w="1361"/>
-          </w:tcPr>
-          <w:p>
-            <w:pPr>
-              <w:spacing w:after="0" w:before="0"/>
-              <w:jc w:val="right"/>
-            </w:pPr>
-            <w:r/>
-            <w:r>
-              <w:rPr>
-                <w:b w:val="0"/>
-                <w:sz w:val="18"/>
-              </w:rPr>
-              <w:t>-112.72</w:t>
-            </w:r>
-          </w:p>
-        </w:tc>
-        <w:tc>
-          <w:tcPr>
-            <w:tcW w:type="dxa" w:w="1361"/>
-          </w:tcPr>
-          <w:p>
-            <w:pPr>
-              <w:spacing w:after="0" w:before="0"/>
-              <w:jc w:val="right"/>
-            </w:pPr>
-            <w:r/>
-            <w:r>
-              <w:rPr>
-                <w:b w:val="0"/>
-                <w:sz w:val="18"/>
-              </w:rPr>
-              <w:t>-1.0003</w:t>
-            </w:r>
-          </w:p>
-        </w:tc>
-        <w:tc>
-          <w:tcPr>
-            <w:tcW w:type="dxa" w:w="1361"/>
-          </w:tcPr>
-          <w:p>
-            <w:pPr>
-              <w:spacing w:after="0" w:before="0"/>
-              <w:jc w:val="right"/>
-            </w:pPr>
-            <w:r/>
-            <w:r>
-              <w:rPr>
-                <w:b w:val="0"/>
-                <w:sz w:val="18"/>
-              </w:rPr>
-              <w:t>-76.61</w:t>
-            </w:r>
-          </w:p>
-        </w:tc>
-        <w:tc>
-          <w:tcPr>
-            <w:tcW w:type="dxa" w:w="1361"/>
-          </w:tcPr>
-          <w:p>
-            <w:pPr>
-              <w:spacing w:after="0" w:before="0"/>
-              <w:jc w:val="right"/>
-            </w:pPr>
-            <w:r/>
-            <w:r>
-              <w:rPr>
-                <w:b w:val="0"/>
-                <w:sz w:val="18"/>
-              </w:rPr>
-              <w:t>-67.627</w:t>
+              <w:t>-113.74, -9.8796, -112.72, -1.0003, -76.61, -67.627</w:t>
             </w:r>
           </w:p>
         </w:tc>
       </w:tr>
       <w:tr>
+        <w:trPr>
+          <w:cantSplit/>
+        </w:trPr>
         <w:tc>
           <w:tcPr>
-            <w:tcW w:type="dxa" w:w="1247"/>
+            <w:tcW w:type="dxa" w:w="2340"/>
           </w:tcPr>
           <w:p>
             <w:pPr>
-              <w:spacing w:after="0" w:before="0"/>
+              <w:spacing w:before="0" w:after="0" w:line="360" w:lineRule="auto"/>
               <w:jc w:val="center"/>
             </w:pPr>
-            <w:r/>
             <w:r>
               <w:rPr>
+                <w:rFonts w:ascii="Times New Roman" w:hAnsi="Times New Roman" w:eastAsia="Times New Roman" w:cs="Times New Roman"/>
                 <w:b w:val="0"/>
-                <w:sz w:val="18"/>
+                <w:sz w:val="24"/>
               </w:rPr>
               <w:t>15</w:t>
             </w:r>
@@ -4620,134 +2480,42 @@
         </w:tc>
         <w:tc>
           <w:tcPr>
-            <w:tcW w:type="dxa" w:w="1361"/>
+            <w:tcW w:type="dxa" w:w="7420"/>
           </w:tcPr>
           <w:p>
             <w:pPr>
-              <w:spacing w:after="0" w:before="0"/>
-              <w:jc w:val="right"/>
+              <w:spacing w:before="0" w:after="0" w:line="360" w:lineRule="auto"/>
+              <w:jc w:val="center"/>
             </w:pPr>
-            <w:r/>
             <w:r>
               <w:rPr>
+                <w:rFonts w:ascii="Times New Roman" w:hAnsi="Times New Roman" w:eastAsia="Times New Roman" w:cs="Times New Roman"/>
                 <w:b w:val="0"/>
-                <w:sz w:val="18"/>
+                <w:sz w:val="24"/>
               </w:rPr>
-              <w:t>-65.614</w:t>
-            </w:r>
-          </w:p>
-        </w:tc>
-        <w:tc>
-          <w:tcPr>
-            <w:tcW w:type="dxa" w:w="1361"/>
-          </w:tcPr>
-          <w:p>
-            <w:pPr>
-              <w:spacing w:after="0" w:before="0"/>
-              <w:jc w:val="right"/>
-            </w:pPr>
-            <w:r/>
-            <w:r>
-              <w:rPr>
-                <w:b w:val="0"/>
-                <w:sz w:val="18"/>
-              </w:rPr>
-              <w:t>-7.4757</w:t>
-            </w:r>
-          </w:p>
-        </w:tc>
-        <w:tc>
-          <w:tcPr>
-            <w:tcW w:type="dxa" w:w="1361"/>
-          </w:tcPr>
-          <w:p>
-            <w:pPr>
-              <w:spacing w:after="0" w:before="0"/>
-              <w:jc w:val="right"/>
-            </w:pPr>
-            <w:r/>
-            <w:r>
-              <w:rPr>
-                <w:b w:val="0"/>
-                <w:sz w:val="18"/>
-              </w:rPr>
-              <w:t>-110.72</w:t>
-            </w:r>
-          </w:p>
-        </w:tc>
-        <w:tc>
-          <w:tcPr>
-            <w:tcW w:type="dxa" w:w="1361"/>
-          </w:tcPr>
-          <w:p>
-            <w:pPr>
-              <w:spacing w:after="0" w:before="0"/>
-              <w:jc w:val="right"/>
-            </w:pPr>
-            <w:r/>
-            <w:r>
-              <w:rPr>
-                <w:b w:val="0"/>
-                <w:sz w:val="18"/>
-              </w:rPr>
-              <w:t>-0.25241</w:t>
-            </w:r>
-          </w:p>
-        </w:tc>
-        <w:tc>
-          <w:tcPr>
-            <w:tcW w:type="dxa" w:w="1361"/>
-          </w:tcPr>
-          <w:p>
-            <w:pPr>
-              <w:spacing w:after="0" w:before="0"/>
-              <w:jc w:val="right"/>
-            </w:pPr>
-            <w:r/>
-            <w:r>
-              <w:rPr>
-                <w:b w:val="0"/>
-                <w:sz w:val="18"/>
-              </w:rPr>
-              <w:t>-75.68</w:t>
-            </w:r>
-          </w:p>
-        </w:tc>
-        <w:tc>
-          <w:tcPr>
-            <w:tcW w:type="dxa" w:w="1361"/>
-          </w:tcPr>
-          <w:p>
-            <w:pPr>
-              <w:spacing w:after="0" w:before="0"/>
-              <w:jc w:val="right"/>
-            </w:pPr>
-            <w:r/>
-            <w:r>
-              <w:rPr>
-                <w:b w:val="0"/>
-                <w:sz w:val="18"/>
-              </w:rPr>
-              <w:t>-115.85</w:t>
+              <w:t>-65.614, -7.4757, -110.72, -0.25241, -75.68, -115.85</w:t>
             </w:r>
           </w:p>
         </w:tc>
       </w:tr>
       <w:tr>
+        <w:trPr>
+          <w:cantSplit/>
+        </w:trPr>
         <w:tc>
           <w:tcPr>
-            <w:tcW w:type="dxa" w:w="1247"/>
+            <w:tcW w:type="dxa" w:w="2340"/>
           </w:tcPr>
           <w:p>
             <w:pPr>
-              <w:spacing w:after="0" w:before="0"/>
+              <w:spacing w:before="0" w:after="0" w:line="360" w:lineRule="auto"/>
               <w:jc w:val="center"/>
             </w:pPr>
-            <w:r/>
             <w:r>
               <w:rPr>
+                <w:rFonts w:ascii="Times New Roman" w:hAnsi="Times New Roman" w:eastAsia="Times New Roman" w:cs="Times New Roman"/>
                 <w:b w:val="0"/>
-                <w:sz w:val="18"/>
+                <w:sz w:val="24"/>
               </w:rPr>
               <w:t>16</w:t>
             </w:r>
@@ -4755,134 +2523,42 @@
         </w:tc>
         <w:tc>
           <w:tcPr>
-            <w:tcW w:type="dxa" w:w="1361"/>
+            <w:tcW w:type="dxa" w:w="7420"/>
           </w:tcPr>
           <w:p>
             <w:pPr>
-              <w:spacing w:after="0" w:before="0"/>
-              <w:jc w:val="right"/>
+              <w:spacing w:before="0" w:after="0" w:line="360" w:lineRule="auto"/>
+              <w:jc w:val="center"/>
             </w:pPr>
-            <w:r/>
             <w:r>
               <w:rPr>
+                <w:rFonts w:ascii="Times New Roman" w:hAnsi="Times New Roman" w:eastAsia="Times New Roman" w:cs="Times New Roman"/>
                 <w:b w:val="0"/>
-                <w:sz w:val="18"/>
+                <w:sz w:val="24"/>
               </w:rPr>
-              <w:t>-65.617</w:t>
-            </w:r>
-          </w:p>
-        </w:tc>
-        <w:tc>
-          <w:tcPr>
-            <w:tcW w:type="dxa" w:w="1361"/>
-          </w:tcPr>
-          <w:p>
-            <w:pPr>
-              <w:spacing w:after="0" w:before="0"/>
-              <w:jc w:val="right"/>
-            </w:pPr>
-            <w:r/>
-            <w:r>
-              <w:rPr>
-                <w:b w:val="0"/>
-                <w:sz w:val="18"/>
-              </w:rPr>
-              <w:t>-2.4974</w:t>
-            </w:r>
-          </w:p>
-        </w:tc>
-        <w:tc>
-          <w:tcPr>
-            <w:tcW w:type="dxa" w:w="1361"/>
-          </w:tcPr>
-          <w:p>
-            <w:pPr>
-              <w:spacing w:after="0" w:before="0"/>
-              <w:jc w:val="right"/>
-            </w:pPr>
-            <w:r/>
-            <w:r>
-              <w:rPr>
-                <w:b w:val="0"/>
-                <w:sz w:val="18"/>
-              </w:rPr>
-              <w:t>-122.6</w:t>
-            </w:r>
-          </w:p>
-        </w:tc>
-        <w:tc>
-          <w:tcPr>
-            <w:tcW w:type="dxa" w:w="1361"/>
-          </w:tcPr>
-          <w:p>
-            <w:pPr>
-              <w:spacing w:after="0" w:before="0"/>
-              <w:jc w:val="right"/>
-            </w:pPr>
-            <w:r/>
-            <w:r>
-              <w:rPr>
-                <w:b w:val="0"/>
-                <w:sz w:val="18"/>
-              </w:rPr>
-              <w:t>-0.28564</w:t>
-            </w:r>
-          </w:p>
-        </w:tc>
-        <w:tc>
-          <w:tcPr>
-            <w:tcW w:type="dxa" w:w="1361"/>
-          </w:tcPr>
-          <w:p>
-            <w:pPr>
-              <w:spacing w:after="0" w:before="0"/>
-              <w:jc w:val="right"/>
-            </w:pPr>
-            <w:r/>
-            <w:r>
-              <w:rPr>
-                <w:b w:val="0"/>
-                <w:sz w:val="18"/>
-              </w:rPr>
-              <w:t>-58.83</w:t>
-            </w:r>
-          </w:p>
-        </w:tc>
-        <w:tc>
-          <w:tcPr>
-            <w:tcW w:type="dxa" w:w="1361"/>
-          </w:tcPr>
-          <w:p>
-            <w:pPr>
-              <w:spacing w:after="0" w:before="0"/>
-              <w:jc w:val="right"/>
-            </w:pPr>
-            <w:r/>
-            <w:r>
-              <w:rPr>
-                <w:b w:val="0"/>
-                <w:sz w:val="18"/>
-              </w:rPr>
-              <w:t>-115.76</w:t>
+              <w:t>-65.617, -2.4974, -122.6, -0.28564, -58.83, -115.76</w:t>
             </w:r>
           </w:p>
         </w:tc>
       </w:tr>
       <w:tr>
+        <w:trPr>
+          <w:cantSplit/>
+        </w:trPr>
         <w:tc>
           <w:tcPr>
-            <w:tcW w:type="dxa" w:w="1247"/>
+            <w:tcW w:type="dxa" w:w="2340"/>
           </w:tcPr>
           <w:p>
             <w:pPr>
-              <w:spacing w:after="0" w:before="0"/>
+              <w:spacing w:before="0" w:after="0" w:line="360" w:lineRule="auto"/>
               <w:jc w:val="center"/>
             </w:pPr>
-            <w:r/>
             <w:r>
               <w:rPr>
+                <w:rFonts w:ascii="Times New Roman" w:hAnsi="Times New Roman" w:eastAsia="Times New Roman" w:cs="Times New Roman"/>
                 <w:b w:val="0"/>
-                <w:sz w:val="18"/>
+                <w:sz w:val="24"/>
               </w:rPr>
               <w:t>17</w:t>
             </w:r>
@@ -4890,134 +2566,42 @@
         </w:tc>
         <w:tc>
           <w:tcPr>
-            <w:tcW w:type="dxa" w:w="1361"/>
+            <w:tcW w:type="dxa" w:w="7420"/>
           </w:tcPr>
           <w:p>
             <w:pPr>
-              <w:spacing w:after="0" w:before="0"/>
-              <w:jc w:val="right"/>
+              <w:spacing w:before="0" w:after="0" w:line="360" w:lineRule="auto"/>
+              <w:jc w:val="center"/>
             </w:pPr>
-            <w:r/>
             <w:r>
               <w:rPr>
+                <w:rFonts w:ascii="Times New Roman" w:hAnsi="Times New Roman" w:eastAsia="Times New Roman" w:cs="Times New Roman"/>
                 <w:b w:val="0"/>
-                <w:sz w:val="18"/>
+                <w:sz w:val="24"/>
               </w:rPr>
-              <w:t>-65.617</w:t>
-            </w:r>
-          </w:p>
-        </w:tc>
-        <w:tc>
-          <w:tcPr>
-            <w:tcW w:type="dxa" w:w="1361"/>
-          </w:tcPr>
-          <w:p>
-            <w:pPr>
-              <w:spacing w:after="0" w:before="0"/>
-              <w:jc w:val="right"/>
-            </w:pPr>
-            <w:r/>
-            <w:r>
-              <w:rPr>
-                <w:b w:val="0"/>
-                <w:sz w:val="18"/>
-              </w:rPr>
-              <w:t>-2.4974</w:t>
-            </w:r>
-          </w:p>
-        </w:tc>
-        <w:tc>
-          <w:tcPr>
-            <w:tcW w:type="dxa" w:w="1361"/>
-          </w:tcPr>
-          <w:p>
-            <w:pPr>
-              <w:spacing w:after="0" w:before="0"/>
-              <w:jc w:val="right"/>
-            </w:pPr>
-            <w:r/>
-            <w:r>
-              <w:rPr>
-                <w:b w:val="0"/>
-                <w:sz w:val="18"/>
-              </w:rPr>
-              <w:t>-122.6</w:t>
-            </w:r>
-          </w:p>
-        </w:tc>
-        <w:tc>
-          <w:tcPr>
-            <w:tcW w:type="dxa" w:w="1361"/>
-          </w:tcPr>
-          <w:p>
-            <w:pPr>
-              <w:spacing w:after="0" w:before="0"/>
-              <w:jc w:val="right"/>
-            </w:pPr>
-            <w:r/>
-            <w:r>
-              <w:rPr>
-                <w:b w:val="0"/>
-                <w:sz w:val="18"/>
-              </w:rPr>
-              <w:t>-0.28564</w:t>
-            </w:r>
-          </w:p>
-        </w:tc>
-        <w:tc>
-          <w:tcPr>
-            <w:tcW w:type="dxa" w:w="1361"/>
-          </w:tcPr>
-          <w:p>
-            <w:pPr>
-              <w:spacing w:after="0" w:before="0"/>
-              <w:jc w:val="right"/>
-            </w:pPr>
-            <w:r/>
-            <w:r>
-              <w:rPr>
-                <w:b w:val="0"/>
-                <w:sz w:val="18"/>
-              </w:rPr>
-              <w:t>-58.83</w:t>
-            </w:r>
-          </w:p>
-        </w:tc>
-        <w:tc>
-          <w:tcPr>
-            <w:tcW w:type="dxa" w:w="1361"/>
-          </w:tcPr>
-          <w:p>
-            <w:pPr>
-              <w:spacing w:after="0" w:before="0"/>
-              <w:jc w:val="right"/>
-            </w:pPr>
-            <w:r/>
-            <w:r>
-              <w:rPr>
-                <w:b w:val="0"/>
-                <w:sz w:val="18"/>
-              </w:rPr>
-              <w:t>-115.76</w:t>
+              <w:t>-65.617, -2.4974, -122.6, -0.28564, -58.83, -115.76</w:t>
             </w:r>
           </w:p>
         </w:tc>
       </w:tr>
       <w:tr>
+        <w:trPr>
+          <w:cantSplit/>
+        </w:trPr>
         <w:tc>
           <w:tcPr>
-            <w:tcW w:type="dxa" w:w="1247"/>
+            <w:tcW w:type="dxa" w:w="2340"/>
           </w:tcPr>
           <w:p>
             <w:pPr>
-              <w:spacing w:after="0" w:before="0"/>
+              <w:spacing w:before="0" w:after="0" w:line="360" w:lineRule="auto"/>
               <w:jc w:val="center"/>
             </w:pPr>
-            <w:r/>
             <w:r>
               <w:rPr>
+                <w:rFonts w:ascii="Times New Roman" w:hAnsi="Times New Roman" w:eastAsia="Times New Roman" w:cs="Times New Roman"/>
                 <w:b w:val="0"/>
-                <w:sz w:val="18"/>
+                <w:sz w:val="24"/>
               </w:rPr>
               <w:t>18</w:t>
             </w:r>
@@ -5025,134 +2609,42 @@
         </w:tc>
         <w:tc>
           <w:tcPr>
-            <w:tcW w:type="dxa" w:w="1361"/>
+            <w:tcW w:type="dxa" w:w="7420"/>
           </w:tcPr>
           <w:p>
             <w:pPr>
-              <w:spacing w:after="0" w:before="0"/>
-              <w:jc w:val="right"/>
+              <w:spacing w:before="0" w:after="0" w:line="360" w:lineRule="auto"/>
+              <w:jc w:val="center"/>
             </w:pPr>
-            <w:r/>
             <w:r>
               <w:rPr>
+                <w:rFonts w:ascii="Times New Roman" w:hAnsi="Times New Roman" w:eastAsia="Times New Roman" w:cs="Times New Roman"/>
                 <w:b w:val="0"/>
-                <w:sz w:val="18"/>
+                <w:sz w:val="24"/>
               </w:rPr>
-              <w:t>-65.617</w:t>
-            </w:r>
-          </w:p>
-        </w:tc>
-        <w:tc>
-          <w:tcPr>
-            <w:tcW w:type="dxa" w:w="1361"/>
-          </w:tcPr>
-          <w:p>
-            <w:pPr>
-              <w:spacing w:after="0" w:before="0"/>
-              <w:jc w:val="right"/>
-            </w:pPr>
-            <w:r/>
-            <w:r>
-              <w:rPr>
-                <w:b w:val="0"/>
-                <w:sz w:val="18"/>
-              </w:rPr>
-              <w:t>-7.975</w:t>
-            </w:r>
-          </w:p>
-        </w:tc>
-        <w:tc>
-          <w:tcPr>
-            <w:tcW w:type="dxa" w:w="1361"/>
-          </w:tcPr>
-          <w:p>
-            <w:pPr>
-              <w:spacing w:after="0" w:before="0"/>
-              <w:jc w:val="right"/>
-            </w:pPr>
-            <w:r/>
-            <w:r>
-              <w:rPr>
-                <w:b w:val="0"/>
-                <w:sz w:val="18"/>
-              </w:rPr>
-              <w:t>-107.47</w:t>
-            </w:r>
-          </w:p>
-        </w:tc>
-        <w:tc>
-          <w:tcPr>
-            <w:tcW w:type="dxa" w:w="1361"/>
-          </w:tcPr>
-          <w:p>
-            <w:pPr>
-              <w:spacing w:after="0" w:before="0"/>
-              <w:jc w:val="right"/>
-            </w:pPr>
-            <w:r/>
-            <w:r>
-              <w:rPr>
-                <w:b w:val="0"/>
-                <w:sz w:val="18"/>
-              </w:rPr>
-              <w:t>-0.24825</w:t>
-            </w:r>
-          </w:p>
-        </w:tc>
-        <w:tc>
-          <w:tcPr>
-            <w:tcW w:type="dxa" w:w="1361"/>
-          </w:tcPr>
-          <w:p>
-            <w:pPr>
-              <w:spacing w:after="0" w:before="0"/>
-              <w:jc w:val="right"/>
-            </w:pPr>
-            <w:r/>
-            <w:r>
-              <w:rPr>
-                <w:b w:val="0"/>
-                <w:sz w:val="18"/>
-              </w:rPr>
-              <w:t>-79.419</w:t>
-            </w:r>
-          </w:p>
-        </w:tc>
-        <w:tc>
-          <w:tcPr>
-            <w:tcW w:type="dxa" w:w="1361"/>
-          </w:tcPr>
-          <w:p>
-            <w:pPr>
-              <w:spacing w:after="0" w:before="0"/>
-              <w:jc w:val="right"/>
-            </w:pPr>
-            <w:r/>
-            <w:r>
-              <w:rPr>
-                <w:b w:val="0"/>
-                <w:sz w:val="18"/>
-              </w:rPr>
-              <w:t>-115.86</w:t>
+              <w:t>-65.617, -7.975, -107.47, -0.24825, -79.419, -115.86</w:t>
             </w:r>
           </w:p>
         </w:tc>
       </w:tr>
       <w:tr>
+        <w:trPr>
+          <w:cantSplit/>
+        </w:trPr>
         <w:tc>
           <w:tcPr>
-            <w:tcW w:type="dxa" w:w="1247"/>
+            <w:tcW w:type="dxa" w:w="2340"/>
           </w:tcPr>
           <w:p>
             <w:pPr>
-              <w:spacing w:after="0" w:before="0"/>
+              <w:spacing w:before="0" w:after="0" w:line="360" w:lineRule="auto"/>
               <w:jc w:val="center"/>
             </w:pPr>
-            <w:r/>
             <w:r>
               <w:rPr>
+                <w:rFonts w:ascii="Times New Roman" w:hAnsi="Times New Roman" w:eastAsia="Times New Roman" w:cs="Times New Roman"/>
                 <w:b w:val="0"/>
-                <w:sz w:val="18"/>
+                <w:sz w:val="24"/>
               </w:rPr>
               <w:t>19</w:t>
             </w:r>
@@ -5160,134 +2652,42 @@
         </w:tc>
         <w:tc>
           <w:tcPr>
-            <w:tcW w:type="dxa" w:w="1361"/>
+            <w:tcW w:type="dxa" w:w="7420"/>
           </w:tcPr>
           <w:p>
             <w:pPr>
-              <w:spacing w:after="0" w:before="0"/>
-              <w:jc w:val="right"/>
+              <w:spacing w:before="0" w:after="0" w:line="360" w:lineRule="auto"/>
+              <w:jc w:val="center"/>
             </w:pPr>
-            <w:r/>
             <w:r>
               <w:rPr>
+                <w:rFonts w:ascii="Times New Roman" w:hAnsi="Times New Roman" w:eastAsia="Times New Roman" w:cs="Times New Roman"/>
                 <w:b w:val="0"/>
-                <w:sz w:val="18"/>
+                <w:sz w:val="24"/>
               </w:rPr>
-              <w:t>-110.96</w:t>
-            </w:r>
-          </w:p>
-        </w:tc>
-        <w:tc>
-          <w:tcPr>
-            <w:tcW w:type="dxa" w:w="1361"/>
-          </w:tcPr>
-          <w:p>
-            <w:pPr>
-              <w:spacing w:after="0" w:before="0"/>
-              <w:jc w:val="right"/>
-            </w:pPr>
-            <w:r/>
-            <w:r>
-              <w:rPr>
-                <w:b w:val="0"/>
-                <w:sz w:val="18"/>
-              </w:rPr>
-              <w:t>-5.8703</w:t>
-            </w:r>
-          </w:p>
-        </w:tc>
-        <w:tc>
-          <w:tcPr>
-            <w:tcW w:type="dxa" w:w="1361"/>
-          </w:tcPr>
-          <w:p>
-            <w:pPr>
-              <w:spacing w:after="0" w:before="0"/>
-              <w:jc w:val="right"/>
-            </w:pPr>
-            <w:r/>
-            <w:r>
-              <w:rPr>
-                <w:b w:val="0"/>
-                <w:sz w:val="18"/>
-              </w:rPr>
-              <w:t>-105.64</w:t>
-            </w:r>
-          </w:p>
-        </w:tc>
-        <w:tc>
-          <w:tcPr>
-            <w:tcW w:type="dxa" w:w="1361"/>
-          </w:tcPr>
-          <w:p>
-            <w:pPr>
-              <w:spacing w:after="0" w:before="0"/>
-              <w:jc w:val="right"/>
-            </w:pPr>
-            <w:r/>
-            <w:r>
-              <w:rPr>
-                <w:b w:val="0"/>
-                <w:sz w:val="18"/>
-              </w:rPr>
-              <w:t>-0.95353</w:t>
-            </w:r>
-          </w:p>
-        </w:tc>
-        <w:tc>
-          <w:tcPr>
-            <w:tcW w:type="dxa" w:w="1361"/>
-          </w:tcPr>
-          <w:p>
-            <w:pPr>
-              <w:spacing w:after="0" w:before="0"/>
-              <w:jc w:val="right"/>
-            </w:pPr>
-            <w:r/>
-            <w:r>
-              <w:rPr>
-                <w:b w:val="0"/>
-                <w:sz w:val="18"/>
-              </w:rPr>
-              <w:t>-79.651</w:t>
-            </w:r>
-          </w:p>
-        </w:tc>
-        <w:tc>
-          <w:tcPr>
-            <w:tcW w:type="dxa" w:w="1361"/>
-          </w:tcPr>
-          <w:p>
-            <w:pPr>
-              <w:spacing w:after="0" w:before="0"/>
-              <w:jc w:val="right"/>
-            </w:pPr>
-            <w:r/>
-            <w:r>
-              <w:rPr>
-                <w:b w:val="0"/>
-                <w:sz w:val="18"/>
-              </w:rPr>
-              <w:t>-70.395</w:t>
+              <w:t>-110.96, -5.8703, -105.64, -0.95353, -79.651, -70.395</w:t>
             </w:r>
           </w:p>
         </w:tc>
       </w:tr>
       <w:tr>
+        <w:trPr>
+          <w:cantSplit/>
+        </w:trPr>
         <w:tc>
           <w:tcPr>
-            <w:tcW w:type="dxa" w:w="1247"/>
+            <w:tcW w:type="dxa" w:w="2340"/>
           </w:tcPr>
           <w:p>
             <w:pPr>
-              <w:spacing w:after="0" w:before="0"/>
+              <w:spacing w:before="0" w:after="0" w:line="360" w:lineRule="auto"/>
               <w:jc w:val="center"/>
             </w:pPr>
-            <w:r/>
             <w:r>
               <w:rPr>
+                <w:rFonts w:ascii="Times New Roman" w:hAnsi="Times New Roman" w:eastAsia="Times New Roman" w:cs="Times New Roman"/>
                 <w:b w:val="0"/>
-                <w:sz w:val="18"/>
+                <w:sz w:val="24"/>
               </w:rPr>
               <w:t>20</w:t>
             </w:r>
@@ -5295,134 +2695,42 @@
         </w:tc>
         <w:tc>
           <w:tcPr>
-            <w:tcW w:type="dxa" w:w="1361"/>
+            <w:tcW w:type="dxa" w:w="7420"/>
           </w:tcPr>
           <w:p>
             <w:pPr>
-              <w:spacing w:after="0" w:before="0"/>
-              <w:jc w:val="right"/>
+              <w:spacing w:before="0" w:after="0" w:line="360" w:lineRule="auto"/>
+              <w:jc w:val="center"/>
             </w:pPr>
-            <w:r/>
             <w:r>
               <w:rPr>
+                <w:rFonts w:ascii="Times New Roman" w:hAnsi="Times New Roman" w:eastAsia="Times New Roman" w:cs="Times New Roman"/>
                 <w:b w:val="0"/>
-                <w:sz w:val="18"/>
+                <w:sz w:val="24"/>
               </w:rPr>
-              <w:t>-111.9</w:t>
-            </w:r>
-          </w:p>
-        </w:tc>
-        <w:tc>
-          <w:tcPr>
-            <w:tcW w:type="dxa" w:w="1361"/>
-          </w:tcPr>
-          <w:p>
-            <w:pPr>
-              <w:spacing w:after="0" w:before="0"/>
-              <w:jc w:val="right"/>
-            </w:pPr>
-            <w:r/>
-            <w:r>
-              <w:rPr>
-                <w:b w:val="0"/>
-                <w:sz w:val="18"/>
-              </w:rPr>
-              <w:t>-0.060775</w:t>
-            </w:r>
-          </w:p>
-        </w:tc>
-        <w:tc>
-          <w:tcPr>
-            <w:tcW w:type="dxa" w:w="1361"/>
-          </w:tcPr>
-          <w:p>
-            <w:pPr>
-              <w:spacing w:after="0" w:before="0"/>
-              <w:jc w:val="right"/>
-            </w:pPr>
-            <w:r/>
-            <w:r>
-              <w:rPr>
-                <w:b w:val="0"/>
-                <w:sz w:val="18"/>
-              </w:rPr>
-              <w:t>-120.21</w:t>
-            </w:r>
-          </w:p>
-        </w:tc>
-        <w:tc>
-          <w:tcPr>
-            <w:tcW w:type="dxa" w:w="1361"/>
-          </w:tcPr>
-          <w:p>
-            <w:pPr>
-              <w:spacing w:after="0" w:before="0"/>
-              <w:jc w:val="right"/>
-            </w:pPr>
-            <w:r/>
-            <w:r>
-              <w:rPr>
-                <w:b w:val="0"/>
-                <w:sz w:val="18"/>
-              </w:rPr>
-              <w:t>-1.1015</w:t>
-            </w:r>
-          </w:p>
-        </w:tc>
-        <w:tc>
-          <w:tcPr>
-            <w:tcW w:type="dxa" w:w="1361"/>
-          </w:tcPr>
-          <w:p>
-            <w:pPr>
-              <w:spacing w:after="0" w:before="0"/>
-              <w:jc w:val="right"/>
-            </w:pPr>
-            <w:r/>
-            <w:r>
-              <w:rPr>
-                <w:b w:val="0"/>
-                <w:sz w:val="18"/>
-              </w:rPr>
-              <w:t>-59.289</w:t>
-            </w:r>
-          </w:p>
-        </w:tc>
-        <w:tc>
-          <w:tcPr>
-            <w:tcW w:type="dxa" w:w="1361"/>
-          </w:tcPr>
-          <w:p>
-            <w:pPr>
-              <w:spacing w:after="0" w:before="0"/>
-              <w:jc w:val="right"/>
-            </w:pPr>
-            <w:r/>
-            <w:r>
-              <w:rPr>
-                <w:b w:val="0"/>
-                <w:sz w:val="18"/>
-              </w:rPr>
-              <w:t>-69.059</w:t>
+              <w:t>-111.9, -0.060775, -120.21, -1.1015, -59.289, -69.059</w:t>
             </w:r>
           </w:p>
         </w:tc>
       </w:tr>
       <w:tr>
+        <w:trPr>
+          <w:cantSplit/>
+        </w:trPr>
         <w:tc>
           <w:tcPr>
-            <w:tcW w:type="dxa" w:w="1247"/>
+            <w:tcW w:type="dxa" w:w="2340"/>
           </w:tcPr>
           <w:p>
             <w:pPr>
-              <w:spacing w:after="0" w:before="0"/>
+              <w:spacing w:before="0" w:after="0" w:line="360" w:lineRule="auto"/>
               <w:jc w:val="center"/>
             </w:pPr>
-            <w:r/>
             <w:r>
               <w:rPr>
+                <w:rFonts w:ascii="Times New Roman" w:hAnsi="Times New Roman" w:eastAsia="Times New Roman" w:cs="Times New Roman"/>
                 <w:b w:val="0"/>
-                <w:sz w:val="18"/>
+                <w:sz w:val="24"/>
               </w:rPr>
               <w:t>21</w:t>
             </w:r>
@@ -5430,134 +2738,42 @@
         </w:tc>
         <w:tc>
           <w:tcPr>
-            <w:tcW w:type="dxa" w:w="1361"/>
+            <w:tcW w:type="dxa" w:w="7420"/>
           </w:tcPr>
           <w:p>
             <w:pPr>
-              <w:spacing w:after="0" w:before="0"/>
-              <w:jc w:val="right"/>
+              <w:spacing w:before="0" w:after="0" w:line="360" w:lineRule="auto"/>
+              <w:jc w:val="center"/>
             </w:pPr>
-            <w:r/>
             <w:r>
               <w:rPr>
+                <w:rFonts w:ascii="Times New Roman" w:hAnsi="Times New Roman" w:eastAsia="Times New Roman" w:cs="Times New Roman"/>
                 <w:b w:val="0"/>
-                <w:sz w:val="18"/>
+                <w:sz w:val="24"/>
               </w:rPr>
-              <w:t>-111.9</w:t>
-            </w:r>
-          </w:p>
-        </w:tc>
-        <w:tc>
-          <w:tcPr>
-            <w:tcW w:type="dxa" w:w="1361"/>
-          </w:tcPr>
-          <w:p>
-            <w:pPr>
-              <w:spacing w:after="0" w:before="0"/>
-              <w:jc w:val="right"/>
-            </w:pPr>
-            <w:r/>
-            <w:r>
-              <w:rPr>
-                <w:b w:val="0"/>
-                <w:sz w:val="18"/>
-              </w:rPr>
-              <w:t>-0.060775</w:t>
-            </w:r>
-          </w:p>
-        </w:tc>
-        <w:tc>
-          <w:tcPr>
-            <w:tcW w:type="dxa" w:w="1361"/>
-          </w:tcPr>
-          <w:p>
-            <w:pPr>
-              <w:spacing w:after="0" w:before="0"/>
-              <w:jc w:val="right"/>
-            </w:pPr>
-            <w:r/>
-            <w:r>
-              <w:rPr>
-                <w:b w:val="0"/>
-                <w:sz w:val="18"/>
-              </w:rPr>
-              <w:t>-120.21</w:t>
-            </w:r>
-          </w:p>
-        </w:tc>
-        <w:tc>
-          <w:tcPr>
-            <w:tcW w:type="dxa" w:w="1361"/>
-          </w:tcPr>
-          <w:p>
-            <w:pPr>
-              <w:spacing w:after="0" w:before="0"/>
-              <w:jc w:val="right"/>
-            </w:pPr>
-            <w:r/>
-            <w:r>
-              <w:rPr>
-                <w:b w:val="0"/>
-                <w:sz w:val="18"/>
-              </w:rPr>
-              <w:t>-1.1015</w:t>
-            </w:r>
-          </w:p>
-        </w:tc>
-        <w:tc>
-          <w:tcPr>
-            <w:tcW w:type="dxa" w:w="1361"/>
-          </w:tcPr>
-          <w:p>
-            <w:pPr>
-              <w:spacing w:after="0" w:before="0"/>
-              <w:jc w:val="right"/>
-            </w:pPr>
-            <w:r/>
-            <w:r>
-              <w:rPr>
-                <w:b w:val="0"/>
-                <w:sz w:val="18"/>
-              </w:rPr>
-              <w:t>-59.289</w:t>
-            </w:r>
-          </w:p>
-        </w:tc>
-        <w:tc>
-          <w:tcPr>
-            <w:tcW w:type="dxa" w:w="1361"/>
-          </w:tcPr>
-          <w:p>
-            <w:pPr>
-              <w:spacing w:after="0" w:before="0"/>
-              <w:jc w:val="right"/>
-            </w:pPr>
-            <w:r/>
-            <w:r>
-              <w:rPr>
-                <w:b w:val="0"/>
-                <w:sz w:val="18"/>
-              </w:rPr>
-              <w:t>-69.059</w:t>
+              <w:t>-111.9, -0.060775, -120.21, -1.1015, -59.289, -69.059</w:t>
             </w:r>
           </w:p>
         </w:tc>
       </w:tr>
       <w:tr>
+        <w:trPr>
+          <w:cantSplit/>
+        </w:trPr>
         <w:tc>
           <w:tcPr>
-            <w:tcW w:type="dxa" w:w="1247"/>
+            <w:tcW w:type="dxa" w:w="2340"/>
           </w:tcPr>
           <w:p>
             <w:pPr>
-              <w:spacing w:after="0" w:before="0"/>
+              <w:spacing w:before="0" w:after="0" w:line="360" w:lineRule="auto"/>
               <w:jc w:val="center"/>
             </w:pPr>
-            <w:r/>
             <w:r>
               <w:rPr>
+                <w:rFonts w:ascii="Times New Roman" w:hAnsi="Times New Roman" w:eastAsia="Times New Roman" w:cs="Times New Roman"/>
                 <w:b w:val="0"/>
-                <w:sz w:val="18"/>
+                <w:sz w:val="24"/>
               </w:rPr>
               <w:t>22</w:t>
             </w:r>
@@ -5565,134 +2781,42 @@
         </w:tc>
         <w:tc>
           <w:tcPr>
-            <w:tcW w:type="dxa" w:w="1361"/>
+            <w:tcW w:type="dxa" w:w="7420"/>
           </w:tcPr>
           <w:p>
             <w:pPr>
-              <w:spacing w:after="0" w:before="0"/>
-              <w:jc w:val="right"/>
+              <w:spacing w:before="0" w:after="0" w:line="360" w:lineRule="auto"/>
+              <w:jc w:val="center"/>
             </w:pPr>
-            <w:r/>
             <w:r>
               <w:rPr>
+                <w:rFonts w:ascii="Times New Roman" w:hAnsi="Times New Roman" w:eastAsia="Times New Roman" w:cs="Times New Roman"/>
                 <w:b w:val="0"/>
-                <w:sz w:val="18"/>
+                <w:sz w:val="24"/>
               </w:rPr>
-              <w:t>-111.9</w:t>
-            </w:r>
-          </w:p>
-        </w:tc>
-        <w:tc>
-          <w:tcPr>
-            <w:tcW w:type="dxa" w:w="1361"/>
-          </w:tcPr>
-          <w:p>
-            <w:pPr>
-              <w:spacing w:after="0" w:before="0"/>
-              <w:jc w:val="right"/>
-            </w:pPr>
-            <w:r/>
-            <w:r>
-              <w:rPr>
-                <w:b w:val="0"/>
-                <w:sz w:val="18"/>
-              </w:rPr>
-              <w:t>-5.3305</w:t>
-            </w:r>
-          </w:p>
-        </w:tc>
-        <w:tc>
-          <w:tcPr>
-            <w:tcW w:type="dxa" w:w="1361"/>
-          </w:tcPr>
-          <w:p>
-            <w:pPr>
-              <w:spacing w:after="0" w:before="0"/>
-              <w:jc w:val="right"/>
-            </w:pPr>
-            <w:r/>
-            <w:r>
-              <w:rPr>
-                <w:b w:val="0"/>
-                <w:sz w:val="18"/>
-              </w:rPr>
-              <w:t>-106.64</w:t>
-            </w:r>
-          </w:p>
-        </w:tc>
-        <w:tc>
-          <w:tcPr>
-            <w:tcW w:type="dxa" w:w="1361"/>
-          </w:tcPr>
-          <w:p>
-            <w:pPr>
-              <w:spacing w:after="0" w:before="0"/>
-              <w:jc w:val="right"/>
-            </w:pPr>
-            <w:r/>
-            <w:r>
-              <w:rPr>
-                <w:b w:val="0"/>
-                <w:sz w:val="18"/>
-              </w:rPr>
-              <w:t>-0.96756</w:t>
-            </w:r>
-          </w:p>
-        </w:tc>
-        <w:tc>
-          <w:tcPr>
-            <w:tcW w:type="dxa" w:w="1361"/>
-          </w:tcPr>
-          <w:p>
-            <w:pPr>
-              <w:spacing w:after="0" w:before="0"/>
-              <w:jc w:val="right"/>
-            </w:pPr>
-            <w:r/>
-            <w:r>
-              <w:rPr>
-                <w:b w:val="0"/>
-                <w:sz w:val="18"/>
-              </w:rPr>
-              <w:t>-78.119</w:t>
-            </w:r>
-          </w:p>
-        </w:tc>
-        <w:tc>
-          <w:tcPr>
-            <w:tcW w:type="dxa" w:w="1361"/>
-          </w:tcPr>
-          <w:p>
-            <w:pPr>
-              <w:spacing w:after="0" w:before="0"/>
-              <w:jc w:val="right"/>
-            </w:pPr>
-            <w:r/>
-            <w:r>
-              <w:rPr>
-                <w:b w:val="0"/>
-                <w:sz w:val="18"/>
-              </w:rPr>
-              <w:t>-69.424</w:t>
+              <w:t>-111.9, -5.3305, -106.64, -0.96756, -78.119, -69.424</w:t>
             </w:r>
           </w:p>
         </w:tc>
       </w:tr>
       <w:tr>
+        <w:trPr>
+          <w:cantSplit/>
+        </w:trPr>
         <w:tc>
           <w:tcPr>
-            <w:tcW w:type="dxa" w:w="1247"/>
+            <w:tcW w:type="dxa" w:w="2340"/>
           </w:tcPr>
           <w:p>
             <w:pPr>
-              <w:spacing w:after="0" w:before="0"/>
+              <w:spacing w:before="0" w:after="0" w:line="360" w:lineRule="auto"/>
               <w:jc w:val="center"/>
             </w:pPr>
-            <w:r/>
             <w:r>
               <w:rPr>
+                <w:rFonts w:ascii="Times New Roman" w:hAnsi="Times New Roman" w:eastAsia="Times New Roman" w:cs="Times New Roman"/>
                 <w:b w:val="0"/>
-                <w:sz w:val="18"/>
+                <w:sz w:val="24"/>
               </w:rPr>
               <w:t>23</w:t>
             </w:r>
@@ -5700,134 +2824,42 @@
         </w:tc>
         <w:tc>
           <w:tcPr>
-            <w:tcW w:type="dxa" w:w="1361"/>
+            <w:tcW w:type="dxa" w:w="7420"/>
           </w:tcPr>
           <w:p>
             <w:pPr>
-              <w:spacing w:after="0" w:before="0"/>
-              <w:jc w:val="right"/>
+              <w:spacing w:before="0" w:after="0" w:line="360" w:lineRule="auto"/>
+              <w:jc w:val="center"/>
             </w:pPr>
-            <w:r/>
             <w:r>
               <w:rPr>
+                <w:rFonts w:ascii="Times New Roman" w:hAnsi="Times New Roman" w:eastAsia="Times New Roman" w:cs="Times New Roman"/>
                 <w:b w:val="0"/>
-                <w:sz w:val="18"/>
+                <w:sz w:val="24"/>
               </w:rPr>
-              <w:t>-68.177</w:t>
-            </w:r>
-          </w:p>
-        </w:tc>
-        <w:tc>
-          <w:tcPr>
-            <w:tcW w:type="dxa" w:w="1361"/>
-          </w:tcPr>
-          <w:p>
-            <w:pPr>
-              <w:spacing w:after="0" w:before="0"/>
-              <w:jc w:val="right"/>
-            </w:pPr>
-            <w:r/>
-            <w:r>
-              <w:rPr>
-                <w:b w:val="0"/>
-                <w:sz w:val="18"/>
-              </w:rPr>
-              <w:t>-3.6911</w:t>
-            </w:r>
-          </w:p>
-        </w:tc>
-        <w:tc>
-          <w:tcPr>
-            <w:tcW w:type="dxa" w:w="1361"/>
-          </w:tcPr>
-          <w:p>
-            <w:pPr>
-              <w:spacing w:after="0" w:before="0"/>
-              <w:jc w:val="right"/>
-            </w:pPr>
-            <w:r/>
-            <w:r>
-              <w:rPr>
-                <w:b w:val="0"/>
-                <w:sz w:val="18"/>
-              </w:rPr>
-              <w:t>-105.15</w:t>
-            </w:r>
-          </w:p>
-        </w:tc>
-        <w:tc>
-          <w:tcPr>
-            <w:tcW w:type="dxa" w:w="1361"/>
-          </w:tcPr>
-          <w:p>
-            <w:pPr>
-              <w:spacing w:after="0" w:before="0"/>
-              <w:jc w:val="right"/>
-            </w:pPr>
-            <w:r/>
-            <w:r>
-              <w:rPr>
-                <w:b w:val="0"/>
-                <w:sz w:val="18"/>
-              </w:rPr>
-              <w:t>-0.30019</w:t>
-            </w:r>
-          </w:p>
-        </w:tc>
-        <w:tc>
-          <w:tcPr>
-            <w:tcW w:type="dxa" w:w="1361"/>
-          </w:tcPr>
-          <w:p>
-            <w:pPr>
-              <w:spacing w:after="0" w:before="0"/>
-              <w:jc w:val="right"/>
-            </w:pPr>
-            <w:r/>
-            <w:r>
-              <w:rPr>
-                <w:b w:val="0"/>
-                <w:sz w:val="18"/>
-              </w:rPr>
-              <w:t>-77.479</w:t>
-            </w:r>
-          </w:p>
-        </w:tc>
-        <w:tc>
-          <w:tcPr>
-            <w:tcW w:type="dxa" w:w="1361"/>
-          </w:tcPr>
-          <w:p>
-            <w:pPr>
-              <w:spacing w:after="0" w:before="0"/>
-              <w:jc w:val="right"/>
-            </w:pPr>
-            <w:r/>
-            <w:r>
-              <w:rPr>
-                <w:b w:val="0"/>
-                <w:sz w:val="18"/>
-              </w:rPr>
-              <w:t>-113.28</w:t>
+              <w:t>-68.177, -3.6911, -105.15, -0.30019, -77.479, -113.28</w:t>
             </w:r>
           </w:p>
         </w:tc>
       </w:tr>
       <w:tr>
+        <w:trPr>
+          <w:cantSplit/>
+        </w:trPr>
         <w:tc>
           <w:tcPr>
-            <w:tcW w:type="dxa" w:w="1247"/>
+            <w:tcW w:type="dxa" w:w="2340"/>
           </w:tcPr>
           <w:p>
             <w:pPr>
-              <w:spacing w:after="0" w:before="0"/>
+              <w:spacing w:before="0" w:after="0" w:line="360" w:lineRule="auto"/>
               <w:jc w:val="center"/>
             </w:pPr>
-            <w:r/>
             <w:r>
               <w:rPr>
+                <w:rFonts w:ascii="Times New Roman" w:hAnsi="Times New Roman" w:eastAsia="Times New Roman" w:cs="Times New Roman"/>
                 <w:b w:val="0"/>
-                <w:sz w:val="18"/>
+                <w:sz w:val="24"/>
               </w:rPr>
               <w:t>24</w:t>
             </w:r>
@@ -5835,134 +2867,42 @@
         </w:tc>
         <w:tc>
           <w:tcPr>
-            <w:tcW w:type="dxa" w:w="1361"/>
+            <w:tcW w:type="dxa" w:w="7420"/>
           </w:tcPr>
           <w:p>
             <w:pPr>
-              <w:spacing w:after="0" w:before="0"/>
-              <w:jc w:val="right"/>
+              <w:spacing w:before="0" w:after="0" w:line="360" w:lineRule="auto"/>
+              <w:jc w:val="center"/>
             </w:pPr>
-            <w:r/>
             <w:r>
               <w:rPr>
+                <w:rFonts w:ascii="Times New Roman" w:hAnsi="Times New Roman" w:eastAsia="Times New Roman" w:cs="Times New Roman"/>
                 <w:b w:val="0"/>
-                <w:sz w:val="18"/>
+                <w:sz w:val="24"/>
               </w:rPr>
-              <w:t>-67.63</w:t>
-            </w:r>
-          </w:p>
-        </w:tc>
-        <w:tc>
-          <w:tcPr>
-            <w:tcW w:type="dxa" w:w="1361"/>
-          </w:tcPr>
-          <w:p>
-            <w:pPr>
-              <w:spacing w:after="0" w:before="0"/>
-              <w:jc w:val="right"/>
-            </w:pPr>
-            <w:r/>
-            <w:r>
-              <w:rPr>
-                <w:b w:val="0"/>
-                <w:sz w:val="18"/>
-              </w:rPr>
-              <w:t>1.6322</w:t>
-            </w:r>
-          </w:p>
-        </w:tc>
-        <w:tc>
-          <w:tcPr>
-            <w:tcW w:type="dxa" w:w="1361"/>
-          </w:tcPr>
-          <w:p>
-            <w:pPr>
-              <w:spacing w:after="0" w:before="0"/>
-              <w:jc w:val="right"/>
-            </w:pPr>
-            <w:r/>
-            <w:r>
-              <w:rPr>
-                <w:b w:val="0"/>
-                <w:sz w:val="18"/>
-              </w:rPr>
-              <w:t>-118.18</w:t>
-            </w:r>
-          </w:p>
-        </w:tc>
-        <w:tc>
-          <w:tcPr>
-            <w:tcW w:type="dxa" w:w="1361"/>
-          </w:tcPr>
-          <w:p>
-            <w:pPr>
-              <w:spacing w:after="0" w:before="0"/>
-              <w:jc w:val="right"/>
-            </w:pPr>
-            <w:r/>
-            <w:r>
-              <w:rPr>
-                <w:b w:val="0"/>
-                <w:sz w:val="18"/>
-              </w:rPr>
-              <w:t>-0.32823</w:t>
-            </w:r>
-          </w:p>
-        </w:tc>
-        <w:tc>
-          <w:tcPr>
-            <w:tcW w:type="dxa" w:w="1361"/>
-          </w:tcPr>
-          <w:p>
-            <w:pPr>
-              <w:spacing w:after="0" w:before="0"/>
-              <w:jc w:val="right"/>
-            </w:pPr>
-            <w:r/>
-            <w:r>
-              <w:rPr>
-                <w:b w:val="0"/>
-                <w:sz w:val="18"/>
-              </w:rPr>
-              <w:t>-59.12</w:t>
-            </w:r>
-          </w:p>
-        </w:tc>
-        <w:tc>
-          <w:tcPr>
-            <w:tcW w:type="dxa" w:w="1361"/>
-          </w:tcPr>
-          <w:p>
-            <w:pPr>
-              <w:spacing w:after="0" w:before="0"/>
-              <w:jc w:val="right"/>
-            </w:pPr>
-            <w:r/>
-            <w:r>
-              <w:rPr>
-                <w:b w:val="0"/>
-                <w:sz w:val="18"/>
-              </w:rPr>
-              <w:t>-113.73</w:t>
+              <w:t>-67.63, 1.6322, -118.18, -0.32823, -59.12, -113.73</w:t>
             </w:r>
           </w:p>
         </w:tc>
       </w:tr>
       <w:tr>
+        <w:trPr>
+          <w:cantSplit/>
+        </w:trPr>
         <w:tc>
           <w:tcPr>
-            <w:tcW w:type="dxa" w:w="1247"/>
+            <w:tcW w:type="dxa" w:w="2340"/>
           </w:tcPr>
           <w:p>
             <w:pPr>
-              <w:spacing w:after="0" w:before="0"/>
+              <w:spacing w:before="0" w:after="0" w:line="360" w:lineRule="auto"/>
               <w:jc w:val="center"/>
             </w:pPr>
-            <w:r/>
             <w:r>
               <w:rPr>
+                <w:rFonts w:ascii="Times New Roman" w:hAnsi="Times New Roman" w:eastAsia="Times New Roman" w:cs="Times New Roman"/>
                 <w:b w:val="0"/>
-                <w:sz w:val="18"/>
+                <w:sz w:val="24"/>
               </w:rPr>
               <w:t>25</w:t>
             </w:r>
@@ -5970,134 +2910,42 @@
         </w:tc>
         <w:tc>
           <w:tcPr>
-            <w:tcW w:type="dxa" w:w="1361"/>
+            <w:tcW w:type="dxa" w:w="7420"/>
           </w:tcPr>
           <w:p>
             <w:pPr>
-              <w:spacing w:after="0" w:before="0"/>
-              <w:jc w:val="right"/>
+              <w:spacing w:before="0" w:after="0" w:line="360" w:lineRule="auto"/>
+              <w:jc w:val="center"/>
             </w:pPr>
-            <w:r/>
             <w:r>
               <w:rPr>
+                <w:rFonts w:ascii="Times New Roman" w:hAnsi="Times New Roman" w:eastAsia="Times New Roman" w:cs="Times New Roman"/>
                 <w:b w:val="0"/>
-                <w:sz w:val="18"/>
+                <w:sz w:val="24"/>
               </w:rPr>
-              <w:t>-67.63</w:t>
-            </w:r>
-          </w:p>
-        </w:tc>
-        <w:tc>
-          <w:tcPr>
-            <w:tcW w:type="dxa" w:w="1361"/>
-          </w:tcPr>
-          <w:p>
-            <w:pPr>
-              <w:spacing w:after="0" w:before="0"/>
-              <w:jc w:val="right"/>
-            </w:pPr>
-            <w:r/>
-            <w:r>
-              <w:rPr>
-                <w:b w:val="0"/>
-                <w:sz w:val="18"/>
-              </w:rPr>
-              <w:t>1.6313</w:t>
-            </w:r>
-          </w:p>
-        </w:tc>
-        <w:tc>
-          <w:tcPr>
-            <w:tcW w:type="dxa" w:w="1361"/>
-          </w:tcPr>
-          <w:p>
-            <w:pPr>
-              <w:spacing w:after="0" w:before="0"/>
-              <w:jc w:val="right"/>
-            </w:pPr>
-            <w:r/>
-            <w:r>
-              <w:rPr>
-                <w:b w:val="0"/>
-                <w:sz w:val="18"/>
-              </w:rPr>
-              <w:t>-118.18</w:t>
-            </w:r>
-          </w:p>
-        </w:tc>
-        <w:tc>
-          <w:tcPr>
-            <w:tcW w:type="dxa" w:w="1361"/>
-          </w:tcPr>
-          <w:p>
-            <w:pPr>
-              <w:spacing w:after="0" w:before="0"/>
-              <w:jc w:val="right"/>
-            </w:pPr>
-            <w:r/>
-            <w:r>
-              <w:rPr>
-                <w:b w:val="0"/>
-                <w:sz w:val="18"/>
-              </w:rPr>
-              <w:t>-0.32823</w:t>
-            </w:r>
-          </w:p>
-        </w:tc>
-        <w:tc>
-          <w:tcPr>
-            <w:tcW w:type="dxa" w:w="1361"/>
-          </w:tcPr>
-          <w:p>
-            <w:pPr>
-              <w:spacing w:after="0" w:before="0"/>
-              <w:jc w:val="right"/>
-            </w:pPr>
-            <w:r/>
-            <w:r>
-              <w:rPr>
-                <w:b w:val="0"/>
-                <w:sz w:val="18"/>
-              </w:rPr>
-              <w:t>-59.12</w:t>
-            </w:r>
-          </w:p>
-        </w:tc>
-        <w:tc>
-          <w:tcPr>
-            <w:tcW w:type="dxa" w:w="1361"/>
-          </w:tcPr>
-          <w:p>
-            <w:pPr>
-              <w:spacing w:after="0" w:before="0"/>
-              <w:jc w:val="right"/>
-            </w:pPr>
-            <w:r/>
-            <w:r>
-              <w:rPr>
-                <w:b w:val="0"/>
-                <w:sz w:val="18"/>
-              </w:rPr>
-              <w:t>-113.73</w:t>
+              <w:t>-67.63, 1.6313, -118.18, -0.32823, -59.12, -113.73</w:t>
             </w:r>
           </w:p>
         </w:tc>
       </w:tr>
       <w:tr>
+        <w:trPr>
+          <w:cantSplit/>
+        </w:trPr>
         <w:tc>
           <w:tcPr>
-            <w:tcW w:type="dxa" w:w="1247"/>
+            <w:tcW w:type="dxa" w:w="2340"/>
           </w:tcPr>
           <w:p>
             <w:pPr>
-              <w:spacing w:after="0" w:before="0"/>
+              <w:spacing w:before="0" w:after="0" w:line="360" w:lineRule="auto"/>
               <w:jc w:val="center"/>
             </w:pPr>
-            <w:r/>
             <w:r>
               <w:rPr>
+                <w:rFonts w:ascii="Times New Roman" w:hAnsi="Times New Roman" w:eastAsia="Times New Roman" w:cs="Times New Roman"/>
                 <w:b w:val="0"/>
-                <w:sz w:val="18"/>
+                <w:sz w:val="24"/>
               </w:rPr>
               <w:t>26</w:t>
             </w:r>
@@ -6105,134 +2953,42 @@
         </w:tc>
         <w:tc>
           <w:tcPr>
-            <w:tcW w:type="dxa" w:w="1361"/>
+            <w:tcW w:type="dxa" w:w="7420"/>
           </w:tcPr>
           <w:p>
             <w:pPr>
-              <w:spacing w:after="0" w:before="0"/>
-              <w:jc w:val="right"/>
+              <w:spacing w:before="0" w:after="0" w:line="360" w:lineRule="auto"/>
+              <w:jc w:val="center"/>
             </w:pPr>
-            <w:r/>
             <w:r>
               <w:rPr>
+                <w:rFonts w:ascii="Times New Roman" w:hAnsi="Times New Roman" w:eastAsia="Times New Roman" w:cs="Times New Roman"/>
                 <w:b w:val="0"/>
-                <w:sz w:val="18"/>
+                <w:sz w:val="24"/>
               </w:rPr>
-              <w:t>-67.631</w:t>
-            </w:r>
-          </w:p>
-        </w:tc>
-        <w:tc>
-          <w:tcPr>
-            <w:tcW w:type="dxa" w:w="1361"/>
-          </w:tcPr>
-          <w:p>
-            <w:pPr>
-              <w:spacing w:after="0" w:before="0"/>
-              <w:jc w:val="right"/>
-            </w:pPr>
-            <w:r/>
-            <w:r>
-              <w:rPr>
-                <w:b w:val="0"/>
-                <w:sz w:val="18"/>
-              </w:rPr>
-              <w:t>-3.0578</w:t>
-            </w:r>
-          </w:p>
-        </w:tc>
-        <w:tc>
-          <w:tcPr>
-            <w:tcW w:type="dxa" w:w="1361"/>
-          </w:tcPr>
-          <w:p>
-            <w:pPr>
-              <w:spacing w:after="0" w:before="0"/>
-              <w:jc w:val="right"/>
-            </w:pPr>
-            <w:r/>
-            <w:r>
-              <w:rPr>
-                <w:b w:val="0"/>
-                <w:sz w:val="18"/>
-              </w:rPr>
-              <w:t>-107.19</w:t>
-            </w:r>
-          </w:p>
-        </w:tc>
-        <w:tc>
-          <w:tcPr>
-            <w:tcW w:type="dxa" w:w="1361"/>
-          </w:tcPr>
-          <w:p>
-            <w:pPr>
-              <w:spacing w:after="0" w:before="0"/>
-              <w:jc w:val="right"/>
-            </w:pPr>
-            <w:r/>
-            <w:r>
-              <w:rPr>
-                <w:b w:val="0"/>
-                <w:sz w:val="18"/>
-              </w:rPr>
-              <w:t>-0.29188</w:t>
-            </w:r>
-          </w:p>
-        </w:tc>
-        <w:tc>
-          <w:tcPr>
-            <w:tcW w:type="dxa" w:w="1361"/>
-          </w:tcPr>
-          <w:p>
-            <w:pPr>
-              <w:spacing w:after="0" w:before="0"/>
-              <w:jc w:val="right"/>
-            </w:pPr>
-            <w:r/>
-            <w:r>
-              <w:rPr>
-                <w:b w:val="0"/>
-                <w:sz w:val="18"/>
-              </w:rPr>
-              <w:t>-74.798</w:t>
-            </w:r>
-          </w:p>
-        </w:tc>
-        <w:tc>
-          <w:tcPr>
-            <w:tcW w:type="dxa" w:w="1361"/>
-          </w:tcPr>
-          <w:p>
-            <w:pPr>
-              <w:spacing w:after="0" w:before="0"/>
-              <w:jc w:val="right"/>
-            </w:pPr>
-            <w:r/>
-            <w:r>
-              <w:rPr>
-                <w:b w:val="0"/>
-                <w:sz w:val="18"/>
-              </w:rPr>
-              <w:t>-113.82</w:t>
+              <w:t>-67.631, -3.0578, -107.19, -0.29188, -74.798, -113.82</w:t>
             </w:r>
           </w:p>
         </w:tc>
       </w:tr>
       <w:tr>
+        <w:trPr>
+          <w:cantSplit/>
+        </w:trPr>
         <w:tc>
           <w:tcPr>
-            <w:tcW w:type="dxa" w:w="1247"/>
+            <w:tcW w:type="dxa" w:w="2340"/>
           </w:tcPr>
           <w:p>
             <w:pPr>
-              <w:spacing w:after="0" w:before="0"/>
+              <w:spacing w:before="0" w:after="0" w:line="360" w:lineRule="auto"/>
               <w:jc w:val="center"/>
             </w:pPr>
-            <w:r/>
             <w:r>
               <w:rPr>
+                <w:rFonts w:ascii="Times New Roman" w:hAnsi="Times New Roman" w:eastAsia="Times New Roman" w:cs="Times New Roman"/>
                 <w:b w:val="0"/>
-                <w:sz w:val="18"/>
+                <w:sz w:val="24"/>
               </w:rPr>
               <w:t>27</w:t>
             </w:r>
@@ -6240,134 +2996,42 @@
         </w:tc>
         <w:tc>
           <w:tcPr>
-            <w:tcW w:type="dxa" w:w="1361"/>
+            <w:tcW w:type="dxa" w:w="7420"/>
           </w:tcPr>
           <w:p>
             <w:pPr>
-              <w:spacing w:after="0" w:before="0"/>
-              <w:jc w:val="right"/>
+              <w:spacing w:before="0" w:after="0" w:line="360" w:lineRule="auto"/>
+              <w:jc w:val="center"/>
             </w:pPr>
-            <w:r/>
             <w:r>
               <w:rPr>
+                <w:rFonts w:ascii="Times New Roman" w:hAnsi="Times New Roman" w:eastAsia="Times New Roman" w:cs="Times New Roman"/>
                 <w:b w:val="0"/>
-                <w:sz w:val="18"/>
+                <w:sz w:val="24"/>
               </w:rPr>
-              <w:t>-110.9</w:t>
-            </w:r>
-          </w:p>
-        </w:tc>
-        <w:tc>
-          <w:tcPr>
-            <w:tcW w:type="dxa" w:w="1361"/>
-          </w:tcPr>
-          <w:p>
-            <w:pPr>
-              <w:spacing w:after="0" w:before="0"/>
-              <w:jc w:val="right"/>
-            </w:pPr>
-            <w:r/>
-            <w:r>
-              <w:rPr>
-                <w:b w:val="0"/>
-                <w:sz w:val="18"/>
-              </w:rPr>
-              <w:t>-2.5803</w:t>
-            </w:r>
-          </w:p>
-        </w:tc>
-        <w:tc>
-          <w:tcPr>
-            <w:tcW w:type="dxa" w:w="1361"/>
-          </w:tcPr>
-          <w:p>
-            <w:pPr>
-              <w:spacing w:after="0" w:before="0"/>
-              <w:jc w:val="right"/>
-            </w:pPr>
-            <w:r/>
-            <w:r>
-              <w:rPr>
-                <w:b w:val="0"/>
-                <w:sz w:val="18"/>
-              </w:rPr>
-              <w:t>-106.74</w:t>
-            </w:r>
-          </w:p>
-        </w:tc>
-        <w:tc>
-          <w:tcPr>
-            <w:tcW w:type="dxa" w:w="1361"/>
-          </w:tcPr>
-          <w:p>
-            <w:pPr>
-              <w:spacing w:after="0" w:before="0"/>
-              <w:jc w:val="right"/>
-            </w:pPr>
-            <w:r/>
-            <w:r>
-              <w:rPr>
-                <w:b w:val="0"/>
-                <w:sz w:val="18"/>
-              </w:rPr>
-              <w:t>-0.96859</w:t>
-            </w:r>
-          </w:p>
-        </w:tc>
-        <w:tc>
-          <w:tcPr>
-            <w:tcW w:type="dxa" w:w="1361"/>
-          </w:tcPr>
-          <w:p>
-            <w:pPr>
-              <w:spacing w:after="0" w:before="0"/>
-              <w:jc w:val="right"/>
-            </w:pPr>
-            <w:r/>
-            <w:r>
-              <w:rPr>
-                <w:b w:val="0"/>
-                <w:sz w:val="18"/>
-              </w:rPr>
-              <w:t>-75.258</w:t>
-            </w:r>
-          </w:p>
-        </w:tc>
-        <w:tc>
-          <w:tcPr>
-            <w:tcW w:type="dxa" w:w="1361"/>
-          </w:tcPr>
-          <w:p>
-            <w:pPr>
-              <w:spacing w:after="0" w:before="0"/>
-              <w:jc w:val="right"/>
-            </w:pPr>
-            <w:r/>
-            <w:r>
-              <w:rPr>
-                <w:b w:val="0"/>
-                <w:sz w:val="18"/>
-              </w:rPr>
-              <w:t>-70.377</w:t>
+              <w:t>-110.9, -2.5803, -106.74, -0.96859, -75.258, -70.377</w:t>
             </w:r>
           </w:p>
         </w:tc>
       </w:tr>
       <w:tr>
+        <w:trPr>
+          <w:cantSplit/>
+        </w:trPr>
         <w:tc>
           <w:tcPr>
-            <w:tcW w:type="dxa" w:w="1247"/>
+            <w:tcW w:type="dxa" w:w="2340"/>
           </w:tcPr>
           <w:p>
             <w:pPr>
-              <w:spacing w:after="0" w:before="0"/>
+              <w:spacing w:before="0" w:after="0" w:line="360" w:lineRule="auto"/>
               <w:jc w:val="center"/>
             </w:pPr>
-            <w:r/>
             <w:r>
               <w:rPr>
+                <w:rFonts w:ascii="Times New Roman" w:hAnsi="Times New Roman" w:eastAsia="Times New Roman" w:cs="Times New Roman"/>
                 <w:b w:val="0"/>
-                <w:sz w:val="18"/>
+                <w:sz w:val="24"/>
               </w:rPr>
               <w:t>28</w:t>
             </w:r>
@@ -6375,134 +3039,42 @@
         </w:tc>
         <w:tc>
           <w:tcPr>
-            <w:tcW w:type="dxa" w:w="1361"/>
+            <w:tcW w:type="dxa" w:w="7420"/>
           </w:tcPr>
           <w:p>
             <w:pPr>
-              <w:spacing w:after="0" w:before="0"/>
-              <w:jc w:val="right"/>
+              <w:spacing w:before="0" w:after="0" w:line="360" w:lineRule="auto"/>
+              <w:jc w:val="center"/>
             </w:pPr>
-            <w:r/>
             <w:r>
               <w:rPr>
+                <w:rFonts w:ascii="Times New Roman" w:hAnsi="Times New Roman" w:eastAsia="Times New Roman" w:cs="Times New Roman"/>
                 <w:b w:val="0"/>
-                <w:sz w:val="18"/>
+                <w:sz w:val="24"/>
               </w:rPr>
-              <w:t>-110.56</w:t>
-            </w:r>
-          </w:p>
-        </w:tc>
-        <w:tc>
-          <w:tcPr>
-            <w:tcW w:type="dxa" w:w="1361"/>
-          </w:tcPr>
-          <w:p>
-            <w:pPr>
-              <w:spacing w:after="0" w:before="0"/>
-              <w:jc w:val="right"/>
-            </w:pPr>
-            <w:r/>
-            <w:r>
-              <w:rPr>
-                <w:b w:val="0"/>
-                <w:sz w:val="18"/>
-              </w:rPr>
-              <w:t>3.5247</w:t>
-            </w:r>
-          </w:p>
-        </w:tc>
-        <w:tc>
-          <w:tcPr>
-            <w:tcW w:type="dxa" w:w="1361"/>
-          </w:tcPr>
-          <w:p>
-            <w:pPr>
-              <w:spacing w:after="0" w:before="0"/>
-              <w:jc w:val="right"/>
-            </w:pPr>
-            <w:r/>
-            <w:r>
-              <w:rPr>
-                <w:b w:val="0"/>
-                <w:sz w:val="18"/>
-              </w:rPr>
-              <w:t>-116.2</w:t>
-            </w:r>
-          </w:p>
-        </w:tc>
-        <w:tc>
-          <w:tcPr>
-            <w:tcW w:type="dxa" w:w="1361"/>
-          </w:tcPr>
-          <w:p>
-            <w:pPr>
-              <w:spacing w:after="0" w:before="0"/>
-              <w:jc w:val="right"/>
-            </w:pPr>
-            <w:r/>
-            <w:r>
-              <w:rPr>
-                <w:b w:val="0"/>
-                <w:sz w:val="18"/>
-              </w:rPr>
-              <w:t>-1.0823</w:t>
-            </w:r>
-          </w:p>
-        </w:tc>
-        <w:tc>
-          <w:tcPr>
-            <w:tcW w:type="dxa" w:w="1361"/>
-          </w:tcPr>
-          <w:p>
-            <w:pPr>
-              <w:spacing w:after="0" w:before="0"/>
-              <w:jc w:val="right"/>
-            </w:pPr>
-            <w:r/>
-            <w:r>
-              <w:rPr>
-                <w:b w:val="0"/>
-                <w:sz w:val="18"/>
-              </w:rPr>
-              <w:t>-59.69</w:t>
-            </w:r>
-          </w:p>
-        </w:tc>
-        <w:tc>
-          <w:tcPr>
-            <w:tcW w:type="dxa" w:w="1361"/>
-          </w:tcPr>
-          <w:p>
-            <w:pPr>
-              <w:spacing w:after="0" w:before="0"/>
-              <w:jc w:val="right"/>
-            </w:pPr>
-            <w:r/>
-            <w:r>
-              <w:rPr>
-                <w:b w:val="0"/>
-                <w:sz w:val="18"/>
-              </w:rPr>
-              <w:t>-70.425</w:t>
+              <w:t>-110.56, 3.5247, -116.2, -1.0823, -59.69, -70.425</w:t>
             </w:r>
           </w:p>
         </w:tc>
       </w:tr>
       <w:tr>
+        <w:trPr>
+          <w:cantSplit/>
+        </w:trPr>
         <w:tc>
           <w:tcPr>
-            <w:tcW w:type="dxa" w:w="1247"/>
+            <w:tcW w:type="dxa" w:w="2340"/>
           </w:tcPr>
           <w:p>
             <w:pPr>
-              <w:spacing w:after="0" w:before="0"/>
+              <w:spacing w:before="0" w:after="0" w:line="360" w:lineRule="auto"/>
               <w:jc w:val="center"/>
             </w:pPr>
-            <w:r/>
             <w:r>
               <w:rPr>
+                <w:rFonts w:ascii="Times New Roman" w:hAnsi="Times New Roman" w:eastAsia="Times New Roman" w:cs="Times New Roman"/>
                 <w:b w:val="0"/>
-                <w:sz w:val="18"/>
+                <w:sz w:val="24"/>
               </w:rPr>
               <w:t>29</w:t>
             </w:r>
@@ -6510,134 +3082,42 @@
         </w:tc>
         <w:tc>
           <w:tcPr>
-            <w:tcW w:type="dxa" w:w="1361"/>
+            <w:tcW w:type="dxa" w:w="7420"/>
           </w:tcPr>
           <w:p>
             <w:pPr>
-              <w:spacing w:after="0" w:before="0"/>
-              <w:jc w:val="right"/>
+              <w:spacing w:before="0" w:after="0" w:line="360" w:lineRule="auto"/>
+              <w:jc w:val="center"/>
             </w:pPr>
-            <w:r/>
             <w:r>
               <w:rPr>
+                <w:rFonts w:ascii="Times New Roman" w:hAnsi="Times New Roman" w:eastAsia="Times New Roman" w:cs="Times New Roman"/>
                 <w:b w:val="0"/>
-                <w:sz w:val="18"/>
+                <w:sz w:val="24"/>
               </w:rPr>
-              <w:t>-110.56</w:t>
-            </w:r>
-          </w:p>
-        </w:tc>
-        <w:tc>
-          <w:tcPr>
-            <w:tcW w:type="dxa" w:w="1361"/>
-          </w:tcPr>
-          <w:p>
-            <w:pPr>
-              <w:spacing w:after="0" w:before="0"/>
-              <w:jc w:val="right"/>
-            </w:pPr>
-            <w:r/>
-            <w:r>
-              <w:rPr>
-                <w:b w:val="0"/>
-                <w:sz w:val="18"/>
-              </w:rPr>
-              <w:t>3.5259</w:t>
-            </w:r>
-          </w:p>
-        </w:tc>
-        <w:tc>
-          <w:tcPr>
-            <w:tcW w:type="dxa" w:w="1361"/>
-          </w:tcPr>
-          <w:p>
-            <w:pPr>
-              <w:spacing w:after="0" w:before="0"/>
-              <w:jc w:val="right"/>
-            </w:pPr>
-            <w:r/>
-            <w:r>
-              <w:rPr>
-                <w:b w:val="0"/>
-                <w:sz w:val="18"/>
-              </w:rPr>
-              <w:t>-116.2</w:t>
-            </w:r>
-          </w:p>
-        </w:tc>
-        <w:tc>
-          <w:tcPr>
-            <w:tcW w:type="dxa" w:w="1361"/>
-          </w:tcPr>
-          <w:p>
-            <w:pPr>
-              <w:spacing w:after="0" w:before="0"/>
-              <w:jc w:val="right"/>
-            </w:pPr>
-            <w:r/>
-            <w:r>
-              <w:rPr>
-                <w:b w:val="0"/>
-                <w:sz w:val="18"/>
-              </w:rPr>
-              <w:t>-1.0823</w:t>
-            </w:r>
-          </w:p>
-        </w:tc>
-        <w:tc>
-          <w:tcPr>
-            <w:tcW w:type="dxa" w:w="1361"/>
-          </w:tcPr>
-          <w:p>
-            <w:pPr>
-              <w:spacing w:after="0" w:before="0"/>
-              <w:jc w:val="right"/>
-            </w:pPr>
-            <w:r/>
-            <w:r>
-              <w:rPr>
-                <w:b w:val="0"/>
-                <w:sz w:val="18"/>
-              </w:rPr>
-              <w:t>-59.69</w:t>
-            </w:r>
-          </w:p>
-        </w:tc>
-        <w:tc>
-          <w:tcPr>
-            <w:tcW w:type="dxa" w:w="1361"/>
-          </w:tcPr>
-          <w:p>
-            <w:pPr>
-              <w:spacing w:after="0" w:before="0"/>
-              <w:jc w:val="right"/>
-            </w:pPr>
-            <w:r/>
-            <w:r>
-              <w:rPr>
-                <w:b w:val="0"/>
-                <w:sz w:val="18"/>
-              </w:rPr>
-              <w:t>-70.425</w:t>
+              <w:t>-110.56, 3.5259, -116.2, -1.0823, -59.69, -70.425</w:t>
             </w:r>
           </w:p>
         </w:tc>
       </w:tr>
       <w:tr>
+        <w:trPr>
+          <w:cantSplit/>
+        </w:trPr>
         <w:tc>
           <w:tcPr>
-            <w:tcW w:type="dxa" w:w="1247"/>
+            <w:tcW w:type="dxa" w:w="2340"/>
           </w:tcPr>
           <w:p>
             <w:pPr>
-              <w:spacing w:after="0" w:before="0"/>
+              <w:spacing w:before="0" w:after="0" w:line="360" w:lineRule="auto"/>
               <w:jc w:val="center"/>
             </w:pPr>
-            <w:r/>
             <w:r>
               <w:rPr>
+                <w:rFonts w:ascii="Times New Roman" w:hAnsi="Times New Roman" w:eastAsia="Times New Roman" w:cs="Times New Roman"/>
                 <w:b w:val="0"/>
-                <w:sz w:val="18"/>
+                <w:sz w:val="24"/>
               </w:rPr>
               <w:t>30</w:t>
             </w:r>
@@ -6645,134 +3125,42 @@
         </w:tc>
         <w:tc>
           <w:tcPr>
-            <w:tcW w:type="dxa" w:w="1361"/>
+            <w:tcW w:type="dxa" w:w="7420"/>
           </w:tcPr>
           <w:p>
             <w:pPr>
-              <w:spacing w:after="0" w:before="0"/>
-              <w:jc w:val="right"/>
+              <w:spacing w:before="0" w:after="0" w:line="360" w:lineRule="auto"/>
+              <w:jc w:val="center"/>
             </w:pPr>
-            <w:r/>
             <w:r>
               <w:rPr>
+                <w:rFonts w:ascii="Times New Roman" w:hAnsi="Times New Roman" w:eastAsia="Times New Roman" w:cs="Times New Roman"/>
                 <w:b w:val="0"/>
-                <w:sz w:val="18"/>
+                <w:sz w:val="24"/>
               </w:rPr>
-              <w:t>-110.56</w:t>
-            </w:r>
-          </w:p>
-        </w:tc>
-        <w:tc>
-          <w:tcPr>
-            <w:tcW w:type="dxa" w:w="1361"/>
-          </w:tcPr>
-          <w:p>
-            <w:pPr>
-              <w:spacing w:after="0" w:before="0"/>
-              <w:jc w:val="right"/>
-            </w:pPr>
-            <w:r/>
-            <w:r>
-              <w:rPr>
-                <w:b w:val="0"/>
-                <w:sz w:val="18"/>
-              </w:rPr>
-              <w:t>-1.3533</w:t>
-            </w:r>
-          </w:p>
-        </w:tc>
-        <w:tc>
-          <w:tcPr>
-            <w:tcW w:type="dxa" w:w="1361"/>
-          </w:tcPr>
-          <w:p>
-            <w:pPr>
-              <w:spacing w:after="0" w:before="0"/>
-              <w:jc w:val="right"/>
-            </w:pPr>
-            <w:r/>
-            <w:r>
-              <w:rPr>
-                <w:b w:val="0"/>
-                <w:sz w:val="18"/>
-              </w:rPr>
-              <w:t>-104.12</w:t>
-            </w:r>
-          </w:p>
-        </w:tc>
-        <w:tc>
-          <w:tcPr>
-            <w:tcW w:type="dxa" w:w="1361"/>
-          </w:tcPr>
-          <w:p>
-            <w:pPr>
-              <w:spacing w:after="0" w:before="0"/>
-              <w:jc w:val="right"/>
-            </w:pPr>
-            <w:r/>
-            <w:r>
-              <w:rPr>
-                <w:b w:val="0"/>
-                <w:sz w:val="18"/>
-              </w:rPr>
-              <w:t>-0.95925</w:t>
-            </w:r>
-          </w:p>
-        </w:tc>
-        <w:tc>
-          <w:tcPr>
-            <w:tcW w:type="dxa" w:w="1361"/>
-          </w:tcPr>
-          <w:p>
-            <w:pPr>
-              <w:spacing w:after="0" w:before="0"/>
-              <w:jc w:val="right"/>
-            </w:pPr>
-            <w:r/>
-            <w:r>
-              <w:rPr>
-                <w:b w:val="0"/>
-                <w:sz w:val="18"/>
-              </w:rPr>
-              <w:t>-76.646</w:t>
-            </w:r>
-          </w:p>
-        </w:tc>
-        <w:tc>
-          <w:tcPr>
-            <w:tcW w:type="dxa" w:w="1361"/>
-          </w:tcPr>
-          <w:p>
-            <w:pPr>
-              <w:spacing w:after="0" w:before="0"/>
-              <w:jc w:val="right"/>
-            </w:pPr>
-            <w:r/>
-            <w:r>
-              <w:rPr>
-                <w:b w:val="0"/>
-                <w:sz w:val="18"/>
-              </w:rPr>
-              <w:t>-70.75</w:t>
+              <w:t>-110.56, -1.3533, -104.12, -0.95925, -76.646, -70.75</w:t>
             </w:r>
           </w:p>
         </w:tc>
       </w:tr>
       <w:tr>
+        <w:trPr>
+          <w:cantSplit/>
+        </w:trPr>
         <w:tc>
           <w:tcPr>
-            <w:tcW w:type="dxa" w:w="1247"/>
+            <w:tcW w:type="dxa" w:w="2340"/>
           </w:tcPr>
           <w:p>
             <w:pPr>
-              <w:spacing w:after="0" w:before="0"/>
+              <w:spacing w:before="0" w:after="0" w:line="360" w:lineRule="auto"/>
               <w:jc w:val="center"/>
             </w:pPr>
-            <w:r/>
             <w:r>
               <w:rPr>
+                <w:rFonts w:ascii="Times New Roman" w:hAnsi="Times New Roman" w:eastAsia="Times New Roman" w:cs="Times New Roman"/>
                 <w:b w:val="0"/>
-                <w:sz w:val="18"/>
+                <w:sz w:val="24"/>
               </w:rPr>
               <w:t>31</w:t>
             </w:r>
@@ -6780,134 +3168,42 @@
         </w:tc>
         <w:tc>
           <w:tcPr>
-            <w:tcW w:type="dxa" w:w="1361"/>
+            <w:tcW w:type="dxa" w:w="7420"/>
           </w:tcPr>
           <w:p>
             <w:pPr>
-              <w:spacing w:after="0" w:before="0"/>
-              <w:jc w:val="right"/>
+              <w:spacing w:before="0" w:after="0" w:line="360" w:lineRule="auto"/>
+              <w:jc w:val="center"/>
             </w:pPr>
-            <w:r/>
             <w:r>
               <w:rPr>
+                <w:rFonts w:ascii="Times New Roman" w:hAnsi="Times New Roman" w:eastAsia="Times New Roman" w:cs="Times New Roman"/>
                 <w:b w:val="0"/>
-                <w:sz w:val="18"/>
+                <w:sz w:val="24"/>
               </w:rPr>
-              <w:t>-69.902</w:t>
-            </w:r>
-          </w:p>
-        </w:tc>
-        <w:tc>
-          <w:tcPr>
-            <w:tcW w:type="dxa" w:w="1361"/>
-          </w:tcPr>
-          <w:p>
-            <w:pPr>
-              <w:spacing w:after="0" w:before="0"/>
-              <w:jc w:val="right"/>
-            </w:pPr>
-            <w:r/>
-            <w:r>
-              <w:rPr>
-                <w:b w:val="0"/>
-                <w:sz w:val="18"/>
-              </w:rPr>
-              <w:t>1.0921</w:t>
-            </w:r>
-          </w:p>
-        </w:tc>
-        <w:tc>
-          <w:tcPr>
-            <w:tcW w:type="dxa" w:w="1361"/>
-          </w:tcPr>
-          <w:p>
-            <w:pPr>
-              <w:spacing w:after="0" w:before="0"/>
-              <w:jc w:val="right"/>
-            </w:pPr>
-            <w:r/>
-            <w:r>
-              <w:rPr>
-                <w:b w:val="0"/>
-                <w:sz w:val="18"/>
-              </w:rPr>
-              <w:t>-101.68</w:t>
-            </w:r>
-          </w:p>
-        </w:tc>
-        <w:tc>
-          <w:tcPr>
-            <w:tcW w:type="dxa" w:w="1361"/>
-          </w:tcPr>
-          <w:p>
-            <w:pPr>
-              <w:spacing w:after="0" w:before="0"/>
-              <w:jc w:val="right"/>
-            </w:pPr>
-            <w:r/>
-            <w:r>
-              <w:rPr>
-                <w:b w:val="0"/>
-                <w:sz w:val="18"/>
-              </w:rPr>
-              <w:t>-0.33446</w:t>
-            </w:r>
-          </w:p>
-        </w:tc>
-        <w:tc>
-          <w:tcPr>
-            <w:tcW w:type="dxa" w:w="1361"/>
-          </w:tcPr>
-          <w:p>
-            <w:pPr>
-              <w:spacing w:after="0" w:before="0"/>
-              <w:jc w:val="right"/>
-            </w:pPr>
-            <w:r/>
-            <w:r>
-              <w:rPr>
-                <w:b w:val="0"/>
-                <w:sz w:val="18"/>
-              </w:rPr>
-              <w:t>-76.172</w:t>
-            </w:r>
-          </w:p>
-        </w:tc>
-        <w:tc>
-          <w:tcPr>
-            <w:tcW w:type="dxa" w:w="1361"/>
-          </w:tcPr>
-          <w:p>
-            <w:pPr>
-              <w:spacing w:after="0" w:before="0"/>
-              <w:jc w:val="right"/>
-            </w:pPr>
-            <w:r/>
-            <w:r>
-              <w:rPr>
-                <w:b w:val="0"/>
-                <w:sz w:val="18"/>
-              </w:rPr>
-              <w:t>-111.54</w:t>
+              <w:t>-69.902, 1.0921, -101.68, -0.33446, -76.172, -111.54</w:t>
             </w:r>
           </w:p>
         </w:tc>
       </w:tr>
       <w:tr>
+        <w:trPr>
+          <w:cantSplit/>
+        </w:trPr>
         <w:tc>
           <w:tcPr>
-            <w:tcW w:type="dxa" w:w="1247"/>
+            <w:tcW w:type="dxa" w:w="2340"/>
           </w:tcPr>
           <w:p>
             <w:pPr>
-              <w:spacing w:after="0" w:before="0"/>
+              <w:spacing w:before="0" w:after="0" w:line="360" w:lineRule="auto"/>
               <w:jc w:val="center"/>
             </w:pPr>
-            <w:r/>
             <w:r>
               <w:rPr>
+                <w:rFonts w:ascii="Times New Roman" w:hAnsi="Times New Roman" w:eastAsia="Times New Roman" w:cs="Times New Roman"/>
                 <w:b w:val="0"/>
-                <w:sz w:val="18"/>
+                <w:sz w:val="24"/>
               </w:rPr>
               <w:t>32</w:t>
             </w:r>
@@ -6915,134 +3211,42 @@
         </w:tc>
         <w:tc>
           <w:tcPr>
-            <w:tcW w:type="dxa" w:w="1361"/>
+            <w:tcW w:type="dxa" w:w="7420"/>
           </w:tcPr>
           <w:p>
             <w:pPr>
-              <w:spacing w:after="0" w:before="0"/>
-              <w:jc w:val="right"/>
+              <w:spacing w:before="0" w:after="0" w:line="360" w:lineRule="auto"/>
+              <w:jc w:val="center"/>
             </w:pPr>
-            <w:r/>
             <w:r>
               <w:rPr>
+                <w:rFonts w:ascii="Times New Roman" w:hAnsi="Times New Roman" w:eastAsia="Times New Roman" w:cs="Times New Roman"/>
                 <w:b w:val="0"/>
-                <w:sz w:val="18"/>
+                <w:sz w:val="24"/>
               </w:rPr>
-              <w:t>-69.357</w:t>
-            </w:r>
-          </w:p>
-        </w:tc>
-        <w:tc>
-          <w:tcPr>
-            <w:tcW w:type="dxa" w:w="1361"/>
-          </w:tcPr>
-          <w:p>
-            <w:pPr>
-              <w:spacing w:after="0" w:before="0"/>
-              <w:jc w:val="right"/>
-            </w:pPr>
-            <w:r/>
-            <w:r>
-              <w:rPr>
-                <w:b w:val="0"/>
-                <w:sz w:val="18"/>
-              </w:rPr>
-              <w:t>5.1525</w:t>
-            </w:r>
-          </w:p>
-        </w:tc>
-        <w:tc>
-          <w:tcPr>
-            <w:tcW w:type="dxa" w:w="1361"/>
-          </w:tcPr>
-          <w:p>
-            <w:pPr>
-              <w:spacing w:after="0" w:before="0"/>
-              <w:jc w:val="right"/>
-            </w:pPr>
-            <w:r/>
-            <w:r>
-              <w:rPr>
-                <w:b w:val="0"/>
-                <w:sz w:val="18"/>
-              </w:rPr>
-              <w:t>-114.17</w:t>
-            </w:r>
-          </w:p>
-        </w:tc>
-        <w:tc>
-          <w:tcPr>
-            <w:tcW w:type="dxa" w:w="1361"/>
-          </w:tcPr>
-          <w:p>
-            <w:pPr>
-              <w:spacing w:after="0" w:before="0"/>
-              <w:jc w:val="right"/>
-            </w:pPr>
-            <w:r/>
-            <w:r>
-              <w:rPr>
-                <w:b w:val="0"/>
-                <w:sz w:val="18"/>
-              </w:rPr>
-              <w:t>-0.36407</w:t>
-            </w:r>
-          </w:p>
-        </w:tc>
-        <w:tc>
-          <w:tcPr>
-            <w:tcW w:type="dxa" w:w="1361"/>
-          </w:tcPr>
-          <w:p>
-            <w:pPr>
-              <w:spacing w:after="0" w:before="0"/>
-              <w:jc w:val="right"/>
-            </w:pPr>
-            <w:r/>
-            <w:r>
-              <w:rPr>
-                <w:b w:val="0"/>
-                <w:sz w:val="18"/>
-              </w:rPr>
-              <w:t>-59.62</w:t>
-            </w:r>
-          </w:p>
-        </w:tc>
-        <w:tc>
-          <w:tcPr>
-            <w:tcW w:type="dxa" w:w="1361"/>
-          </w:tcPr>
-          <w:p>
-            <w:pPr>
-              <w:spacing w:after="0" w:before="0"/>
-              <w:jc w:val="right"/>
-            </w:pPr>
-            <w:r/>
-            <w:r>
-              <w:rPr>
-                <w:b w:val="0"/>
-                <w:sz w:val="18"/>
-              </w:rPr>
-              <w:t>-111.98</w:t>
+              <w:t>-69.357, 5.1525, -114.17, -0.36407, -59.62, -111.98</w:t>
             </w:r>
           </w:p>
         </w:tc>
       </w:tr>
       <w:tr>
+        <w:trPr>
+          <w:cantSplit/>
+        </w:trPr>
         <w:tc>
           <w:tcPr>
-            <w:tcW w:type="dxa" w:w="1247"/>
+            <w:tcW w:type="dxa" w:w="2340"/>
           </w:tcPr>
           <w:p>
             <w:pPr>
-              <w:spacing w:after="0" w:before="0"/>
+              <w:spacing w:before="0" w:after="0" w:line="360" w:lineRule="auto"/>
               <w:jc w:val="center"/>
             </w:pPr>
-            <w:r/>
             <w:r>
               <w:rPr>
+                <w:rFonts w:ascii="Times New Roman" w:hAnsi="Times New Roman" w:eastAsia="Times New Roman" w:cs="Times New Roman"/>
                 <w:b w:val="0"/>
-                <w:sz w:val="18"/>
+                <w:sz w:val="24"/>
               </w:rPr>
               <w:t>33</w:t>
             </w:r>
@@ -7050,134 +3254,42 @@
         </w:tc>
         <w:tc>
           <w:tcPr>
-            <w:tcW w:type="dxa" w:w="1361"/>
+            <w:tcW w:type="dxa" w:w="7420"/>
           </w:tcPr>
           <w:p>
             <w:pPr>
-              <w:spacing w:after="0" w:before="0"/>
-              <w:jc w:val="right"/>
+              <w:spacing w:before="0" w:after="0" w:line="360" w:lineRule="auto"/>
+              <w:jc w:val="center"/>
             </w:pPr>
-            <w:r/>
             <w:r>
               <w:rPr>
+                <w:rFonts w:ascii="Times New Roman" w:hAnsi="Times New Roman" w:eastAsia="Times New Roman" w:cs="Times New Roman"/>
                 <w:b w:val="0"/>
-                <w:sz w:val="18"/>
+                <w:sz w:val="24"/>
               </w:rPr>
-              <w:t>-69.357</w:t>
-            </w:r>
-          </w:p>
-        </w:tc>
-        <w:tc>
-          <w:tcPr>
-            <w:tcW w:type="dxa" w:w="1361"/>
-          </w:tcPr>
-          <w:p>
-            <w:pPr>
-              <w:spacing w:after="0" w:before="0"/>
-              <w:jc w:val="right"/>
-            </w:pPr>
-            <w:r/>
-            <w:r>
-              <w:rPr>
-                <w:b w:val="0"/>
-                <w:sz w:val="18"/>
-              </w:rPr>
-              <w:t>5.151</w:t>
-            </w:r>
-          </w:p>
-        </w:tc>
-        <w:tc>
-          <w:tcPr>
-            <w:tcW w:type="dxa" w:w="1361"/>
-          </w:tcPr>
-          <w:p>
-            <w:pPr>
-              <w:spacing w:after="0" w:before="0"/>
-              <w:jc w:val="right"/>
-            </w:pPr>
-            <w:r/>
-            <w:r>
-              <w:rPr>
-                <w:b w:val="0"/>
-                <w:sz w:val="18"/>
-              </w:rPr>
-              <w:t>-114.17</w:t>
-            </w:r>
-          </w:p>
-        </w:tc>
-        <w:tc>
-          <w:tcPr>
-            <w:tcW w:type="dxa" w:w="1361"/>
-          </w:tcPr>
-          <w:p>
-            <w:pPr>
-              <w:spacing w:after="0" w:before="0"/>
-              <w:jc w:val="right"/>
-            </w:pPr>
-            <w:r/>
-            <w:r>
-              <w:rPr>
-                <w:b w:val="0"/>
-                <w:sz w:val="18"/>
-              </w:rPr>
-              <w:t>-0.36407</w:t>
-            </w:r>
-          </w:p>
-        </w:tc>
-        <w:tc>
-          <w:tcPr>
-            <w:tcW w:type="dxa" w:w="1361"/>
-          </w:tcPr>
-          <w:p>
-            <w:pPr>
-              <w:spacing w:after="0" w:before="0"/>
-              <w:jc w:val="right"/>
-            </w:pPr>
-            <w:r/>
-            <w:r>
-              <w:rPr>
-                <w:b w:val="0"/>
-                <w:sz w:val="18"/>
-              </w:rPr>
-              <w:t>-59.62</w:t>
-            </w:r>
-          </w:p>
-        </w:tc>
-        <w:tc>
-          <w:tcPr>
-            <w:tcW w:type="dxa" w:w="1361"/>
-          </w:tcPr>
-          <w:p>
-            <w:pPr>
-              <w:spacing w:after="0" w:before="0"/>
-              <w:jc w:val="right"/>
-            </w:pPr>
-            <w:r/>
-            <w:r>
-              <w:rPr>
-                <w:b w:val="0"/>
-                <w:sz w:val="18"/>
-              </w:rPr>
-              <w:t>-111.98</w:t>
+              <w:t>-69.357, 5.151, -114.17, -0.36407, -59.62, -111.98</w:t>
             </w:r>
           </w:p>
         </w:tc>
       </w:tr>
       <w:tr>
+        <w:trPr>
+          <w:cantSplit/>
+        </w:trPr>
         <w:tc>
           <w:tcPr>
-            <w:tcW w:type="dxa" w:w="1247"/>
+            <w:tcW w:type="dxa" w:w="2340"/>
           </w:tcPr>
           <w:p>
             <w:pPr>
-              <w:spacing w:after="0" w:before="0"/>
+              <w:spacing w:before="0" w:after="0" w:line="360" w:lineRule="auto"/>
               <w:jc w:val="center"/>
             </w:pPr>
-            <w:r/>
             <w:r>
               <w:rPr>
+                <w:rFonts w:ascii="Times New Roman" w:hAnsi="Times New Roman" w:eastAsia="Times New Roman" w:cs="Times New Roman"/>
                 <w:b w:val="0"/>
-                <w:sz w:val="18"/>
+                <w:sz w:val="24"/>
               </w:rPr>
               <w:t>34</w:t>
             </w:r>
@@ -7185,123 +3297,41 @@
         </w:tc>
         <w:tc>
           <w:tcPr>
-            <w:tcW w:type="dxa" w:w="1361"/>
+            <w:tcW w:type="dxa" w:w="7420"/>
           </w:tcPr>
           <w:p>
             <w:pPr>
-              <w:spacing w:after="0" w:before="0"/>
-              <w:jc w:val="right"/>
+              <w:spacing w:before="0" w:after="0" w:line="360" w:lineRule="auto"/>
+              <w:jc w:val="center"/>
             </w:pPr>
-            <w:r/>
             <w:r>
               <w:rPr>
+                <w:rFonts w:ascii="Times New Roman" w:hAnsi="Times New Roman" w:eastAsia="Times New Roman" w:cs="Times New Roman"/>
                 <w:b w:val="0"/>
-                <w:sz w:val="18"/>
+                <w:sz w:val="24"/>
               </w:rPr>
-              <w:t>-69.357</w:t>
-            </w:r>
-          </w:p>
-        </w:tc>
-        <w:tc>
-          <w:tcPr>
-            <w:tcW w:type="dxa" w:w="1361"/>
-          </w:tcPr>
-          <w:p>
-            <w:pPr>
-              <w:spacing w:after="0" w:before="0"/>
-              <w:jc w:val="right"/>
-            </w:pPr>
-            <w:r/>
-            <w:r>
-              <w:rPr>
-                <w:b w:val="0"/>
-                <w:sz w:val="18"/>
-              </w:rPr>
-              <w:t>0.41047</w:t>
-            </w:r>
-          </w:p>
-        </w:tc>
-        <w:tc>
-          <w:tcPr>
-            <w:tcW w:type="dxa" w:w="1361"/>
-          </w:tcPr>
-          <w:p>
-            <w:pPr>
-              <w:spacing w:after="0" w:before="0"/>
-              <w:jc w:val="right"/>
-            </w:pPr>
-            <w:r/>
-            <w:r>
-              <w:rPr>
-                <w:b w:val="0"/>
-                <w:sz w:val="18"/>
-              </w:rPr>
-              <w:t>-83.543</w:t>
-            </w:r>
-          </w:p>
-        </w:tc>
-        <w:tc>
-          <w:tcPr>
-            <w:tcW w:type="dxa" w:w="1361"/>
-          </w:tcPr>
-          <w:p>
-            <w:pPr>
-              <w:spacing w:after="0" w:before="0"/>
-              <w:jc w:val="right"/>
-            </w:pPr>
-            <w:r/>
-            <w:r>
-              <w:rPr>
-                <w:b w:val="0"/>
-                <w:sz w:val="18"/>
-              </w:rPr>
-              <w:t>-0.31473</w:t>
-            </w:r>
-          </w:p>
-        </w:tc>
-        <w:tc>
-          <w:tcPr>
-            <w:tcW w:type="dxa" w:w="1361"/>
-          </w:tcPr>
-          <w:p>
-            <w:pPr>
-              <w:spacing w:after="0" w:before="0"/>
-              <w:jc w:val="right"/>
-            </w:pPr>
-            <w:r/>
-            <w:r>
-              <w:rPr>
-                <w:b w:val="0"/>
-                <w:sz w:val="18"/>
-              </w:rPr>
-              <w:t>-94.984</w:t>
-            </w:r>
-          </w:p>
-        </w:tc>
-        <w:tc>
-          <w:tcPr>
-            <w:tcW w:type="dxa" w:w="1361"/>
-          </w:tcPr>
-          <w:p>
-            <w:pPr>
-              <w:spacing w:after="0" w:before="0"/>
-              <w:jc w:val="right"/>
-            </w:pPr>
-            <w:r/>
-            <w:r>
-              <w:rPr>
-                <w:b w:val="0"/>
-                <w:sz w:val="18"/>
-              </w:rPr>
-              <w:t>-112.2</w:t>
+              <w:t>-69.357, 0.41047, -83.543, -0.31473, -94.984, -112.2</w:t>
             </w:r>
           </w:p>
         </w:tc>
       </w:tr>
     </w:tbl>
+    <w:p>
+      <w:pPr>
+        <w:spacing w:before="0" w:after="0" w:line="276" w:lineRule="auto"/>
+      </w:pPr>
+      <w:r>
+        <w:rPr>
+          <w:rFonts w:ascii="Times New Roman" w:hAnsi="Times New Roman" w:eastAsia="Times New Roman" w:cs="Times New Roman"/>
+          <w:b/>
+          <w:sz w:val="24"/>
+        </w:rPr>
+      </w:r>
+    </w:p>
     <w:sectPr>
+      <w:footerReference w:type="default" r:id="rId9"/>
       <w:pgSz w:w="11906" w:h="16838"/>
-      <w:pgMar w:top="1020" w:right="1134" w:bottom="1020" w:left="1134" w:header="720" w:footer="720" w:gutter="0"/>
+      <w:pgMar w:top="850" w:right="850" w:bottom="1417" w:left="1276" w:header="720" w:footer="709" w:gutter="0"/>
       <w:cols w:space="720"/>
       <w:docGrid w:linePitch="360"/>
     </w:sectPr>
@@ -7309,20 +3339,40 @@
 </w:document>
 </file>
 
-<file path=word/header1.xml><?xml version="1.0" encoding="utf-8"?>
-<w:hdr xmlns:m="http://schemas.openxmlformats.org/officeDocument/2006/math" xmlns:mc="http://schemas.openxmlformats.org/markup-compatibility/2006" xmlns:mo="http://schemas.microsoft.com/office/mac/office/2008/main" xmlns:mv="urn:schemas-microsoft-com:mac:vml" xmlns:o="urn:schemas-microsoft-com:office:office" xmlns:r="http://schemas.openxmlformats.org/officeDocument/2006/relationships" xmlns:v="urn:schemas-microsoft-com:vml" xmlns:w10="urn:schemas-microsoft-com:office:word" xmlns:w14="http://schemas.microsoft.com/office/word/2010/wordml" xmlns:w="http://schemas.openxmlformats.org/wordprocessingml/2006/main" xmlns:wne="http://schemas.microsoft.com/office/word/2006/wordml" xmlns:wp14="http://schemas.microsoft.com/office/word/2010/wordprocessingDrawing" xmlns:wp="http://schemas.openxmlformats.org/drawingml/2006/wordprocessingDrawing" xmlns:wpc="http://schemas.microsoft.com/office/word/2010/wordprocessingCanvas" xmlns:wpg="http://schemas.microsoft.com/office/word/2010/wordprocessingGroup" xmlns:wpi="http://schemas.microsoft.com/office/word/2010/wordprocessingInk" xmlns:wps="http://schemas.microsoft.com/office/word/2010/wordprocessingShape" mc:Ignorable="w14 wp14">
+<file path=word/footer1.xml><?xml version="1.0" encoding="utf-8"?>
+<w:ftr xmlns:m="http://schemas.openxmlformats.org/officeDocument/2006/math" xmlns:mc="http://schemas.openxmlformats.org/markup-compatibility/2006" xmlns:mo="http://schemas.microsoft.com/office/mac/office/2008/main" xmlns:mv="urn:schemas-microsoft-com:mac:vml" xmlns:o="urn:schemas-microsoft-com:office:office" xmlns:r="http://schemas.openxmlformats.org/officeDocument/2006/relationships" xmlns:v="urn:schemas-microsoft-com:vml" xmlns:w10="urn:schemas-microsoft-com:office:word" xmlns:w14="http://schemas.microsoft.com/office/word/2010/wordml" xmlns:w="http://schemas.openxmlformats.org/wordprocessingml/2006/main" xmlns:wne="http://schemas.microsoft.com/office/word/2006/wordml" xmlns:wp14="http://schemas.microsoft.com/office/word/2010/wordprocessingDrawing" xmlns:wp="http://schemas.openxmlformats.org/drawingml/2006/wordprocessingDrawing" xmlns:wpc="http://schemas.microsoft.com/office/word/2010/wordprocessingCanvas" xmlns:wpg="http://schemas.microsoft.com/office/word/2010/wordprocessingGroup" xmlns:wpi="http://schemas.microsoft.com/office/word/2010/wordprocessingInk" xmlns:wps="http://schemas.microsoft.com/office/word/2010/wordprocessingShape" mc:Ignorable="w14 wp14">
   <w:p>
     <w:pPr>
-      <w:pStyle w:val="Header"/>
+      <w:pStyle w:val="Footer"/>
+      <w:spacing w:before="0" w:after="0" w:line="240" w:lineRule="auto"/>
+      <w:jc w:val="right"/>
     </w:pPr>
     <w:r>
       <w:rPr>
-        <w:sz w:val="18"/>
+        <w:rFonts w:ascii="Calibri" w:hAnsi="Calibri" w:eastAsia="Calibri" w:cs="Calibri"/>
+        <w:b w:val="0"/>
+        <w:sz w:val="22"/>
+      </w:rPr>
+      <w:fldChar w:fldCharType="begin"/>
+      <w:instrText xml:space="preserve">PAGE</w:instrText>
+      <w:fldChar w:fldCharType="end"/>
+    </w:r>
+  </w:p>
+  <w:p>
+    <w:pPr>
+      <w:spacing w:before="0" w:after="0" w:line="240" w:lineRule="auto"/>
+      <w:jc w:val="left"/>
+    </w:pPr>
+    <w:r>
+      <w:rPr>
+        <w:rFonts w:ascii="Calibri" w:hAnsi="Calibri" w:eastAsia="Calibri" w:cs="Calibri"/>
+        <w:b w:val="0"/>
+        <w:sz w:val="22"/>
       </w:rPr>
       <w:t>Wzorzec sprawozdania L4 – Podstawy Robotyki</w:t>
     </w:r>
   </w:p>
-</w:hdr>
+</w:ftr>
 </file>
 
 <file path=word/numbering.xml><?xml version="1.0" encoding="utf-8"?>
@@ -7688,9 +3738,12 @@
     <w:name w:val="Normal"/>
     <w:qFormat/>
     <w:rsid w:val="00FC693F"/>
+    <w:pPr>
+      <w:spacing w:after="0" w:line="240" w:lineRule="auto"/>
+    </w:pPr>
     <w:rPr>
-      <w:rFonts w:ascii="Calibri" w:hAnsi="Calibri"/>
-      <w:sz w:val="22"/>
+      <w:rFonts w:ascii="Times New Roman" w:hAnsi="Times New Roman"/>
+      <w:sz w:val="24"/>
     </w:rPr>
   </w:style>
   <w:style w:type="paragraph" w:styleId="Header">
